--- a/downloads/workbook/ai-2-week-21.docx
+++ b/downloads/workbook/ai-2-week-21.docx
@@ -1328,6 +1328,178 @@
         <w:t>Project connection: Specify recommender feature meanings, units, scaling and tie policy before explaining nearest matches.</w:t>
       </w:r>
     </w:p>
+    <w:p>
+      <w:pPr>
+        <w:pStyle w:val="Heading1"/>
+      </w:pPr>
+      <w:r>
+        <w:t>19. Project portfolio milestone</w:t>
+      </w:r>
+    </w:p>
+    <w:p>
+      <w:r>
+        <w:t>Project: Transparent Book Recommender</w:t>
+      </w:r>
+    </w:p>
+    <w:p>
+      <w:r>
+        <w:t>Current milestone: Evaluate and revise. Compare with your starting method, explain errors and record a justified revision.</w:t>
+      </w:r>
+    </w:p>
+    <w:p>
+      <w:r>
+        <w:t>Specify recommender feature meanings, units, scaling and tie policy before explaining nearest matches.</w:t>
+      </w:r>
+    </w:p>
+    <w:tbl>
+      <w:tblPr>
+        <w:tblStyle w:val="LightShading-Accent1"/>
+        <w:tblW w:type="auto" w:w="0"/>
+        <w:tblLook w:firstColumn="1" w:firstRow="1" w:lastColumn="0" w:lastRow="0" w:noHBand="0" w:noVBand="1" w:val="04A0"/>
+      </w:tblPr>
+      <w:tblGrid>
+        <w:gridCol w:w="5112"/>
+        <w:gridCol w:w="5112"/>
+      </w:tblGrid>
+      <w:tr>
+        <w:trPr>
+          <w:tblHeader/>
+        </w:trPr>
+        <w:tc>
+          <w:tcPr>
+            <w:tcW w:type="dxa" w:w="5112"/>
+          </w:tcPr>
+          <w:p>
+            <w:r>
+              <w:t>Evidence to keep</w:t>
+            </w:r>
+          </w:p>
+        </w:tc>
+        <w:tc>
+          <w:tcPr>
+            <w:tcW w:type="dxa" w:w="5112"/>
+          </w:tcPr>
+          <w:p>
+            <w:r>
+              <w:t>My record</w:t>
+            </w:r>
+          </w:p>
+        </w:tc>
+      </w:tr>
+      <w:tr>
+        <w:tc>
+          <w:tcPr>
+            <w:tcW w:type="dxa" w:w="5112"/>
+          </w:tcPr>
+          <w:p>
+            <w:r>
+              <w:t>This week’s input and deciding step</w:t>
+            </w:r>
+          </w:p>
+        </w:tc>
+        <w:tc>
+          <w:tcPr>
+            <w:tcW w:type="dxa" w:w="5112"/>
+          </w:tcPr>
+          <w:p>
+            <w:r/>
+          </w:p>
+        </w:tc>
+      </w:tr>
+      <w:tr>
+        <w:tc>
+          <w:tcPr>
+            <w:tcW w:type="dxa" w:w="5112"/>
+          </w:tcPr>
+          <w:p>
+            <w:r>
+              <w:t>Prediction and actual result (or labelled paper trace)</w:t>
+            </w:r>
+          </w:p>
+        </w:tc>
+        <w:tc>
+          <w:tcPr>
+            <w:tcW w:type="dxa" w:w="5112"/>
+          </w:tcPr>
+          <w:p>
+            <w:r/>
+          </w:p>
+        </w:tc>
+      </w:tr>
+      <w:tr>
+        <w:tc>
+          <w:tcPr>
+            <w:tcW w:type="dxa" w:w="5112"/>
+          </w:tcPr>
+          <w:p>
+            <w:r>
+              <w:t>One change since the previous checkpoint and why</w:t>
+            </w:r>
+          </w:p>
+        </w:tc>
+        <w:tc>
+          <w:tcPr>
+            <w:tcW w:type="dxa" w:w="5112"/>
+          </w:tcPr>
+          <w:p>
+            <w:r/>
+          </w:p>
+        </w:tc>
+      </w:tr>
+      <w:tr>
+        <w:tc>
+          <w:tcPr>
+            <w:tcW w:type="dxa" w:w="5112"/>
+          </w:tcPr>
+          <w:p>
+            <w:r>
+              <w:t>One error or limit and the next test</w:t>
+            </w:r>
+          </w:p>
+        </w:tc>
+        <w:tc>
+          <w:tcPr>
+            <w:tcW w:type="dxa" w:w="5112"/>
+          </w:tcPr>
+          <w:p>
+            <w:r/>
+          </w:p>
+        </w:tc>
+      </w:tr>
+    </w:tbl>
+    <w:p>
+      <w:pPr>
+        <w:pStyle w:val="Heading3"/>
+      </w:pPr>
+      <w:r>
+        <w:t>Explain what this week adds to your project. Reuse last week’s record rather than starting again.</w:t>
+      </w:r>
+    </w:p>
+    <w:p>
+      <w:r>
+        <w:t>________________________________________________________________</w:t>
+      </w:r>
+    </w:p>
+    <w:p>
+      <w:r>
+        <w:t>________________________________________________________________</w:t>
+      </w:r>
+    </w:p>
+    <w:p>
+      <w:r>
+        <w:t>________________________________________________________________</w:t>
+      </w:r>
+    </w:p>
+    <w:p>
+      <w:r>
+        <w:t>________________________________________________________________</w:t>
+      </w:r>
+    </w:p>
+    <w:p>
+      <w:r>
+        <w:t>________________________________________________________________</w:t>
+      </w:r>
+    </w:p>
     <w:sectPr>
       <w:pgSz w:w="12240" w:h="15840"/>
       <w:pgMar w:top="936" w:right="1008" w:bottom="936" w:left="1008" w:header="720" w:footer="720" w:gutter="0"/>

--- a/downloads/workbook/ai-2-week-21.docx
+++ b/downloads/workbook/ai-2-week-21.docx
@@ -1500,6 +1500,253 @@
         <w:t>________________________________________________________________</w:t>
       </w:r>
     </w:p>
+    <w:p>
+      <w:pPr>
+        <w:pStyle w:val="Heading1"/>
+      </w:pPr>
+      <w:r>
+        <w:t>20. Supported practice and learning evidence</w:t>
+      </w:r>
+    </w:p>
+    <w:p>
+      <w:r>
+        <w:t>Use this supported practice once, in the browser or on paper. Keep the reserved independent assessment for a separate first attempt before teacher feedback.</w:t>
+      </w:r>
+    </w:p>
+    <w:p>
+      <w:r>
+        <w:t>A fictional toy book matcher represents two preferences with numeric features.</w:t>
+      </w:r>
+    </w:p>
+    <w:p>
+      <w:pPr>
+        <w:pStyle w:val="Heading3"/>
+      </w:pPr>
+      <w:r>
+        <w:t>Practice 1: explain the deciding evidence</w:t>
+      </w:r>
+    </w:p>
+    <w:p>
+      <w:r>
+        <w:t>Which labelled step matches this detail? B and C tie at distance 2; keep the tie visible.</w:t>
+      </w:r>
+    </w:p>
+    <w:p>
+      <w:r>
+        <w:t>1. Distance C</w:t>
+      </w:r>
+    </w:p>
+    <w:p>
+      <w:r>
+        <w:t>2. Choose closest</w:t>
+      </w:r>
+    </w:p>
+    <w:p>
+      <w:r>
+        <w:t>3. Distance A</w:t>
+      </w:r>
+    </w:p>
+    <w:p>
+      <w:r>
+        <w:t>4. Distance B</w:t>
+      </w:r>
+    </w:p>
+    <w:p>
+      <w:pPr>
+        <w:pStyle w:val="Heading3"/>
+      </w:pPr>
+      <w:r>
+        <w:t>My selected conclusion, deciding fact and explanation</w:t>
+      </w:r>
+    </w:p>
+    <w:p>
+      <w:r>
+        <w:t>________________________________________________________________</w:t>
+      </w:r>
+    </w:p>
+    <w:p>
+      <w:r>
+        <w:t>________________________________________________________________</w:t>
+      </w:r>
+    </w:p>
+    <w:p>
+      <w:r>
+        <w:t>________________________________________________________________</w:t>
+      </w:r>
+    </w:p>
+    <w:p>
+      <w:r>
+        <w:t>________________________________________________________________</w:t>
+      </w:r>
+    </w:p>
+    <w:p>
+      <w:r>
+        <w:t>________________________________________________________________</w:t>
+      </w:r>
+    </w:p>
+    <w:p>
+      <w:r>
+        <w:t>Hint if needed: Read the steps in the pictorial case. Match the supplied detail to the stage that performs or records it.</w:t>
+      </w:r>
+    </w:p>
+    <w:p>
+      <w:r>
+        <w:t>After your attempt, compare with the supported explanation: Choose closest B and C tie at distance 2; keep the tie visible. Each coordinate contributes according to the declared distance rule. Smaller distance means closer in this representation, not automatically a better reading experience. If one coordinate uses a much larger numerical scale, it can dominate the sum even when it is not more important. Feature units and scaling belong in the method record.</w:t>
+      </w:r>
+    </w:p>
+    <w:p>
+      <w:pPr>
+        <w:pStyle w:val="Heading3"/>
+      </w:pPr>
+      <w:r>
+        <w:t>Practice 2: explain the deciding evidence</w:t>
+      </w:r>
+    </w:p>
+    <w:p>
+      <w:r>
+        <w:t>Changed-case practice: Give the first-coordinate difference weight 2 while the second keeps weight 1. Which conclusion is supported by the supplied facts?</w:t>
+      </w:r>
+    </w:p>
+    <w:p>
+      <w:r>
+        <w:t>1. Distances become A=3, B=4, C=3; A and C tie.</w:t>
+      </w:r>
+    </w:p>
+    <w:p>
+      <w:r>
+        <w:t>2. This one example guarantees correct results for every future input.</w:t>
+      </w:r>
+    </w:p>
+    <w:p>
+      <w:r>
+        <w:t>3. We can decide the result without examining the changed input or the procedure.</w:t>
+      </w:r>
+    </w:p>
+    <w:p>
+      <w:pPr>
+        <w:pStyle w:val="Heading3"/>
+      </w:pPr>
+      <w:r>
+        <w:t>My selected conclusion, deciding fact and explanation</w:t>
+      </w:r>
+    </w:p>
+    <w:p>
+      <w:r>
+        <w:t>________________________________________________________________</w:t>
+      </w:r>
+    </w:p>
+    <w:p>
+      <w:r>
+        <w:t>________________________________________________________________</w:t>
+      </w:r>
+    </w:p>
+    <w:p>
+      <w:r>
+        <w:t>________________________________________________________________</w:t>
+      </w:r>
+    </w:p>
+    <w:p>
+      <w:r>
+        <w:t>________________________________________________________________</w:t>
+      </w:r>
+    </w:p>
+    <w:p>
+      <w:r>
+        <w:t>________________________________________________________________</w:t>
+      </w:r>
+    </w:p>
+    <w:p>
+      <w:r>
+        <w:t>Hint if needed: Use the changed condition and the deciding step in the pictorial trace. The answer must say what follows from those facts.</w:t>
+      </w:r>
+    </w:p>
+    <w:p>
+      <w:r>
+        <w:t>After your attempt, compare with the supported explanation: Distances become A=3, B=4, C=3; A and C tie. The representation’s comparison rule changes; the supplied vectors stay the same.</w:t>
+      </w:r>
+    </w:p>
+    <w:p>
+      <w:pPr>
+        <w:pStyle w:val="Heading3"/>
+      </w:pPr>
+      <w:r>
+        <w:t>Repair a missing building block</w:t>
+      </w:r>
+    </w:p>
+    <w:p>
+      <w:r>
+        <w:t>Review Repair Bias in Data (ai-2/20). Goal: Identify selection and coverage bias. Short practice: Why must 35% be labelled an illustration rather than the measured grade-wide Yes rate?. Return to this week and explain what you changed.</w:t>
+      </w:r>
+    </w:p>
+    <w:p>
+      <w:r>
+        <w:t>Review Missing Data (ai-2/18). Goal: Detect absent and unusable values. Short practice: Why is the Boolean True rejected even though arithmetic can treat it like 1 in Python?. Return to this week and explain what you changed.</w:t>
+      </w:r>
+    </w:p>
+    <w:p>
+      <w:r>
+        <w:t>Review Choose Informative Questions (ai-2/15). Goal: Fit a root question and leaf predictions from training examples. Short practice: Choose the best original question and explain why its more balanced split matters here.. Return to this week and explain what you changed.</w:t>
+      </w:r>
+    </w:p>
+    <w:p>
+      <w:pPr>
+        <w:pStyle w:val="Heading3"/>
+      </w:pPr>
+      <w:r>
+        <w:t>Predict, run and debug</w:t>
+      </w:r>
+    </w:p>
+    <w:p>
+      <w:r>
+        <w:t>The browser lab lets you edit the supported Python examples already included in this lesson. Predict first, run, inspect the actual output or error, change one input, then run again. Keep code, predictions, actual results and a reasoned revision together. On paper, label your result as a trace rather than an execution.</w:t>
+      </w:r>
+    </w:p>
+    <w:p>
+      <w:pPr>
+        <w:pStyle w:val="Heading3"/>
+      </w:pPr>
+      <w:r>
+        <w:t>Keep your completed work</w:t>
+      </w:r>
+    </w:p>
+    <w:p>
+      <w:r>
+        <w:t>Use Download completed work in the hosted lesson to export your answers, reflections, practice feedback and code-run evidence. Open the HTML copy to read or print it. Drafts stay in this browser when storage is available; clear drafts on a shared device.</w:t>
+      </w:r>
+    </w:p>
+    <w:p>
+      <w:pPr>
+        <w:pStyle w:val="Heading3"/>
+      </w:pPr>
+      <w:r>
+        <w:t>What I repaired, the evidence I kept and the next test</w:t>
+      </w:r>
+    </w:p>
+    <w:p>
+      <w:r>
+        <w:t>________________________________________________________________</w:t>
+      </w:r>
+    </w:p>
+    <w:p>
+      <w:r>
+        <w:t>________________________________________________________________</w:t>
+      </w:r>
+    </w:p>
+    <w:p>
+      <w:r>
+        <w:t>________________________________________________________________</w:t>
+      </w:r>
+    </w:p>
+    <w:p>
+      <w:r>
+        <w:t>________________________________________________________________</w:t>
+      </w:r>
+    </w:p>
+    <w:p>
+      <w:r>
+        <w:t>________________________________________________________________</w:t>
+      </w:r>
+    </w:p>
     <w:sectPr>
       <w:pgSz w:w="12240" w:h="15840"/>
       <w:pgMar w:top="936" w:right="1008" w:bottom="936" w:left="1008" w:header="720" w:footer="720" w:gutter="0"/>

--- a/downloads/workbook/ai-2-week-21.docx
+++ b/downloads/workbook/ai-2-week-21.docx
@@ -30,6 +30,17 @@
     </w:p>
     <w:p>
       <w:r>
+        <w:t>Record your starting explanation for Similarity by Selected Traits before opening notes. Show any later correction separately.</w:t>
+      </w:r>
+    </w:p>
+    <w:p>
+      <w:pPr>
+        <w:spacing w:line="336" w:lineRule="auto" w:after="180"/>
+      </w:pPr>
+      <w:r>
+        <w:rPr>
+          <w:b w:val="0"/>
+        </w:rPr>
         <w:t>Try the recall before opening notes. Then use a different colour or a labelled second line to correct your explanation.</w:t>
       </w:r>
     </w:p>
@@ -42,7 +53,13 @@
       </w:r>
     </w:p>
     <w:p>
-      <w:r>
+      <w:pPr>
+        <w:spacing w:line="336" w:lineRule="auto" w:after="180"/>
+      </w:pPr>
+      <w:r>
+        <w:rPr>
+          <w:b w:val="0"/>
+        </w:rPr>
         <w:t>Without opening the old lesson, explain one key idea from Repair Bias in Data. Give an example and a mistake that the idea helps you avoid.</w:t>
       </w:r>
     </w:p>
@@ -78,7 +95,13 @@
       </w:r>
     </w:p>
     <w:p>
-      <w:r>
+      <w:pPr>
+        <w:spacing w:line="336" w:lineRule="auto" w:after="180"/>
+      </w:pPr>
+      <w:r>
+        <w:rPr>
+          <w:b w:val="0"/>
+        </w:rPr>
         <w:t>Without opening the old lesson, explain one key idea from Missing Data. Give an example and a mistake that the idea helps you avoid.</w:t>
       </w:r>
     </w:p>
@@ -114,7 +137,13 @@
       </w:r>
     </w:p>
     <w:p>
-      <w:r>
+      <w:pPr>
+        <w:spacing w:line="336" w:lineRule="auto" w:after="180"/>
+      </w:pPr>
+      <w:r>
+        <w:rPr>
+          <w:b w:val="0"/>
+        </w:rPr>
         <w:t>Without opening the old lesson, explain one key idea from Choose Informative Questions. Give an example and a mistake that the idea helps you avoid.</w:t>
       </w:r>
     </w:p>
@@ -151,7 +180,54 @@
     </w:p>
     <w:p>
       <w:r>
-        <w:t>Use W2: Compute distances for Distance between feature vectors. Record the answer once; the lesson and workbook refer to the same attempt.</w:t>
+        <w:t>Complete the supported Similarity by Selected Traits trace and record the first step you can explain without help.</w:t>
+      </w:r>
+    </w:p>
+    <w:p>
+      <w:pPr>
+        <w:spacing w:line="336" w:lineRule="auto" w:after="180"/>
+      </w:pPr>
+      <w:r>
+        <w:rPr>
+          <w:b w:val="0"/>
+        </w:rPr>
+        <w:t xml:space="preserve">Use W2: Compute </w:t>
+      </w:r>
+      <w:r>
+        <w:rPr>
+          <w:b/>
+        </w:rPr>
+        <w:t>distance</w:t>
+      </w:r>
+      <w:r>
+        <w:rPr>
+          <w:b w:val="0"/>
+        </w:rPr>
+        <w:t xml:space="preserve">s for </w:t>
+      </w:r>
+      <w:r>
+        <w:rPr>
+          <w:b/>
+        </w:rPr>
+        <w:t>Distance</w:t>
+      </w:r>
+      <w:r>
+        <w:rPr>
+          <w:b w:val="0"/>
+        </w:rPr>
+        <w:t xml:space="preserve"> between </w:t>
+      </w:r>
+      <w:r>
+        <w:rPr>
+          <w:b/>
+        </w:rPr>
+        <w:t>feature vector</w:t>
+      </w:r>
+      <w:r>
+        <w:rPr>
+          <w:b w:val="0"/>
+        </w:rPr>
+        <w:t>s. Record the answer once; the lesson and workbook refer to the same attempt.</w:t>
       </w:r>
     </w:p>
     <w:tbl>
@@ -279,7 +355,53 @@
     </w:p>
     <w:p>
       <w:r>
-        <w:t>Use the worked case for Distance between feature vectors. Proposed explanation: “A successful run proves the conclusion”. Decide whether this explanation is supported. Point to the step or supplied fact that decides; explain your repair if needed.</w:t>
+        <w:t>Check the proposed Similarity by Selected Traits explanation against the supplied facts before discussing it.</w:t>
+      </w:r>
+    </w:p>
+    <w:p>
+      <w:pPr>
+        <w:spacing w:line="336" w:lineRule="auto" w:after="180"/>
+      </w:pPr>
+      <w:r>
+        <w:rPr>
+          <w:b w:val="0"/>
+        </w:rPr>
+        <w:t xml:space="preserve">Use the worked case for </w:t>
+      </w:r>
+      <w:r>
+        <w:rPr>
+          <w:b/>
+        </w:rPr>
+        <w:t>Distance</w:t>
+      </w:r>
+      <w:r>
+        <w:rPr>
+          <w:b w:val="0"/>
+        </w:rPr>
+        <w:t xml:space="preserve"> between </w:t>
+      </w:r>
+      <w:r>
+        <w:rPr>
+          <w:b/>
+        </w:rPr>
+        <w:t>feature vector</w:t>
+      </w:r>
+      <w:r>
+        <w:rPr>
+          <w:b w:val="0"/>
+        </w:rPr>
+        <w:t>s. Proposed explanation: “A successful run proves the conclusion”. Decide whether this explanation is supported.</w:t>
+      </w:r>
+    </w:p>
+    <w:p>
+      <w:pPr>
+        <w:spacing w:line="336" w:lineRule="auto" w:after="180"/>
+      </w:pPr>
+      <w:r>
+        <w:rPr>
+          <w:b w:val="0"/>
+        </w:rPr>
+        <w:t>Point to the step or supplied fact that decides; explain your repair if needed.</w:t>
       </w:r>
     </w:p>
     <w:p>
@@ -319,6 +441,11 @@
       </w:r>
     </w:p>
     <w:p>
+      <w:r>
+        <w:t>Write one first attempt at the reserved independent case before feedback. Repeated copies of that case refer to the same recorded attempt.</w:t>
+      </w:r>
+    </w:p>
+    <w:p>
       <w:pPr>
         <w:pStyle w:val="Heading3"/>
       </w:pPr>
@@ -327,8 +454,26 @@
       </w:r>
     </w:p>
     <w:p>
-      <w:r>
-        <w:t>Target is [3, 2]. Options A [1, 2], B [3, 4], C [4, 2]. Calculate distances, select the closest, and identify a tie among the others.</w:t>
+      <w:pPr>
+        <w:spacing w:line="336" w:lineRule="auto" w:after="180"/>
+      </w:pPr>
+      <w:r>
+        <w:rPr>
+          <w:b w:val="0"/>
+        </w:rPr>
+        <w:t xml:space="preserve">Target is [3, 2]. Options A [1, 2], B [3, 4], C [4, 2]. Calculate </w:t>
+      </w:r>
+      <w:r>
+        <w:rPr>
+          <w:b/>
+        </w:rPr>
+        <w:t>distance</w:t>
+      </w:r>
+      <w:r>
+        <w:rPr>
+          <w:b w:val="0"/>
+        </w:rPr>
+        <w:t>s, select the closest, and identify a tie among the others.</w:t>
       </w:r>
     </w:p>
     <w:p>
@@ -375,7 +520,13 @@
       </w:r>
     </w:p>
     <w:p>
-      <w:r>
+      <w:pPr>
+        <w:spacing w:line="336" w:lineRule="auto" w:after="180"/>
+      </w:pPr>
+      <w:r>
+        <w:rPr>
+          <w:b w:val="0"/>
+        </w:rPr>
         <w:t>Attempt this case before feedback. Record any help. Earlier examples below are further practice; a case already practised with feedback cannot establish fresh transfer.</w:t>
       </w:r>
     </w:p>
@@ -389,6 +540,18 @@
     </w:p>
     <w:p>
       <w:r>
+        <w:t>Connect the Similarity by Selected Traits target to a trace and a justified conclusion.</w:t>
+      </w:r>
+    </w:p>
+    <w:p>
+      <w:pPr>
+        <w:spacing w:line="336" w:lineRule="auto" w:after="180"/>
+        <w:shd w:fill="F5F1FB"/>
+      </w:pPr>
+      <w:r>
+        <w:rPr>
+          <w:b w:val="0"/>
+        </w:rPr>
         <w:t>Represent books as [animal,short,illustrated] with 1=yes. Query=[1,1,0]; A=[1,0,0], B=[1,1,1], C=[0,0,0]. Count mismatches. What changes if illustrations matter twice as much?</w:t>
       </w:r>
     </w:p>
@@ -402,17 +565,58 @@
     </w:p>
     <w:p>
       <w:r>
+        <w:t>Solve the supplied Similarity by Selected Traits case and show the deciding evidence.</w:t>
+      </w:r>
+    </w:p>
+    <w:p>
+      <w:pPr>
+        <w:spacing w:line="336" w:lineRule="auto" w:after="180"/>
+      </w:pPr>
+      <w:r>
+        <w:rPr>
+          <w:b w:val="0"/>
+        </w:rPr>
         <w:t>Traits are [animals,adventure]. A=[1,1], B=[1,0], C=[0,0]; query=[1,0].</w:t>
       </w:r>
     </w:p>
     <w:p>
-      <w:r>
-        <w:t>Use number of differing traits as distance.</w:t>
-      </w:r>
-    </w:p>
-    <w:p>
-      <w:r>
-        <w:t>Show your trace, calculation or evidence</w:t>
+      <w:pPr>
+        <w:spacing w:line="336" w:lineRule="auto" w:after="180"/>
+      </w:pPr>
+      <w:r>
+        <w:rPr>
+          <w:b w:val="0"/>
+        </w:rPr>
+        <w:t xml:space="preserve">Use number of differing traits as </w:t>
+      </w:r>
+      <w:r>
+        <w:rPr>
+          <w:b/>
+        </w:rPr>
+        <w:t>distance</w:t>
+      </w:r>
+      <w:r>
+        <w:rPr>
+          <w:b w:val="0"/>
+        </w:rPr>
+        <w:t>.</w:t>
+      </w:r>
+    </w:p>
+    <w:p>
+      <w:pPr>
+        <w:spacing w:line="336" w:lineRule="auto" w:after="180"/>
+      </w:pPr>
+      <w:r>
+        <w:rPr>
+          <w:b w:val="0"/>
+        </w:rPr>
+        <w:t xml:space="preserve">Show your trace, calculation or </w:t>
+      </w:r>
+      <w:r>
+        <w:rPr>
+          <w:b/>
+        </w:rPr>
+        <w:t>evidence</w:t>
       </w:r>
     </w:p>
     <w:p>
@@ -458,11 +662,41 @@
     </w:p>
     <w:p>
       <w:r>
-        <w:t>Score similarity using one point for same topic and one for same difficulty. Target is space, easy. A is space, hard; B is animals, easy. What happens?</w:t>
-      </w:r>
-    </w:p>
-    <w:p>
-      <w:r>
+        <w:t>Apply the procedure to the changed case and record why the conclusion follows.</w:t>
+      </w:r>
+    </w:p>
+    <w:p>
+      <w:pPr>
+        <w:spacing w:line="336" w:lineRule="auto" w:after="180"/>
+        <w:shd w:fill="F5F1FB"/>
+      </w:pPr>
+      <w:r>
+        <w:rPr>
+          <w:b w:val="0"/>
+        </w:rPr>
+        <w:t xml:space="preserve">Score </w:t>
+      </w:r>
+      <w:r>
+        <w:rPr>
+          <w:b/>
+        </w:rPr>
+        <w:t>similarity</w:t>
+      </w:r>
+      <w:r>
+        <w:rPr>
+          <w:b w:val="0"/>
+        </w:rPr>
+        <w:t xml:space="preserve"> using one point for same topic and one for same difficulty. Target is space, easy. A is space, hard; B is animals, easy. What happens?</w:t>
+      </w:r>
+    </w:p>
+    <w:p>
+      <w:pPr>
+        <w:spacing w:line="336" w:lineRule="auto" w:after="180"/>
+      </w:pPr>
+      <w:r>
+        <w:rPr>
+          <w:b w:val="0"/>
+        </w:rPr>
         <w:t>My independent answer and reason</w:t>
       </w:r>
     </w:p>
@@ -517,7 +751,30 @@
     </w:p>
     <w:p>
       <w:r>
-        <w:t>Create a changed input, boundary case or missing-information case. Write the expected answer or safe response before testing.</w:t>
+        <w:t>Specify a changed input, expected result and observation separately.</w:t>
+      </w:r>
+    </w:p>
+    <w:p>
+      <w:pPr>
+        <w:spacing w:line="336" w:lineRule="auto" w:after="180"/>
+      </w:pPr>
+      <w:r>
+        <w:rPr>
+          <w:b w:val="0"/>
+        </w:rPr>
+        <w:t xml:space="preserve">Create a changed </w:t>
+      </w:r>
+      <w:r>
+        <w:rPr>
+          <w:b/>
+        </w:rPr>
+        <w:t>input</w:t>
+      </w:r>
+      <w:r>
+        <w:rPr>
+          <w:b w:val="0"/>
+        </w:rPr>
+        <w:t>, boundary case or missing-information case. Write the expected answer or safe response before testing.</w:t>
       </w:r>
     </w:p>
     <w:tbl>
@@ -646,12 +903,53 @@
     </w:p>
     <w:p>
       <w:r>
-        <w:t>Make selected traits and their scales visible in every recommendation explanation.</w:t>
-      </w:r>
-    </w:p>
-    <w:p>
-      <w:r>
-        <w:t>The project change and evidence I will keep</w:t>
+        <w:t>Justify what Similarity by Selected Traits adds to Transparent Book Recommender and keep the evidence.</w:t>
+      </w:r>
+    </w:p>
+    <w:p>
+      <w:pPr>
+        <w:spacing w:line="336" w:lineRule="auto" w:after="180"/>
+      </w:pPr>
+      <w:r>
+        <w:rPr>
+          <w:b w:val="0"/>
+        </w:rPr>
+        <w:t xml:space="preserve">Make selected traits and their </w:t>
+      </w:r>
+      <w:r>
+        <w:rPr>
+          <w:b/>
+        </w:rPr>
+        <w:t>scale</w:t>
+      </w:r>
+      <w:r>
+        <w:rPr>
+          <w:b w:val="0"/>
+        </w:rPr>
+        <w:t>s visible in every recommendation explanation.</w:t>
+      </w:r>
+    </w:p>
+    <w:p>
+      <w:pPr>
+        <w:spacing w:line="336" w:lineRule="auto" w:after="180"/>
+      </w:pPr>
+      <w:r>
+        <w:rPr>
+          <w:b w:val="0"/>
+        </w:rPr>
+        <w:t xml:space="preserve">The project change and </w:t>
+      </w:r>
+      <w:r>
+        <w:rPr>
+          <w:b/>
+        </w:rPr>
+        <w:t>evidence</w:t>
+      </w:r>
+      <w:r>
+        <w:rPr>
+          <w:b w:val="0"/>
+        </w:rPr>
+        <w:t xml:space="preserve"> I will keep</w:t>
       </w:r>
     </w:p>
     <w:p>
@@ -697,11 +995,54 @@
     </w:p>
     <w:p>
       <w:r>
-        <w:t>I can explain the mechanism. I can show evidence. I can handle a changed case. I can name a limit. Mark each as not yet, with help or independently, and attach supporting work.</w:t>
-      </w:r>
-    </w:p>
-    <w:p>
-      <w:r>
+        <w:t>Judge explanation, evidence, transfer and limits separately; attach the work behind your judgement.</w:t>
+      </w:r>
+    </w:p>
+    <w:p>
+      <w:pPr>
+        <w:pStyle w:val="ListBullet"/>
+      </w:pPr>
+      <w:r>
+        <w:t>I can explain the mechanism.</w:t>
+      </w:r>
+    </w:p>
+    <w:p>
+      <w:pPr>
+        <w:pStyle w:val="ListBullet"/>
+      </w:pPr>
+      <w:r>
+        <w:t>I can show evidence.</w:t>
+      </w:r>
+    </w:p>
+    <w:p>
+      <w:pPr>
+        <w:pStyle w:val="ListBullet"/>
+      </w:pPr>
+      <w:r>
+        <w:t>I can handle a changed case.</w:t>
+      </w:r>
+    </w:p>
+    <w:p>
+      <w:pPr>
+        <w:pStyle w:val="ListBullet"/>
+      </w:pPr>
+      <w:r>
+        <w:t>I can name a limit.</w:t>
+      </w:r>
+    </w:p>
+    <w:p>
+      <w:r>
+        <w:t>Mark each as not yet, with help or independently, and attach supporting work.</w:t>
+      </w:r>
+    </w:p>
+    <w:p>
+      <w:pPr>
+        <w:spacing w:line="336" w:lineRule="auto" w:after="180"/>
+      </w:pPr>
+      <w:r>
+        <w:rPr>
+          <w:b w:val="0"/>
+        </w:rPr>
         <w:t>Teacher review ____________________  Next step ____________________</w:t>
       </w:r>
     </w:p>
@@ -715,6 +1056,18 @@
     </w:p>
     <w:p>
       <w:r>
+        <w:t>Use this earlier case as transfer practice. A case already discussed with feedback is not fresh assessment evidence.</w:t>
+      </w:r>
+    </w:p>
+    <w:p>
+      <w:pPr>
+        <w:spacing w:line="336" w:lineRule="auto" w:after="180"/>
+        <w:shd w:fill="F5F1FB"/>
+      </w:pPr>
+      <w:r>
+        <w:rPr>
+          <w:b w:val="0"/>
+        </w:rPr>
         <w:t>Represent books as [animal,short,illustrated] with 1=yes. Query=[1,1,0]; A=[1,0,0], B=[1,1,1], C=[0,0,0]. Count mismatches. What changes if illustrations matter twice as much?</w:t>
       </w:r>
     </w:p>
@@ -762,7 +1115,13 @@
       </w:r>
     </w:p>
     <w:p>
-      <w:r>
+      <w:pPr>
+        <w:spacing w:line="336" w:lineRule="auto" w:after="180"/>
+      </w:pPr>
+      <w:r>
+        <w:rPr>
+          <w:b w:val="0"/>
+        </w:rPr>
         <w:t>Record support used: none, hint or teacher explanation.</w:t>
       </w:r>
     </w:p>
@@ -776,6 +1135,17 @@
     </w:p>
     <w:p>
       <w:r>
+        <w:t>Read a vector. Apply the supplied Similarity by Selected Traits facts and keep your reasoning.</w:t>
+      </w:r>
+    </w:p>
+    <w:p>
+      <w:pPr>
+        <w:spacing w:line="336" w:lineRule="auto" w:after="180"/>
+      </w:pPr>
+      <w:r>
+        <w:rPr>
+          <w:b w:val="0"/>
+        </w:rPr>
         <w:t>For [4, 1] under the worked feature order, identify energy and group-work ratings.</w:t>
       </w:r>
     </w:p>
@@ -827,7 +1197,30 @@
     </w:p>
     <w:p>
       <w:r>
-        <w:t>From target [1, 2], find distances to A [2, 2] and B [0, 4].</w:t>
+        <w:t>Compute distances. Apply the supplied Similarity by Selected Traits facts and keep your reasoning.</w:t>
+      </w:r>
+    </w:p>
+    <w:p>
+      <w:pPr>
+        <w:spacing w:line="336" w:lineRule="auto" w:after="180"/>
+      </w:pPr>
+      <w:r>
+        <w:rPr>
+          <w:b w:val="0"/>
+        </w:rPr>
+        <w:t xml:space="preserve">From target [1, 2], find </w:t>
+      </w:r>
+      <w:r>
+        <w:rPr>
+          <w:b/>
+        </w:rPr>
+        <w:t>distance</w:t>
+      </w:r>
+      <w:r>
+        <w:rPr>
+          <w:b w:val="0"/>
+        </w:rPr>
+        <w:t>s to A [2, 2] and B [0, 4].</w:t>
       </w:r>
     </w:p>
     <w:p>
@@ -878,7 +1271,31 @@
     </w:p>
     <w:p>
       <w:r>
-        <w:t>One record uses [group work, energy] while others use [energy, group work]. Why is the distance unreliable?</w:t>
+        <w:t>Repair feature order. Apply the supplied Similarity by Selected Traits facts and keep your reasoning.</w:t>
+      </w:r>
+    </w:p>
+    <w:p>
+      <w:pPr>
+        <w:spacing w:line="336" w:lineRule="auto" w:after="180"/>
+        <w:shd w:fill="F5F1FB"/>
+      </w:pPr>
+      <w:r>
+        <w:rPr>
+          <w:b w:val="0"/>
+        </w:rPr>
+        <w:t xml:space="preserve">One record uses [group work, energy] while others use [energy, group work]. Why is the </w:t>
+      </w:r>
+      <w:r>
+        <w:rPr>
+          <w:b/>
+        </w:rPr>
+        <w:t>distance</w:t>
+      </w:r>
+      <w:r>
+        <w:rPr>
+          <w:b w:val="0"/>
+        </w:rPr>
+        <w:t xml:space="preserve"> unreliable?</w:t>
       </w:r>
     </w:p>
     <w:p>
@@ -929,7 +1346,30 @@
     </w:p>
     <w:p>
       <w:r>
-        <w:t>Target is [3, 2]. Options A [1, 2], B [3, 4], C [4, 2]. Calculate distances, select the closest, and identify a tie among the others.</w:t>
+        <w:t>Attempt before feedback. If this repeats the selected independent case, reuse that first attempt; otherwise keep a separate record. Rank independently. Apply the supplied Similarity by Selected Traits facts and keep your reasoning.</w:t>
+      </w:r>
+    </w:p>
+    <w:p>
+      <w:pPr>
+        <w:spacing w:line="336" w:lineRule="auto" w:after="180"/>
+      </w:pPr>
+      <w:r>
+        <w:rPr>
+          <w:b w:val="0"/>
+        </w:rPr>
+        <w:t xml:space="preserve">Target is [3, 2]. Options A [1, 2], B [3, 4], C [4, 2]. Calculate </w:t>
+      </w:r>
+      <w:r>
+        <w:rPr>
+          <w:b/>
+        </w:rPr>
+        <w:t>distance</w:t>
+      </w:r>
+      <w:r>
+        <w:rPr>
+          <w:b w:val="0"/>
+        </w:rPr>
+        <w:t>s, select the closest, and identify a tie among the others.</w:t>
       </w:r>
     </w:p>
     <w:p>
@@ -990,7 +1430,31 @@
     </w:p>
     <w:p>
       <w:r>
-        <w:t>Two activities have distance zero. Must they suit every learner equally well?</w:t>
+        <w:t>Limit similarity. Apply the supplied Similarity by Selected Traits facts and keep your reasoning.</w:t>
+      </w:r>
+    </w:p>
+    <w:p>
+      <w:pPr>
+        <w:spacing w:line="336" w:lineRule="auto" w:after="180"/>
+        <w:shd w:fill="F5F1FB"/>
+      </w:pPr>
+      <w:r>
+        <w:rPr>
+          <w:b w:val="0"/>
+        </w:rPr>
+        <w:t xml:space="preserve">Two activities have </w:t>
+      </w:r>
+      <w:r>
+        <w:rPr>
+          <w:b/>
+        </w:rPr>
+        <w:t>distance</w:t>
+      </w:r>
+      <w:r>
+        <w:rPr>
+          <w:b w:val="0"/>
+        </w:rPr>
+        <w:t xml:space="preserve"> zero. Must they suit every learner equally well?</w:t>
       </w:r>
     </w:p>
     <w:p>
@@ -1037,6 +1501,11 @@
       </w:pPr>
       <w:r>
         <w:t>17. Feedback, return check and learning record</w:t>
+      </w:r>
+    </w:p>
+    <w:p>
+      <w:r>
+        <w:t>Record the first repaired step and a different case to revisit after a delay.</w:t>
       </w:r>
     </w:p>
     <w:tbl>
@@ -1176,7 +1645,13 @@
       </w:tr>
     </w:tbl>
     <w:p>
-      <w:r>
+      <w:pPr>
+        <w:spacing w:line="336" w:lineRule="auto" w:after="180"/>
+      </w:pPr>
+      <w:r>
+        <w:rPr>
+          <w:b w:val="0"/>
+        </w:rPr>
         <w:t>Revisit this idea with your teacher after a delay. Familiarity is different from explaining and using it on a changed case.</w:t>
       </w:r>
     </w:p>
@@ -1190,17 +1665,76 @@
     </w:p>
     <w:p>
       <w:r>
+        <w:t>A fictional toy book matcher represents two preferences with numeric features. Explain the labelled step before checking the changed condition.</w:t>
+      </w:r>
+    </w:p>
+    <w:p>
+      <w:pPr>
+        <w:spacing w:line="336" w:lineRule="auto" w:after="180"/>
+      </w:pPr>
+      <w:r>
+        <w:rPr>
+          <w:b w:val="0"/>
+        </w:rPr>
         <w:t>A fictional toy book matcher represents two preferences with numeric features.</w:t>
       </w:r>
     </w:p>
     <w:p>
-      <w:r>
+      <w:pPr>
+        <w:spacing w:line="336" w:lineRule="auto" w:after="180"/>
+      </w:pPr>
+      <w:r>
+        <w:rPr>
+          <w:b w:val="0"/>
+        </w:rPr>
         <w:t>Target vector [2,5]. Candidate A=[2,2], B=[4,5], C=[3,4].</w:t>
       </w:r>
     </w:p>
     <w:p>
-      <w:r>
-        <w:t>Use Manhattan distance: add absolute coordinate differences; return all smallest-distance candidates.</w:t>
+      <w:pPr>
+        <w:spacing w:line="336" w:lineRule="auto" w:after="180"/>
+      </w:pPr>
+      <w:r>
+        <w:rPr>
+          <w:b w:val="0"/>
+        </w:rPr>
+        <w:t xml:space="preserve">Use </w:t>
+      </w:r>
+      <w:r>
+        <w:rPr>
+          <w:b/>
+        </w:rPr>
+        <w:t>Manhattan distance</w:t>
+      </w:r>
+      <w:r>
+        <w:rPr>
+          <w:b w:val="0"/>
+        </w:rPr>
+        <w:t xml:space="preserve">: add absolute </w:t>
+      </w:r>
+      <w:r>
+        <w:rPr>
+          <w:b/>
+        </w:rPr>
+        <w:t>coordinate</w:t>
+      </w:r>
+      <w:r>
+        <w:rPr>
+          <w:b w:val="0"/>
+        </w:rPr>
+        <w:t xml:space="preserve"> differences; return all smallest-</w:t>
+      </w:r>
+      <w:r>
+        <w:rPr>
+          <w:b/>
+        </w:rPr>
+        <w:t>distance</w:t>
+      </w:r>
+      <w:r>
+        <w:rPr>
+          <w:b w:val="0"/>
+        </w:rPr>
+        <w:t xml:space="preserve"> candidates.</w:t>
       </w:r>
     </w:p>
     <w:p>
@@ -1276,7 +1810,13 @@
       </w:r>
     </w:p>
     <w:p>
-      <w:r>
+      <w:pPr>
+        <w:spacing w:line="336" w:lineRule="auto" w:after="180"/>
+      </w:pPr>
+      <w:r>
+        <w:rPr>
+          <w:b w:val="0"/>
+        </w:rPr>
         <w:t>Explain why B ceases to be a closest option without any candidate data changing.</w:t>
       </w:r>
     </w:p>
@@ -1319,12 +1859,45 @@
       </w:r>
     </w:p>
     <w:p>
-      <w:r>
-        <w:t>Support used: alone / hint / worked example. This record is practice evidence.</w:t>
-      </w:r>
-    </w:p>
-    <w:p>
-      <w:r>
+      <w:pPr>
+        <w:pStyle w:val="Heading3"/>
+      </w:pPr>
+      <w:r>
+        <w:t>Record the help used</w:t>
+      </w:r>
+    </w:p>
+    <w:p>
+      <w:pPr>
+        <w:spacing w:line="336" w:lineRule="auto" w:after="180"/>
+        <w:shd w:fill="F1F6F8"/>
+      </w:pPr>
+      <w:r>
+        <w:rPr>
+          <w:b w:val="0"/>
+        </w:rPr>
+        <w:t xml:space="preserve">Support used: alone / hint / worked example. This record is practice </w:t>
+      </w:r>
+      <w:r>
+        <w:rPr>
+          <w:b/>
+        </w:rPr>
+        <w:t>evidence</w:t>
+      </w:r>
+      <w:r>
+        <w:rPr>
+          <w:b w:val="0"/>
+        </w:rPr>
+        <w:t>.</w:t>
+      </w:r>
+    </w:p>
+    <w:p>
+      <w:pPr>
+        <w:spacing w:line="336" w:lineRule="auto" w:after="180"/>
+      </w:pPr>
+      <w:r>
+        <w:rPr>
+          <w:b w:val="0"/>
+        </w:rPr>
         <w:t>Project connection: Specify recommender feature meanings, units, scaling and tie policy before explaining nearest matches.</w:t>
       </w:r>
     </w:p>
@@ -1338,16 +1911,39 @@
     </w:p>
     <w:p>
       <w:r>
+        <w:t>Keep this week’s input, deciding step, result and limit together in the Transparent Book Recommender record.</w:t>
+      </w:r>
+    </w:p>
+    <w:p>
+      <w:pPr>
+        <w:spacing w:line="336" w:lineRule="auto" w:after="180"/>
+      </w:pPr>
+      <w:r>
+        <w:rPr>
+          <w:b w:val="0"/>
+        </w:rPr>
         <w:t>Project: Transparent Book Recommender</w:t>
       </w:r>
     </w:p>
     <w:p>
-      <w:r>
+      <w:pPr>
+        <w:spacing w:line="336" w:lineRule="auto" w:after="180"/>
+      </w:pPr>
+      <w:r>
+        <w:rPr>
+          <w:b w:val="0"/>
+        </w:rPr>
         <w:t>Current milestone: Evaluate and revise. Compare with your starting method, explain errors and record a justified revision.</w:t>
       </w:r>
     </w:p>
     <w:p>
-      <w:r>
+      <w:pPr>
+        <w:spacing w:line="336" w:lineRule="auto" w:after="180"/>
+      </w:pPr>
+      <w:r>
+        <w:rPr>
+          <w:b w:val="0"/>
+        </w:rPr>
         <w:t>Specify recommender feature meanings, units, scaling and tie policy before explaining nearest matches.</w:t>
       </w:r>
     </w:p>
@@ -1510,11 +2106,28 @@
     </w:p>
     <w:p>
       <w:r>
+        <w:t>Try the supported questions before comparing with hints and feedback. Record what you repaired and the evidence you retained.</w:t>
+      </w:r>
+    </w:p>
+    <w:p>
+      <w:pPr>
+        <w:spacing w:line="336" w:lineRule="auto" w:after="180"/>
+      </w:pPr>
+      <w:r>
+        <w:rPr>
+          <w:b w:val="0"/>
+        </w:rPr>
         <w:t>Use this supported practice once, in the browser or on paper. Keep the reserved independent assessment for a separate first attempt before teacher feedback.</w:t>
       </w:r>
     </w:p>
     <w:p>
-      <w:r>
+      <w:pPr>
+        <w:spacing w:line="336" w:lineRule="auto" w:after="180"/>
+      </w:pPr>
+      <w:r>
+        <w:rPr>
+          <w:b w:val="0"/>
+        </w:rPr>
         <w:t>A fictional toy book matcher represents two preferences with numeric features.</w:t>
       </w:r>
     </w:p>
@@ -1527,28 +2140,110 @@
       </w:r>
     </w:p>
     <w:p>
-      <w:r>
-        <w:t>Which labelled step matches this detail? B and C tie at distance 2; keep the tie visible.</w:t>
-      </w:r>
-    </w:p>
-    <w:p>
-      <w:r>
-        <w:t>1. Distance C</w:t>
-      </w:r>
-    </w:p>
-    <w:p>
-      <w:r>
+      <w:pPr>
+        <w:spacing w:line="336" w:lineRule="auto" w:after="180"/>
+      </w:pPr>
+      <w:r>
+        <w:rPr>
+          <w:b w:val="0"/>
+        </w:rPr>
+        <w:t xml:space="preserve">Which labelled step matches this detail? B and C tie at </w:t>
+      </w:r>
+      <w:r>
+        <w:rPr>
+          <w:b/>
+        </w:rPr>
+        <w:t>distance</w:t>
+      </w:r>
+      <w:r>
+        <w:rPr>
+          <w:b w:val="0"/>
+        </w:rPr>
+        <w:t xml:space="preserve"> 2; keep the tie visible.</w:t>
+      </w:r>
+    </w:p>
+    <w:p>
+      <w:pPr>
+        <w:spacing w:line="336" w:lineRule="auto" w:after="180"/>
+        <w:shd w:fill="F4F9FC"/>
+      </w:pPr>
+      <w:r>
+        <w:rPr>
+          <w:b w:val="0"/>
+        </w:rPr>
+        <w:t xml:space="preserve">1. </w:t>
+      </w:r>
+      <w:r>
+        <w:rPr>
+          <w:b/>
+        </w:rPr>
+        <w:t>Distance</w:t>
+      </w:r>
+      <w:r>
+        <w:rPr>
+          <w:b w:val="0"/>
+        </w:rPr>
+        <w:t xml:space="preserve"> C</w:t>
+      </w:r>
+    </w:p>
+    <w:p>
+      <w:pPr>
+        <w:spacing w:line="336" w:lineRule="auto" w:after="180"/>
+        <w:shd w:fill="F4F9FC"/>
+      </w:pPr>
+      <w:r>
+        <w:rPr>
+          <w:b w:val="0"/>
+        </w:rPr>
         <w:t>2. Choose closest</w:t>
       </w:r>
     </w:p>
     <w:p>
-      <w:r>
-        <w:t>3. Distance A</w:t>
-      </w:r>
-    </w:p>
-    <w:p>
-      <w:r>
-        <w:t>4. Distance B</w:t>
+      <w:pPr>
+        <w:spacing w:line="336" w:lineRule="auto" w:after="180"/>
+        <w:shd w:fill="F4F9FC"/>
+      </w:pPr>
+      <w:r>
+        <w:rPr>
+          <w:b w:val="0"/>
+        </w:rPr>
+        <w:t xml:space="preserve">3. </w:t>
+      </w:r>
+      <w:r>
+        <w:rPr>
+          <w:b/>
+        </w:rPr>
+        <w:t>Distance</w:t>
+      </w:r>
+      <w:r>
+        <w:rPr>
+          <w:b w:val="0"/>
+        </w:rPr>
+        <w:t xml:space="preserve"> A</w:t>
+      </w:r>
+    </w:p>
+    <w:p>
+      <w:pPr>
+        <w:spacing w:line="336" w:lineRule="auto" w:after="180"/>
+        <w:shd w:fill="F4F9FC"/>
+      </w:pPr>
+      <w:r>
+        <w:rPr>
+          <w:b w:val="0"/>
+        </w:rPr>
+        <w:t xml:space="preserve">4. </w:t>
+      </w:r>
+      <w:r>
+        <w:rPr>
+          <w:b/>
+        </w:rPr>
+        <w:t>Distance</w:t>
+      </w:r>
+      <w:r>
+        <w:rPr>
+          <w:b w:val="0"/>
+        </w:rPr>
+        <w:t xml:space="preserve"> B</w:t>
       </w:r>
     </w:p>
     <w:p>
@@ -1585,48 +2280,258 @@
       </w:r>
     </w:p>
     <w:p>
-      <w:r>
+      <w:pPr>
+        <w:pStyle w:val="Heading3"/>
+      </w:pPr>
+      <w:r>
+        <w:t>Hint · try first</w:t>
+      </w:r>
+    </w:p>
+    <w:p>
+      <w:pPr>
+        <w:spacing w:line="336" w:lineRule="auto" w:after="180"/>
+        <w:shd w:fill="F1F6F8"/>
+      </w:pPr>
+      <w:r>
+        <w:rPr>
+          <w:b w:val="0"/>
+        </w:rPr>
         <w:t>Hint if needed: Read the steps in the pictorial case. Match the supplied detail to the stage that performs or records it.</w:t>
       </w:r>
     </w:p>
     <w:p>
-      <w:r>
-        <w:t>After your attempt, compare with the supported explanation: Choose closest B and C tie at distance 2; keep the tie visible. Each coordinate contributes according to the declared distance rule. Smaller distance means closer in this representation, not automatically a better reading experience. If one coordinate uses a much larger numerical scale, it can dominate the sum even when it is not more important. Feature units and scaling belong in the method record.</w:t>
-      </w:r>
-    </w:p>
-    <w:p>
       <w:pPr>
         <w:pStyle w:val="Heading3"/>
       </w:pPr>
       <w:r>
+        <w:t>Feedback · compare after trying</w:t>
+      </w:r>
+    </w:p>
+    <w:p>
+      <w:pPr>
+        <w:spacing w:line="336" w:lineRule="auto" w:after="180"/>
+        <w:shd w:fill="F1F6FC"/>
+      </w:pPr>
+      <w:r>
+        <w:rPr>
+          <w:b w:val="0"/>
+        </w:rPr>
+        <w:t xml:space="preserve">After your attempt, compare with the supported explanation: Choose closest B and C tie at </w:t>
+      </w:r>
+      <w:r>
+        <w:rPr>
+          <w:b/>
+        </w:rPr>
+        <w:t>distance</w:t>
+      </w:r>
+      <w:r>
+        <w:rPr>
+          <w:b w:val="0"/>
+        </w:rPr>
+        <w:t xml:space="preserve"> 2; keep the tie visible. Each </w:t>
+      </w:r>
+      <w:r>
+        <w:rPr>
+          <w:b/>
+        </w:rPr>
+        <w:t>coordinate</w:t>
+      </w:r>
+      <w:r>
+        <w:rPr>
+          <w:b w:val="0"/>
+        </w:rPr>
+        <w:t xml:space="preserve"> contributes according to the declared </w:t>
+      </w:r>
+      <w:r>
+        <w:rPr>
+          <w:b/>
+        </w:rPr>
+        <w:t>distance</w:t>
+      </w:r>
+      <w:r>
+        <w:rPr>
+          <w:b w:val="0"/>
+        </w:rPr>
+        <w:t xml:space="preserve"> rule.</w:t>
+      </w:r>
+    </w:p>
+    <w:p>
+      <w:pPr>
+        <w:spacing w:line="336" w:lineRule="auto" w:after="180"/>
+        <w:shd w:fill="F1F6FC"/>
+      </w:pPr>
+      <w:r>
+        <w:rPr>
+          <w:b w:val="0"/>
+        </w:rPr>
+        <w:t xml:space="preserve">Smaller </w:t>
+      </w:r>
+      <w:r>
+        <w:rPr>
+          <w:b/>
+        </w:rPr>
+        <w:t>distance</w:t>
+      </w:r>
+      <w:r>
+        <w:rPr>
+          <w:b w:val="0"/>
+        </w:rPr>
+        <w:t xml:space="preserve"> means closer in this representation, not automatically a better reading experience. If one </w:t>
+      </w:r>
+      <w:r>
+        <w:rPr>
+          <w:b/>
+        </w:rPr>
+        <w:t>coordinate</w:t>
+      </w:r>
+      <w:r>
+        <w:rPr>
+          <w:b w:val="0"/>
+        </w:rPr>
+        <w:t xml:space="preserve"> uses a much larger numerical </w:t>
+      </w:r>
+      <w:r>
+        <w:rPr>
+          <w:b/>
+        </w:rPr>
+        <w:t>scale</w:t>
+      </w:r>
+      <w:r>
+        <w:rPr>
+          <w:b w:val="0"/>
+        </w:rPr>
+        <w:t>, it can dominate the sum even when it is not more important.</w:t>
+      </w:r>
+    </w:p>
+    <w:p>
+      <w:pPr>
+        <w:spacing w:line="336" w:lineRule="auto" w:after="180"/>
+        <w:shd w:fill="F1F6FC"/>
+      </w:pPr>
+      <w:r>
+        <w:rPr>
+          <w:b w:val="0"/>
+        </w:rPr>
+        <w:t>Feature units and scaling belong in the method record.</w:t>
+      </w:r>
+    </w:p>
+    <w:p>
+      <w:pPr>
+        <w:pStyle w:val="Heading3"/>
+      </w:pPr>
+      <w:r>
         <w:t>Practice 2: explain the deciding evidence</w:t>
       </w:r>
     </w:p>
     <w:p>
-      <w:r>
-        <w:t>Changed-case practice: Give the first-coordinate difference weight 2 while the second keeps weight 1. Which conclusion is supported by the supplied facts?</w:t>
-      </w:r>
-    </w:p>
-    <w:p>
-      <w:r>
-        <w:t>1. Distances become A=3, B=4, C=3; A and C tie.</w:t>
-      </w:r>
-    </w:p>
-    <w:p>
-      <w:r>
-        <w:t>2. This one example guarantees correct results for every future input.</w:t>
-      </w:r>
-    </w:p>
-    <w:p>
-      <w:r>
-        <w:t>3. We can decide the result without examining the changed input or the procedure.</w:t>
-      </w:r>
-    </w:p>
-    <w:p>
       <w:pPr>
         <w:pStyle w:val="Heading3"/>
       </w:pPr>
       <w:r>
+        <w:t>Changed case · predict first</w:t>
+      </w:r>
+    </w:p>
+    <w:p>
+      <w:pPr>
+        <w:spacing w:line="336" w:lineRule="auto" w:after="180"/>
+        <w:shd w:fill="F5F1FB"/>
+      </w:pPr>
+      <w:r>
+        <w:rPr>
+          <w:b w:val="0"/>
+        </w:rPr>
+        <w:t>Changed-case practice: Give the first-</w:t>
+      </w:r>
+      <w:r>
+        <w:rPr>
+          <w:b/>
+        </w:rPr>
+        <w:t>coordinate</w:t>
+      </w:r>
+      <w:r>
+        <w:rPr>
+          <w:b w:val="0"/>
+        </w:rPr>
+        <w:t xml:space="preserve"> difference weight 2 while the second keeps weight 1. Which conclusion is supported by the supplied facts?</w:t>
+      </w:r>
+    </w:p>
+    <w:p>
+      <w:pPr>
+        <w:spacing w:line="336" w:lineRule="auto" w:after="180"/>
+        <w:shd w:fill="F4F9FC"/>
+      </w:pPr>
+      <w:r>
+        <w:rPr>
+          <w:b w:val="0"/>
+        </w:rPr>
+        <w:t xml:space="preserve">1. </w:t>
+      </w:r>
+      <w:r>
+        <w:rPr>
+          <w:b/>
+        </w:rPr>
+        <w:t>Distance</w:t>
+      </w:r>
+      <w:r>
+        <w:rPr>
+          <w:b w:val="0"/>
+        </w:rPr>
+        <w:t>s become A=3, B=4, C=3; A and C tie.</w:t>
+      </w:r>
+    </w:p>
+    <w:p>
+      <w:pPr>
+        <w:spacing w:line="336" w:lineRule="auto" w:after="180"/>
+        <w:shd w:fill="F4F9FC"/>
+      </w:pPr>
+      <w:r>
+        <w:rPr>
+          <w:b w:val="0"/>
+        </w:rPr>
+        <w:t xml:space="preserve">2. This one example guarantees correct results for every future </w:t>
+      </w:r>
+      <w:r>
+        <w:rPr>
+          <w:b/>
+        </w:rPr>
+        <w:t>input</w:t>
+      </w:r>
+      <w:r>
+        <w:rPr>
+          <w:b w:val="0"/>
+        </w:rPr>
+        <w:t>.</w:t>
+      </w:r>
+    </w:p>
+    <w:p>
+      <w:pPr>
+        <w:spacing w:line="336" w:lineRule="auto" w:after="180"/>
+        <w:shd w:fill="F4F9FC"/>
+      </w:pPr>
+      <w:r>
+        <w:rPr>
+          <w:b w:val="0"/>
+        </w:rPr>
+        <w:t xml:space="preserve">3. We can decide the result without examining the changed </w:t>
+      </w:r>
+      <w:r>
+        <w:rPr>
+          <w:b/>
+        </w:rPr>
+        <w:t>input</w:t>
+      </w:r>
+      <w:r>
+        <w:rPr>
+          <w:b w:val="0"/>
+        </w:rPr>
+        <w:t xml:space="preserve"> or the procedure.</w:t>
+      </w:r>
+    </w:p>
+    <w:p>
+      <w:pPr>
+        <w:pStyle w:val="Heading3"/>
+      </w:pPr>
+      <w:r>
         <w:t>My selected conclusion, deciding fact and explanation</w:t>
       </w:r>
     </w:p>
@@ -1656,36 +2561,142 @@
       </w:r>
     </w:p>
     <w:p>
-      <w:r>
+      <w:pPr>
+        <w:pStyle w:val="Heading3"/>
+      </w:pPr>
+      <w:r>
+        <w:t>Hint · try first</w:t>
+      </w:r>
+    </w:p>
+    <w:p>
+      <w:pPr>
+        <w:spacing w:line="336" w:lineRule="auto" w:after="180"/>
+        <w:shd w:fill="F1F6F8"/>
+      </w:pPr>
+      <w:r>
+        <w:rPr>
+          <w:b w:val="0"/>
+        </w:rPr>
         <w:t>Hint if needed: Use the changed condition and the deciding step in the pictorial trace. The answer must say what follows from those facts.</w:t>
       </w:r>
     </w:p>
     <w:p>
-      <w:r>
-        <w:t>After your attempt, compare with the supported explanation: Distances become A=3, B=4, C=3; A and C tie. The representation’s comparison rule changes; the supplied vectors stay the same.</w:t>
-      </w:r>
-    </w:p>
-    <w:p>
       <w:pPr>
         <w:pStyle w:val="Heading3"/>
       </w:pPr>
       <w:r>
+        <w:t>Feedback · compare after trying</w:t>
+      </w:r>
+    </w:p>
+    <w:p>
+      <w:pPr>
+        <w:spacing w:line="336" w:lineRule="auto" w:after="180"/>
+        <w:shd w:fill="F1F6FC"/>
+      </w:pPr>
+      <w:r>
+        <w:rPr>
+          <w:b w:val="0"/>
+        </w:rPr>
+        <w:t xml:space="preserve">After your attempt, compare with the supported explanation: </w:t>
+      </w:r>
+      <w:r>
+        <w:rPr>
+          <w:b/>
+        </w:rPr>
+        <w:t>Distance</w:t>
+      </w:r>
+      <w:r>
+        <w:rPr>
+          <w:b w:val="0"/>
+        </w:rPr>
+        <w:t>s become A=3, B=4, C=3; A and C tie. The representation’s comparison rule changes; the supplied vectors stay the same.</w:t>
+      </w:r>
+    </w:p>
+    <w:p>
+      <w:pPr>
+        <w:pStyle w:val="Heading3"/>
+      </w:pPr>
+      <w:r>
         <w:t>Repair a missing building block</w:t>
       </w:r>
     </w:p>
     <w:p>
-      <w:r>
-        <w:t>Review Repair Bias in Data (ai-2/20). Goal: Identify selection and coverage bias. Short practice: Why must 35% be labelled an illustration rather than the measured grade-wide Yes rate?. Return to this week and explain what you changed.</w:t>
-      </w:r>
-    </w:p>
-    <w:p>
-      <w:r>
+      <w:pPr>
+        <w:spacing w:line="336" w:lineRule="auto" w:after="180"/>
+      </w:pPr>
+      <w:r>
+        <w:rPr>
+          <w:b w:val="0"/>
+        </w:rPr>
+        <w:t>Review Repair Bias in Data (ai-2/20). Goal: Identify selection and coverage bias. Short practice: Why must 35% be labelled an illustration rather than the measured grade-wide Yes rate?.</w:t>
+      </w:r>
+    </w:p>
+    <w:p>
+      <w:pPr>
+        <w:spacing w:line="336" w:lineRule="auto" w:after="180"/>
+      </w:pPr>
+      <w:r>
+        <w:rPr>
+          <w:b w:val="0"/>
+        </w:rPr>
+        <w:t>Return to this week and explain what you changed.</w:t>
+      </w:r>
+    </w:p>
+    <w:p>
+      <w:pPr>
+        <w:spacing w:line="336" w:lineRule="auto" w:after="180"/>
+      </w:pPr>
+      <w:r>
+        <w:rPr>
+          <w:b w:val="0"/>
+        </w:rPr>
         <w:t>Review Missing Data (ai-2/18). Goal: Detect absent and unusable values. Short practice: Why is the Boolean True rejected even though arithmetic can treat it like 1 in Python?. Return to this week and explain what you changed.</w:t>
       </w:r>
     </w:p>
     <w:p>
-      <w:r>
-        <w:t>Review Choose Informative Questions (ai-2/15). Goal: Fit a root question and leaf predictions from training examples. Short practice: Choose the best original question and explain why its more balanced split matters here.. Return to this week and explain what you changed.</w:t>
+      <w:pPr>
+        <w:spacing w:line="336" w:lineRule="auto" w:after="180"/>
+      </w:pPr>
+      <w:r>
+        <w:rPr>
+          <w:b w:val="0"/>
+        </w:rPr>
+        <w:t xml:space="preserve">Review Choose Informative Questions (ai-2/15). Goal: Fit a root question and leaf </w:t>
+      </w:r>
+      <w:r>
+        <w:rPr>
+          <w:b/>
+        </w:rPr>
+        <w:t>prediction</w:t>
+      </w:r>
+      <w:r>
+        <w:rPr>
+          <w:b w:val="0"/>
+        </w:rPr>
+        <w:t xml:space="preserve">s from </w:t>
+      </w:r>
+      <w:r>
+        <w:rPr>
+          <w:b/>
+        </w:rPr>
+        <w:t>training</w:t>
+      </w:r>
+      <w:r>
+        <w:rPr>
+          <w:b w:val="0"/>
+        </w:rPr>
+        <w:t xml:space="preserve"> examples. Short practice: Choose the best original question and explain why its more balanced split matters here..</w:t>
+      </w:r>
+    </w:p>
+    <w:p>
+      <w:pPr>
+        <w:spacing w:line="336" w:lineRule="auto" w:after="180"/>
+      </w:pPr>
+      <w:r>
+        <w:rPr>
+          <w:b w:val="0"/>
+        </w:rPr>
+        <w:t>Return to this week and explain what you changed.</w:t>
       </w:r>
     </w:p>
     <w:p>
@@ -1697,8 +2708,61 @@
       </w:r>
     </w:p>
     <w:p>
-      <w:r>
-        <w:t>The browser lab lets you edit the supported Python examples already included in this lesson. Predict first, run, inspect the actual output or error, change one input, then run again. Keep code, predictions, actual results and a reasoned revision together. On paper, label your result as a trace rather than an execution.</w:t>
+      <w:pPr>
+        <w:spacing w:line="336" w:lineRule="auto" w:after="180"/>
+      </w:pPr>
+      <w:r>
+        <w:rPr>
+          <w:b w:val="0"/>
+        </w:rPr>
+        <w:t xml:space="preserve">The browser lab lets you edit the supported Python examples already included in this lesson. Predict first, run, inspect the actual </w:t>
+      </w:r>
+      <w:r>
+        <w:rPr>
+          <w:b/>
+        </w:rPr>
+        <w:t>output</w:t>
+      </w:r>
+      <w:r>
+        <w:rPr>
+          <w:b w:val="0"/>
+        </w:rPr>
+        <w:t xml:space="preserve"> or error, change one </w:t>
+      </w:r>
+      <w:r>
+        <w:rPr>
+          <w:b/>
+        </w:rPr>
+        <w:t>input</w:t>
+      </w:r>
+      <w:r>
+        <w:rPr>
+          <w:b w:val="0"/>
+        </w:rPr>
+        <w:t>, then run again.</w:t>
+      </w:r>
+    </w:p>
+    <w:p>
+      <w:pPr>
+        <w:spacing w:line="336" w:lineRule="auto" w:after="180"/>
+      </w:pPr>
+      <w:r>
+        <w:rPr>
+          <w:b w:val="0"/>
+        </w:rPr>
+        <w:t xml:space="preserve">Keep code, </w:t>
+      </w:r>
+      <w:r>
+        <w:rPr>
+          <w:b/>
+        </w:rPr>
+        <w:t>prediction</w:t>
+      </w:r>
+      <w:r>
+        <w:rPr>
+          <w:b w:val="0"/>
+        </w:rPr>
+        <w:t>s, actual results and a reasoned revision together. On paper, label your result as a trace rather than an execution.</w:t>
       </w:r>
     </w:p>
     <w:p>
@@ -1710,8 +2774,37 @@
       </w:r>
     </w:p>
     <w:p>
-      <w:r>
-        <w:t>Use Download completed work in the hosted lesson to export your answers, reflections, practice feedback and code-run evidence. Open the HTML copy to read or print it. Drafts stay in this browser when storage is available; clear drafts on a shared device.</w:t>
+      <w:pPr>
+        <w:spacing w:line="336" w:lineRule="auto" w:after="180"/>
+      </w:pPr>
+      <w:r>
+        <w:rPr>
+          <w:b w:val="0"/>
+        </w:rPr>
+        <w:t xml:space="preserve">Use Download completed work in the hosted lesson to export your answers, reflections, practice feedback and code-run </w:t>
+      </w:r>
+      <w:r>
+        <w:rPr>
+          <w:b/>
+        </w:rPr>
+        <w:t>evidence</w:t>
+      </w:r>
+      <w:r>
+        <w:rPr>
+          <w:b w:val="0"/>
+        </w:rPr>
+        <w:t>. Open the HTML copy to read or print it.</w:t>
+      </w:r>
+    </w:p>
+    <w:p>
+      <w:pPr>
+        <w:spacing w:line="336" w:lineRule="auto" w:after="180"/>
+      </w:pPr>
+      <w:r>
+        <w:rPr>
+          <w:b w:val="0"/>
+        </w:rPr>
+        <w:t>Drafts stay in this browser when storage is available; clear drafts on a shared device.</w:t>
       </w:r>
     </w:p>
     <w:p>
@@ -1725,6 +2818,890 @@
     <w:p>
       <w:r>
         <w:t>________________________________________________________________</w:t>
+      </w:r>
+    </w:p>
+    <w:p>
+      <w:r>
+        <w:t>________________________________________________________________</w:t>
+      </w:r>
+    </w:p>
+    <w:p>
+      <w:r>
+        <w:t>________________________________________________________________</w:t>
+      </w:r>
+    </w:p>
+    <w:p>
+      <w:r>
+        <w:t>________________________________________________________________</w:t>
+      </w:r>
+    </w:p>
+    <w:p>
+      <w:r>
+        <w:t>________________________________________________________________</w:t>
+      </w:r>
+    </w:p>
+    <w:p>
+      <w:pPr>
+        <w:pStyle w:val="Heading1"/>
+      </w:pPr>
+      <w:r>
+        <w:t>21. Visual concept journey</w:t>
+      </w:r>
+    </w:p>
+    <w:p>
+      <w:r>
+        <w:t>Explain each Similarity by Selected Traits picture from its labels, then record a relevant limit.</w:t>
+      </w:r>
+    </w:p>
+    <w:p>
+      <w:pPr>
+        <w:pStyle w:val="Heading3"/>
+      </w:pPr>
+      <w:r>
+        <w:t>01. Similarity by Selected Traits: the case</w:t>
+      </w:r>
+    </w:p>
+    <w:p>
+      <w:r>
+        <w:drawing>
+          <wp:inline xmlns:a="http://schemas.openxmlformats.org/drawingml/2006/main" xmlns:pic="http://schemas.openxmlformats.org/drawingml/2006/picture">
+            <wp:extent cx="5486400" cy="2840736"/>
+            <wp:docPr id="3" name="Picture 3" descr="A fictional toy book matcher represents two preferences with numeric features. Supplied facts: Target vector [2,5]. Candidate A=[2,2], B=[4,5], C=[3,4]. Use Manhattan distance: add absolute coordinate differences; return all smallest-distance candidates."/>
+            <wp:cNvGraphicFramePr>
+              <a:graphicFrameLocks noChangeAspect="1"/>
+            </wp:cNvGraphicFramePr>
+            <a:graphic>
+              <a:graphicData uri="http://schemas.openxmlformats.org/drawingml/2006/picture">
+                <pic:pic>
+                  <pic:nvPicPr>
+                    <pic:cNvPr id="0" name="academy-story-ai-2-21-01.png"/>
+                    <pic:cNvPicPr/>
+                  </pic:nvPicPr>
+                  <pic:blipFill>
+                    <a:blip r:embed="rId11"/>
+                    <a:stretch>
+                      <a:fillRect/>
+                    </a:stretch>
+                  </pic:blipFill>
+                  <pic:spPr>
+                    <a:xfrm>
+                      <a:off x="0" y="0"/>
+                      <a:ext cx="5486400" cy="2840736"/>
+                    </a:xfrm>
+                    <a:prstGeom prst="rect"/>
+                  </pic:spPr>
+                </pic:pic>
+              </a:graphicData>
+            </a:graphic>
+          </wp:inline>
+        </w:drawing>
+      </w:r>
+    </w:p>
+    <w:p>
+      <w:pPr>
+        <w:spacing w:line="336" w:lineRule="auto" w:after="180"/>
+      </w:pPr>
+      <w:r>
+        <w:rPr>
+          <w:b w:val="0"/>
+        </w:rPr>
+        <w:t>A fictional toy book matcher represents two preferences with numeric features. Supplied facts: Target vector [2,5]. Candidate A=[2,2], B=[4,5], C=[3,4].</w:t>
+      </w:r>
+    </w:p>
+    <w:p>
+      <w:pPr>
+        <w:spacing w:line="336" w:lineRule="auto" w:after="180"/>
+      </w:pPr>
+      <w:r>
+        <w:rPr>
+          <w:b w:val="0"/>
+        </w:rPr>
+        <w:t xml:space="preserve">Use </w:t>
+      </w:r>
+      <w:r>
+        <w:rPr>
+          <w:b/>
+        </w:rPr>
+        <w:t>Manhattan distance</w:t>
+      </w:r>
+      <w:r>
+        <w:rPr>
+          <w:b w:val="0"/>
+        </w:rPr>
+        <w:t xml:space="preserve">: add absolute </w:t>
+      </w:r>
+      <w:r>
+        <w:rPr>
+          <w:b/>
+        </w:rPr>
+        <w:t>coordinate</w:t>
+      </w:r>
+      <w:r>
+        <w:rPr>
+          <w:b w:val="0"/>
+        </w:rPr>
+        <w:t xml:space="preserve"> differences; return all smallest-</w:t>
+      </w:r>
+      <w:r>
+        <w:rPr>
+          <w:b/>
+        </w:rPr>
+        <w:t>distance</w:t>
+      </w:r>
+      <w:r>
+        <w:rPr>
+          <w:b w:val="0"/>
+        </w:rPr>
+        <w:t xml:space="preserve"> candidates.</w:t>
+      </w:r>
+    </w:p>
+    <w:p>
+      <w:pPr>
+        <w:spacing w:line="336" w:lineRule="auto" w:after="180"/>
+        <w:shd w:fill="F5F1FB"/>
+      </w:pPr>
+      <w:r>
+        <w:rPr>
+          <w:b w:val="0"/>
+        </w:rPr>
+        <w:t>Point to the given fact that matters most. Explain why it matters.</w:t>
+      </w:r>
+    </w:p>
+    <w:p>
+      <w:pPr>
+        <w:pStyle w:val="Heading3"/>
+      </w:pPr>
+      <w:r>
+        <w:t>My picture explanation, deciding evidence and one limit</w:t>
+      </w:r>
+    </w:p>
+    <w:p>
+      <w:r>
+        <w:t>________________________________________________________________</w:t>
+      </w:r>
+    </w:p>
+    <w:p>
+      <w:r>
+        <w:t>________________________________________________________________</w:t>
+      </w:r>
+    </w:p>
+    <w:p>
+      <w:r>
+        <w:t>________________________________________________________________</w:t>
+      </w:r>
+    </w:p>
+    <w:p>
+      <w:r>
+        <w:t>________________________________________________________________</w:t>
+      </w:r>
+    </w:p>
+    <w:p>
+      <w:pPr>
+        <w:pStyle w:val="Heading3"/>
+      </w:pPr>
+      <w:r>
+        <w:t>02. Follow the deciding steps</w:t>
+      </w:r>
+    </w:p>
+    <w:p>
+      <w:r>
+        <w:drawing>
+          <wp:inline xmlns:a="http://schemas.openxmlformats.org/drawingml/2006/main" xmlns:pic="http://schemas.openxmlformats.org/drawingml/2006/picture">
+            <wp:extent cx="5486400" cy="4005072"/>
+            <wp:docPr id="4" name="Picture 4" descr="Distance A: |2−2|+|5−2|=0+3=3. → Distance B: |2−4|+|5−5|=2+0=2. → Distance C: |2−3|+|5−4|=1+1=2. → Choose closest: B and C tie at distance 2; keep the tie visible."/>
+            <wp:cNvGraphicFramePr>
+              <a:graphicFrameLocks noChangeAspect="1"/>
+            </wp:cNvGraphicFramePr>
+            <a:graphic>
+              <a:graphicData uri="http://schemas.openxmlformats.org/drawingml/2006/picture">
+                <pic:pic>
+                  <pic:nvPicPr>
+                    <pic:cNvPr id="0" name="academy-story-ai-2-21-02.png"/>
+                    <pic:cNvPicPr/>
+                  </pic:nvPicPr>
+                  <pic:blipFill>
+                    <a:blip r:embed="rId12"/>
+                    <a:stretch>
+                      <a:fillRect/>
+                    </a:stretch>
+                  </pic:blipFill>
+                  <pic:spPr>
+                    <a:xfrm>
+                      <a:off x="0" y="0"/>
+                      <a:ext cx="5486400" cy="4005072"/>
+                    </a:xfrm>
+                    <a:prstGeom prst="rect"/>
+                  </pic:spPr>
+                </pic:pic>
+              </a:graphicData>
+            </a:graphic>
+          </wp:inline>
+        </w:drawing>
+      </w:r>
+    </w:p>
+    <w:p>
+      <w:pPr>
+        <w:spacing w:line="336" w:lineRule="auto" w:after="180"/>
+      </w:pPr>
+      <w:r>
+        <w:rPr>
+          <w:b/>
+        </w:rPr>
+        <w:t>Distance</w:t>
+      </w:r>
+      <w:r>
+        <w:rPr>
+          <w:b w:val="0"/>
+        </w:rPr>
+        <w:t xml:space="preserve"> A: |2−2|+|5−2|=0+3=3. → </w:t>
+      </w:r>
+      <w:r>
+        <w:rPr>
+          <w:b/>
+        </w:rPr>
+        <w:t>Distance</w:t>
+      </w:r>
+      <w:r>
+        <w:rPr>
+          <w:b w:val="0"/>
+        </w:rPr>
+        <w:t xml:space="preserve"> B: |2−4|+|5−5|=2+0=2. → </w:t>
+      </w:r>
+      <w:r>
+        <w:rPr>
+          <w:b/>
+        </w:rPr>
+        <w:t>Distance</w:t>
+      </w:r>
+      <w:r>
+        <w:rPr>
+          <w:b w:val="0"/>
+        </w:rPr>
+        <w:t xml:space="preserve"> C: |2−3|+|5−4|=1+1=2. → Choose closest: B and C tie at </w:t>
+      </w:r>
+      <w:r>
+        <w:rPr>
+          <w:b/>
+        </w:rPr>
+        <w:t>distance</w:t>
+      </w:r>
+      <w:r>
+        <w:rPr>
+          <w:b w:val="0"/>
+        </w:rPr>
+        <w:t xml:space="preserve"> 2; keep the tie visible.</w:t>
+      </w:r>
+    </w:p>
+    <w:p>
+      <w:pPr>
+        <w:spacing w:line="336" w:lineRule="auto" w:after="180"/>
+        <w:shd w:fill="F5F1FB"/>
+      </w:pPr>
+      <w:r>
+        <w:rPr>
+          <w:b w:val="0"/>
+        </w:rPr>
+        <w:t xml:space="preserve">Point to each numbered stage and explain which recorded </w:t>
+      </w:r>
+      <w:r>
+        <w:rPr>
+          <w:b/>
+        </w:rPr>
+        <w:t>input</w:t>
+      </w:r>
+      <w:r>
+        <w:rPr>
+          <w:b w:val="0"/>
+        </w:rPr>
+        <w:t xml:space="preserve"> it uses.</w:t>
+      </w:r>
+    </w:p>
+    <w:p>
+      <w:pPr>
+        <w:pStyle w:val="Heading3"/>
+      </w:pPr>
+      <w:r>
+        <w:t>My picture explanation, deciding evidence and one limit</w:t>
+      </w:r>
+    </w:p>
+    <w:p>
+      <w:r>
+        <w:t>________________________________________________________________</w:t>
+      </w:r>
+    </w:p>
+    <w:p>
+      <w:r>
+        <w:t>________________________________________________________________</w:t>
+      </w:r>
+    </w:p>
+    <w:p>
+      <w:r>
+        <w:t>________________________________________________________________</w:t>
+      </w:r>
+    </w:p>
+    <w:p>
+      <w:r>
+        <w:t>________________________________________________________________</w:t>
+      </w:r>
+    </w:p>
+    <w:p>
+      <w:pPr>
+        <w:pStyle w:val="Heading3"/>
+      </w:pPr>
+      <w:r>
+        <w:t>03. Toy feature positions</w:t>
+      </w:r>
+    </w:p>
+    <w:p>
+      <w:r>
+        <w:drawing>
+          <wp:inline xmlns:a="http://schemas.openxmlformats.org/drawingml/2006/main" xmlns:pic="http://schemas.openxmlformats.org/drawingml/2006/picture">
+            <wp:extent cx="5486400" cy="3938016"/>
+            <wp:docPr id="5" name="Picture 5" descr="Toy feature positions. A: (2, 2). B: (4, 5). C: (3, 4). Query Target: (2, 5). Axes: first toy feature; second toy feature. Distance: Manhattan distance; horizontal=first feature, vertical=second feature."/>
+            <wp:cNvGraphicFramePr>
+              <a:graphicFrameLocks noChangeAspect="1"/>
+            </wp:cNvGraphicFramePr>
+            <a:graphic>
+              <a:graphicData uri="http://schemas.openxmlformats.org/drawingml/2006/picture">
+                <pic:pic>
+                  <pic:nvPicPr>
+                    <pic:cNvPr id="0" name="academy-story-ai-2-21-03.png"/>
+                    <pic:cNvPicPr/>
+                  </pic:nvPicPr>
+                  <pic:blipFill>
+                    <a:blip r:embed="rId13"/>
+                    <a:stretch>
+                      <a:fillRect/>
+                    </a:stretch>
+                  </pic:blipFill>
+                  <pic:spPr>
+                    <a:xfrm>
+                      <a:off x="0" y="0"/>
+                      <a:ext cx="5486400" cy="3938016"/>
+                    </a:xfrm>
+                    <a:prstGeom prst="rect"/>
+                  </pic:spPr>
+                </pic:pic>
+              </a:graphicData>
+            </a:graphic>
+          </wp:inline>
+        </w:drawing>
+      </w:r>
+    </w:p>
+    <w:p>
+      <w:pPr>
+        <w:spacing w:line="336" w:lineRule="auto" w:after="180"/>
+      </w:pPr>
+      <w:r>
+        <w:rPr>
+          <w:b w:val="0"/>
+        </w:rPr>
+        <w:t xml:space="preserve">Toy feature positions. A: (2, 2). B: (4, 5). C: (3, 4). Query Target: (2, 5). Axes: first toy feature; second toy feature. </w:t>
+      </w:r>
+      <w:r>
+        <w:rPr>
+          <w:b/>
+        </w:rPr>
+        <w:t>Distance</w:t>
+      </w:r>
+      <w:r>
+        <w:rPr>
+          <w:b w:val="0"/>
+        </w:rPr>
+        <w:t xml:space="preserve">: </w:t>
+      </w:r>
+      <w:r>
+        <w:rPr>
+          <w:b/>
+        </w:rPr>
+        <w:t>Manhattan distance</w:t>
+      </w:r>
+      <w:r>
+        <w:rPr>
+          <w:b w:val="0"/>
+        </w:rPr>
+        <w:t>; horizontal=first feature, vertical=second feature.</w:t>
+      </w:r>
+    </w:p>
+    <w:p>
+      <w:pPr>
+        <w:spacing w:line="336" w:lineRule="auto" w:after="180"/>
+        <w:shd w:fill="F5F1FB"/>
+      </w:pPr>
+      <w:r>
+        <w:rPr>
+          <w:b w:val="0"/>
+        </w:rPr>
+        <w:t>Read the labels and values. Explain the relationship the model shows.</w:t>
+      </w:r>
+    </w:p>
+    <w:p>
+      <w:pPr>
+        <w:pStyle w:val="Heading3"/>
+      </w:pPr>
+      <w:r>
+        <w:t>My picture explanation, deciding evidence and one limit</w:t>
+      </w:r>
+    </w:p>
+    <w:p>
+      <w:r>
+        <w:t>________________________________________________________________</w:t>
+      </w:r>
+    </w:p>
+    <w:p>
+      <w:r>
+        <w:t>________________________________________________________________</w:t>
+      </w:r>
+    </w:p>
+    <w:p>
+      <w:r>
+        <w:t>________________________________________________________________</w:t>
+      </w:r>
+    </w:p>
+    <w:p>
+      <w:r>
+        <w:t>________________________________________________________________</w:t>
+      </w:r>
+    </w:p>
+    <w:p>
+      <w:pPr>
+        <w:pStyle w:val="Heading3"/>
+      </w:pPr>
+      <w:r>
+        <w:t>04. Change one thing. Trace what follows.</w:t>
+      </w:r>
+    </w:p>
+    <w:p>
+      <w:r>
+        <w:drawing>
+          <wp:inline xmlns:a="http://schemas.openxmlformats.org/drawingml/2006/main" xmlns:pic="http://schemas.openxmlformats.org/drawingml/2006/picture">
+            <wp:extent cx="5486400" cy="3026664"/>
+            <wp:docPr id="6" name="Picture 6" descr="Original case: B and C tie at distance 2; keep the tie visible. Changed condition: Give the first-coordinate difference weight 2 while the second keeps weight 1. Expected result: Distances become A=3, B=4, C=3; A and C tie. Reason: The representation’s comparison rule changes; the supplied vectors stay the same."/>
+            <wp:cNvGraphicFramePr>
+              <a:graphicFrameLocks noChangeAspect="1"/>
+            </wp:cNvGraphicFramePr>
+            <a:graphic>
+              <a:graphicData uri="http://schemas.openxmlformats.org/drawingml/2006/picture">
+                <pic:pic>
+                  <pic:nvPicPr>
+                    <pic:cNvPr id="0" name="academy-story-ai-2-21-04.png"/>
+                    <pic:cNvPicPr/>
+                  </pic:nvPicPr>
+                  <pic:blipFill>
+                    <a:blip r:embed="rId14"/>
+                    <a:stretch>
+                      <a:fillRect/>
+                    </a:stretch>
+                  </pic:blipFill>
+                  <pic:spPr>
+                    <a:xfrm>
+                      <a:off x="0" y="0"/>
+                      <a:ext cx="5486400" cy="3026664"/>
+                    </a:xfrm>
+                    <a:prstGeom prst="rect"/>
+                  </pic:spPr>
+                </pic:pic>
+              </a:graphicData>
+            </a:graphic>
+          </wp:inline>
+        </w:drawing>
+      </w:r>
+    </w:p>
+    <w:p>
+      <w:pPr>
+        <w:spacing w:line="336" w:lineRule="auto" w:after="180"/>
+      </w:pPr>
+      <w:r>
+        <w:rPr>
+          <w:b w:val="0"/>
+        </w:rPr>
+        <w:t xml:space="preserve">Original case: B and C tie at </w:t>
+      </w:r>
+      <w:r>
+        <w:rPr>
+          <w:b/>
+        </w:rPr>
+        <w:t>distance</w:t>
+      </w:r>
+      <w:r>
+        <w:rPr>
+          <w:b w:val="0"/>
+        </w:rPr>
+        <w:t xml:space="preserve"> 2; keep the tie visible. Changed condition: Give the first-</w:t>
+      </w:r>
+      <w:r>
+        <w:rPr>
+          <w:b/>
+        </w:rPr>
+        <w:t>coordinate</w:t>
+      </w:r>
+      <w:r>
+        <w:rPr>
+          <w:b w:val="0"/>
+        </w:rPr>
+        <w:t xml:space="preserve"> difference weight 2 while the second keeps weight 1. Expected result: </w:t>
+      </w:r>
+      <w:r>
+        <w:rPr>
+          <w:b/>
+        </w:rPr>
+        <w:t>Distance</w:t>
+      </w:r>
+      <w:r>
+        <w:rPr>
+          <w:b w:val="0"/>
+        </w:rPr>
+        <w:t>s become A=3, B=4, C=3; A and C tie.</w:t>
+      </w:r>
+    </w:p>
+    <w:p>
+      <w:pPr>
+        <w:spacing w:line="336" w:lineRule="auto" w:after="180"/>
+      </w:pPr>
+      <w:r>
+        <w:rPr>
+          <w:b w:val="0"/>
+        </w:rPr>
+        <w:t>Reason: The representation’s comparison rule changes; the supplied vectors stay the same.</w:t>
+      </w:r>
+    </w:p>
+    <w:p>
+      <w:pPr>
+        <w:spacing w:line="336" w:lineRule="auto" w:after="180"/>
+        <w:shd w:fill="F5F1FB"/>
+      </w:pPr>
+      <w:r>
+        <w:rPr>
+          <w:b w:val="0"/>
+        </w:rPr>
+        <w:t>Predict before checking the worked changed-case result. Name what changed and what the supplied facts allow you to conclude.</w:t>
+      </w:r>
+    </w:p>
+    <w:p>
+      <w:pPr>
+        <w:pStyle w:val="Heading3"/>
+      </w:pPr>
+      <w:r>
+        <w:t>My picture explanation, deciding evidence and one limit</w:t>
+      </w:r>
+    </w:p>
+    <w:p>
+      <w:r>
+        <w:t>________________________________________________________________</w:t>
+      </w:r>
+    </w:p>
+    <w:p>
+      <w:r>
+        <w:t>________________________________________________________________</w:t>
+      </w:r>
+    </w:p>
+    <w:p>
+      <w:r>
+        <w:t>________________________________________________________________</w:t>
+      </w:r>
+    </w:p>
+    <w:p>
+      <w:r>
+        <w:t>________________________________________________________________</w:t>
+      </w:r>
+    </w:p>
+    <w:p>
+      <w:pPr>
+        <w:pStyle w:val="Heading3"/>
+      </w:pPr>
+      <w:r>
+        <w:t>05. Connect the explanation to its limit</w:t>
+      </w:r>
+    </w:p>
+    <w:p>
+      <w:r>
+        <w:drawing>
+          <wp:inline xmlns:a="http://schemas.openxmlformats.org/drawingml/2006/main" xmlns:pic="http://schemas.openxmlformats.org/drawingml/2006/picture">
+            <wp:extent cx="5486400" cy="2834640"/>
+            <wp:docPr id="7" name="Picture 7" descr="Each coordinate contributes according to the declared distance rule. Smaller distance means closer in this representation, not automatically a better reading experience. If one coordinate uses a much larger numerical scale, it can dominate the sum even when it is not more important. Feature units and scaling belong in the method record. Limit: A toy numeric encoding does not establish meaningful interpersonal distances or suitability of a recommendation."/>
+            <wp:cNvGraphicFramePr>
+              <a:graphicFrameLocks noChangeAspect="1"/>
+            </wp:cNvGraphicFramePr>
+            <a:graphic>
+              <a:graphicData uri="http://schemas.openxmlformats.org/drawingml/2006/picture">
+                <pic:pic>
+                  <pic:nvPicPr>
+                    <pic:cNvPr id="0" name="academy-story-ai-2-21-05.png"/>
+                    <pic:cNvPicPr/>
+                  </pic:nvPicPr>
+                  <pic:blipFill>
+                    <a:blip r:embed="rId15"/>
+                    <a:stretch>
+                      <a:fillRect/>
+                    </a:stretch>
+                  </pic:blipFill>
+                  <pic:spPr>
+                    <a:xfrm>
+                      <a:off x="0" y="0"/>
+                      <a:ext cx="5486400" cy="2834640"/>
+                    </a:xfrm>
+                    <a:prstGeom prst="rect"/>
+                  </pic:spPr>
+                </pic:pic>
+              </a:graphicData>
+            </a:graphic>
+          </wp:inline>
+        </w:drawing>
+      </w:r>
+    </w:p>
+    <w:p>
+      <w:pPr>
+        <w:spacing w:line="336" w:lineRule="auto" w:after="180"/>
+      </w:pPr>
+      <w:r>
+        <w:rPr>
+          <w:b w:val="0"/>
+        </w:rPr>
+        <w:t xml:space="preserve">Each </w:t>
+      </w:r>
+      <w:r>
+        <w:rPr>
+          <w:b/>
+        </w:rPr>
+        <w:t>coordinate</w:t>
+      </w:r>
+      <w:r>
+        <w:rPr>
+          <w:b w:val="0"/>
+        </w:rPr>
+        <w:t xml:space="preserve"> contributes according to the declared </w:t>
+      </w:r>
+      <w:r>
+        <w:rPr>
+          <w:b/>
+        </w:rPr>
+        <w:t>distance</w:t>
+      </w:r>
+      <w:r>
+        <w:rPr>
+          <w:b w:val="0"/>
+        </w:rPr>
+        <w:t xml:space="preserve"> rule. Smaller </w:t>
+      </w:r>
+      <w:r>
+        <w:rPr>
+          <w:b/>
+        </w:rPr>
+        <w:t>distance</w:t>
+      </w:r>
+      <w:r>
+        <w:rPr>
+          <w:b w:val="0"/>
+        </w:rPr>
+        <w:t xml:space="preserve"> means closer in this representation, not automatically a better reading experience.</w:t>
+      </w:r>
+    </w:p>
+    <w:p>
+      <w:pPr>
+        <w:spacing w:line="336" w:lineRule="auto" w:after="180"/>
+      </w:pPr>
+      <w:r>
+        <w:rPr>
+          <w:b w:val="0"/>
+        </w:rPr>
+        <w:t xml:space="preserve">If one </w:t>
+      </w:r>
+      <w:r>
+        <w:rPr>
+          <w:b/>
+        </w:rPr>
+        <w:t>coordinate</w:t>
+      </w:r>
+      <w:r>
+        <w:rPr>
+          <w:b w:val="0"/>
+        </w:rPr>
+        <w:t xml:space="preserve"> uses a much larger numerical </w:t>
+      </w:r>
+      <w:r>
+        <w:rPr>
+          <w:b/>
+        </w:rPr>
+        <w:t>scale</w:t>
+      </w:r>
+      <w:r>
+        <w:rPr>
+          <w:b w:val="0"/>
+        </w:rPr>
+        <w:t>, it can dominate the sum even when it is not more important. Feature units and scaling belong in the method record.</w:t>
+      </w:r>
+    </w:p>
+    <w:p>
+      <w:pPr>
+        <w:spacing w:line="336" w:lineRule="auto" w:after="180"/>
+      </w:pPr>
+      <w:r>
+        <w:rPr>
+          <w:b w:val="0"/>
+        </w:rPr>
+        <w:t xml:space="preserve">Limit: A toy numeric encoding does not establish meaningful interpersonal </w:t>
+      </w:r>
+      <w:r>
+        <w:rPr>
+          <w:b/>
+        </w:rPr>
+        <w:t>distance</w:t>
+      </w:r>
+      <w:r>
+        <w:rPr>
+          <w:b w:val="0"/>
+        </w:rPr>
+        <w:t>s or suitability of a recommendation.</w:t>
+      </w:r>
+    </w:p>
+    <w:p>
+      <w:pPr>
+        <w:spacing w:line="336" w:lineRule="auto" w:after="180"/>
+        <w:shd w:fill="F5F1FB"/>
+      </w:pPr>
+      <w:r>
+        <w:rPr>
+          <w:b w:val="0"/>
+        </w:rPr>
+        <w:t>Explain the case, then point to a limit on the claim.</w:t>
+      </w:r>
+    </w:p>
+    <w:p>
+      <w:pPr>
+        <w:pStyle w:val="Heading3"/>
+      </w:pPr>
+      <w:r>
+        <w:t>My picture explanation, deciding evidence and one limit</w:t>
+      </w:r>
+    </w:p>
+    <w:p>
+      <w:r>
+        <w:t>________________________________________________________________</w:t>
+      </w:r>
+    </w:p>
+    <w:p>
+      <w:r>
+        <w:t>________________________________________________________________</w:t>
+      </w:r>
+    </w:p>
+    <w:p>
+      <w:r>
+        <w:t>________________________________________________________________</w:t>
+      </w:r>
+    </w:p>
+    <w:p>
+      <w:r>
+        <w:t>________________________________________________________________</w:t>
+      </w:r>
+    </w:p>
+    <w:p>
+      <w:pPr>
+        <w:pStyle w:val="Heading3"/>
+      </w:pPr>
+      <w:r>
+        <w:t>06. Make the idea visible in your project</w:t>
+      </w:r>
+    </w:p>
+    <w:p>
+      <w:r>
+        <w:drawing>
+          <wp:inline xmlns:a="http://schemas.openxmlformats.org/drawingml/2006/main" xmlns:pic="http://schemas.openxmlformats.org/drawingml/2006/picture">
+            <wp:extent cx="5486400" cy="3380232"/>
+            <wp:docPr id="8" name="Picture 8" descr="Specify recommender feature meanings, units, scaling and tie policy before explaining nearest matches. Draw your input, deciding step, result and limit. Supported question: Explain why B ceases to be a closest option without any candidate data changing."/>
+            <wp:cNvGraphicFramePr>
+              <a:graphicFrameLocks noChangeAspect="1"/>
+            </wp:cNvGraphicFramePr>
+            <a:graphic>
+              <a:graphicData uri="http://schemas.openxmlformats.org/drawingml/2006/picture">
+                <pic:pic>
+                  <pic:nvPicPr>
+                    <pic:cNvPr id="0" name="academy-story-ai-2-21-06.png"/>
+                    <pic:cNvPicPr/>
+                  </pic:nvPicPr>
+                  <pic:blipFill>
+                    <a:blip r:embed="rId16"/>
+                    <a:stretch>
+                      <a:fillRect/>
+                    </a:stretch>
+                  </pic:blipFill>
+                  <pic:spPr>
+                    <a:xfrm>
+                      <a:off x="0" y="0"/>
+                      <a:ext cx="5486400" cy="3380232"/>
+                    </a:xfrm>
+                    <a:prstGeom prst="rect"/>
+                  </pic:spPr>
+                </pic:pic>
+              </a:graphicData>
+            </a:graphic>
+          </wp:inline>
+        </w:drawing>
+      </w:r>
+    </w:p>
+    <w:p>
+      <w:pPr>
+        <w:spacing w:line="336" w:lineRule="auto" w:after="180"/>
+      </w:pPr>
+      <w:r>
+        <w:rPr>
+          <w:b w:val="0"/>
+        </w:rPr>
+        <w:t xml:space="preserve">Specify recommender feature meanings, units, scaling and tie policy before explaining nearest matches. Draw your </w:t>
+      </w:r>
+      <w:r>
+        <w:rPr>
+          <w:b/>
+        </w:rPr>
+        <w:t>input</w:t>
+      </w:r>
+      <w:r>
+        <w:rPr>
+          <w:b w:val="0"/>
+        </w:rPr>
+        <w:t>, deciding step, result and limit.</w:t>
+      </w:r>
+    </w:p>
+    <w:p>
+      <w:pPr>
+        <w:spacing w:line="336" w:lineRule="auto" w:after="180"/>
+      </w:pPr>
+      <w:r>
+        <w:rPr>
+          <w:b w:val="0"/>
+        </w:rPr>
+        <w:t>Supported question: Explain why B ceases to be a closest option without any candidate data changing.</w:t>
+      </w:r>
+    </w:p>
+    <w:p>
+      <w:pPr>
+        <w:spacing w:line="336" w:lineRule="auto" w:after="180"/>
+        <w:shd w:fill="F5F1FB"/>
+      </w:pPr>
+      <w:r>
+        <w:rPr>
+          <w:b w:val="0"/>
+        </w:rPr>
+        <w:t xml:space="preserve">Draw your project trace and justify the deciding step using </w:t>
+      </w:r>
+      <w:r>
+        <w:rPr>
+          <w:b/>
+        </w:rPr>
+        <w:t>evidence</w:t>
+      </w:r>
+      <w:r>
+        <w:rPr>
+          <w:b w:val="0"/>
+        </w:rPr>
+        <w:t>.</w:t>
+      </w:r>
+    </w:p>
+    <w:p>
+      <w:pPr>
+        <w:pStyle w:val="Heading3"/>
+      </w:pPr>
+      <w:r>
+        <w:t>My picture explanation, deciding evidence and one limit</w:t>
       </w:r>
     </w:p>
     <w:p>

--- a/downloads/workbook/ai-2-week-21.docx
+++ b/downloads/workbook/ai-2-week-21.docx
@@ -25,12 +25,492 @@
         <w:pStyle w:val="Heading1"/>
       </w:pPr>
       <w:r>
-        <w:t>01. Recall and choose your starting point</w:t>
-      </w:r>
-    </w:p>
-    <w:p>
-      <w:r>
-        <w:t>Record your starting explanation for Similarity by Selected Traits before opening notes. Show any later correction separately.</w:t>
+        <w:t>One connected distance-comparison record.</w:t>
+      </w:r>
+    </w:p>
+    <w:p>
+      <w:r>
+        <w:t>Read vectors, compute gaps, repair feature order and limit exact-match claims.</w:t>
+      </w:r>
+    </w:p>
+    <w:p>
+      <w:r>
+        <w:t>Keep feature definitions, target, candidate coordinates, scaling, weights and all ties visible.</w:t>
+      </w:r>
+    </w:p>
+    <w:p>
+      <w:pPr>
+        <w:pStyle w:val="Heading1"/>
+      </w:pPr>
+      <w:r>
+        <w:t>01. Recall: reconnect earlier ideas</w:t>
+      </w:r>
+    </w:p>
+    <w:p>
+      <w:r>
+        <w:t>Retrieve before opening notes.</w:t>
+      </w:r>
+    </w:p>
+    <w:p>
+      <w:pPr>
+        <w:pStyle w:val="Heading2"/>
+      </w:pPr>
+      <w:r>
+        <w:t>Retrieve and explain</w:t>
+      </w:r>
+    </w:p>
+    <w:p>
+      <w:pPr>
+        <w:pStyle w:val="ListBullet"/>
+      </w:pPr>
+      <w:r>
+        <w:t>Try the recall before opening notes. Then use a different colour or a labelled second line to correct your explanation.</w:t>
+      </w:r>
+    </w:p>
+    <w:p>
+      <w:pPr>
+        <w:pStyle w:val="ListBullet"/>
+      </w:pPr>
+      <w:r>
+        <w:t>Without opening the old lesson, explain one key idea from Repair Bias in Data. Give an example and a mistake that the idea helps you avoid.</w:t>
+      </w:r>
+    </w:p>
+    <w:p>
+      <w:pPr>
+        <w:pStyle w:val="Heading3"/>
+      </w:pPr>
+      <w:r>
+        <w:t>My remembered idea, example and correction</w:t>
+      </w:r>
+    </w:p>
+    <w:p>
+      <w:r>
+        <w:t>________________________________________________________________</w:t>
+      </w:r>
+    </w:p>
+    <w:p>
+      <w:r>
+        <w:t>________________________________________________________________</w:t>
+      </w:r>
+    </w:p>
+    <w:p>
+      <w:r>
+        <w:t>________________________________________________________________</w:t>
+      </w:r>
+    </w:p>
+    <w:p>
+      <w:pPr>
+        <w:pStyle w:val="ListBullet"/>
+      </w:pPr>
+      <w:r>
+        <w:t>Without opening the old lesson, explain one key idea from Missing Data. Give an example and a mistake that the idea helps you avoid.</w:t>
+      </w:r>
+    </w:p>
+    <w:p>
+      <w:pPr>
+        <w:pStyle w:val="Heading3"/>
+      </w:pPr>
+      <w:r>
+        <w:t>My remembered idea, example and correction</w:t>
+      </w:r>
+    </w:p>
+    <w:p>
+      <w:r>
+        <w:t>________________________________________________________________</w:t>
+      </w:r>
+    </w:p>
+    <w:p>
+      <w:r>
+        <w:t>________________________________________________________________</w:t>
+      </w:r>
+    </w:p>
+    <w:p>
+      <w:r>
+        <w:t>________________________________________________________________</w:t>
+      </w:r>
+    </w:p>
+    <w:p>
+      <w:pPr>
+        <w:pStyle w:val="ListBullet"/>
+      </w:pPr>
+      <w:r>
+        <w:t>Without opening the old lesson, explain one key idea from Choose Informative Questions. Give an example and a mistake that the idea helps you avoid.</w:t>
+      </w:r>
+    </w:p>
+    <w:p>
+      <w:pPr>
+        <w:pStyle w:val="Heading3"/>
+      </w:pPr>
+      <w:r>
+        <w:t>My remembered idea, example and correction</w:t>
+      </w:r>
+    </w:p>
+    <w:p>
+      <w:r>
+        <w:t>________________________________________________________________</w:t>
+      </w:r>
+    </w:p>
+    <w:p>
+      <w:r>
+        <w:t>________________________________________________________________</w:t>
+      </w:r>
+    </w:p>
+    <w:p>
+      <w:r>
+        <w:t>________________________________________________________________</w:t>
+      </w:r>
+    </w:p>
+    <w:p>
+      <w:pPr>
+        <w:pStyle w:val="Heading2"/>
+      </w:pPr>
+      <w:r>
+        <w:t>Earlier wording, alternatives and picture transcripts · reference / check after trying</w:t>
+      </w:r>
+    </w:p>
+    <w:p>
+      <w:pPr>
+        <w:pStyle w:val="Heading3"/>
+      </w:pPr>
+      <w:r>
+        <w:t>Repair Bias in Data</w:t>
+      </w:r>
+    </w:p>
+    <w:p>
+      <w:pPr>
+        <w:pStyle w:val="Heading3"/>
+      </w:pPr>
+      <w:r>
+        <w:t>Missing Data</w:t>
+      </w:r>
+    </w:p>
+    <w:p>
+      <w:pPr>
+        <w:pStyle w:val="Heading3"/>
+      </w:pPr>
+      <w:r>
+        <w:t>Choose Informative Questions</w:t>
+      </w:r>
+    </w:p>
+    <w:p>
+      <w:pPr>
+        <w:pStyle w:val="Heading1"/>
+      </w:pPr>
+      <w:r>
+        <w:t>12. W1 · Read the declared vector order</w:t>
+      </w:r>
+    </w:p>
+    <w:p>
+      <w:r>
+        <w:t>Position0 and1 have different meanings.</w:t>
+      </w:r>
+    </w:p>
+    <w:p>
+      <w:pPr>
+        <w:pStyle w:val="Heading2"/>
+      </w:pPr>
+      <w:r>
+        <w:t>Your evidence record</w:t>
+      </w:r>
+    </w:p>
+    <w:p>
+      <w:pPr>
+        <w:pStyle w:val="ListBullet"/>
+      </w:pPr>
+      <w:r>
+        <w:t>Activity reference: feature order energy,group work; each0–5. Original target[2,4], Sketch[1,3], Relay[5,4]; Manhattan distance sums absolute gaps with equal weights. W2 supplies a different target[1,2] and its own candidates. Book examples use a separate[2,5] target and declared pace/illustration features. Zero distance means matching recorded coordinates only.</w:t>
+      </w:r>
+    </w:p>
+    <w:p>
+      <w:pPr>
+        <w:pStyle w:val="ListBullet"/>
+      </w:pPr>
+      <w:r>
+        <w:t>For [4, 1] under the worked feature order, identify energy and group-work ratings.</w:t>
+      </w:r>
+    </w:p>
+    <w:p>
+      <w:pPr>
+        <w:pStyle w:val="Heading3"/>
+      </w:pPr>
+      <w:r>
+        <w:t>My reasoning and evidence</w:t>
+      </w:r>
+    </w:p>
+    <w:p>
+      <w:r>
+        <w:t>________________________________________________________________</w:t>
+      </w:r>
+    </w:p>
+    <w:p>
+      <w:r>
+        <w:t>________________________________________________________________</w:t>
+      </w:r>
+    </w:p>
+    <w:p>
+      <w:r>
+        <w:t>________________________________________________________________</w:t>
+      </w:r>
+    </w:p>
+    <w:p>
+      <w:r>
+        <w:t>________________________________________________________________</w:t>
+      </w:r>
+    </w:p>
+    <w:p>
+      <w:r>
+        <w:t>________________________________________________________________</w:t>
+      </w:r>
+    </w:p>
+    <w:p>
+      <w:r>
+        <w:t>________________________________________________________________</w:t>
+      </w:r>
+    </w:p>
+    <w:p>
+      <w:pPr>
+        <w:pStyle w:val="Heading1"/>
+      </w:pPr>
+      <w:r>
+        <w:t>13. W2 · Compute both coordinate gaps</w:t>
+      </w:r>
+    </w:p>
+    <w:p>
+      <w:r>
+        <w:t>Use the target and options supplied in this task.</w:t>
+      </w:r>
+    </w:p>
+    <w:p>
+      <w:pPr>
+        <w:pStyle w:val="Heading2"/>
+      </w:pPr>
+      <w:r>
+        <w:t>Your evidence record</w:t>
+      </w:r>
+    </w:p>
+    <w:p>
+      <w:pPr>
+        <w:pStyle w:val="ListBullet"/>
+      </w:pPr>
+      <w:r>
+        <w:t>Activity reference: feature order energy,group work; each0–5. Original target[2,4], Sketch[1,3], Relay[5,4]; Manhattan distance sums absolute gaps with equal weights. W2 supplies a different target[1,2] and its own candidates. Book examples use a separate[2,5] target and declared pace/illustration features. Zero distance means matching recorded coordinates only.</w:t>
+      </w:r>
+    </w:p>
+    <w:p>
+      <w:pPr>
+        <w:pStyle w:val="ListBullet"/>
+      </w:pPr>
+      <w:r>
+        <w:t>From target [1, 2], find distances to A [2, 2] and B [0, 4].</w:t>
+      </w:r>
+    </w:p>
+    <w:p>
+      <w:pPr>
+        <w:pStyle w:val="Heading3"/>
+      </w:pPr>
+      <w:r>
+        <w:t>My reasoning and evidence</w:t>
+      </w:r>
+    </w:p>
+    <w:p>
+      <w:r>
+        <w:t>________________________________________________________________</w:t>
+      </w:r>
+    </w:p>
+    <w:p>
+      <w:r>
+        <w:t>________________________________________________________________</w:t>
+      </w:r>
+    </w:p>
+    <w:p>
+      <w:r>
+        <w:t>________________________________________________________________</w:t>
+      </w:r>
+    </w:p>
+    <w:p>
+      <w:r>
+        <w:t>________________________________________________________________</w:t>
+      </w:r>
+    </w:p>
+    <w:p>
+      <w:r>
+        <w:t>________________________________________________________________</w:t>
+      </w:r>
+    </w:p>
+    <w:p>
+      <w:r>
+        <w:t>________________________________________________________________</w:t>
+      </w:r>
+    </w:p>
+    <w:p>
+      <w:pPr>
+        <w:pStyle w:val="Heading1"/>
+      </w:pPr>
+      <w:r>
+        <w:t>14. W3 · Repair inconsistent feature order</w:t>
+      </w:r>
+    </w:p>
+    <w:p>
+      <w:r>
+        <w:t>Reconcile the schema before calculating distance.</w:t>
+      </w:r>
+    </w:p>
+    <w:p>
+      <w:pPr>
+        <w:pStyle w:val="Heading2"/>
+      </w:pPr>
+      <w:r>
+        <w:t>Your evidence record</w:t>
+      </w:r>
+    </w:p>
+    <w:p>
+      <w:pPr>
+        <w:pStyle w:val="ListBullet"/>
+      </w:pPr>
+      <w:r>
+        <w:t>Activity reference: feature order energy,group work; each0–5. Original target[2,4], Sketch[1,3], Relay[5,4]; Manhattan distance sums absolute gaps with equal weights. W2 supplies a different target[1,2] and its own candidates. Book examples use a separate[2,5] target and declared pace/illustration features. Zero distance means matching recorded coordinates only.</w:t>
+      </w:r>
+    </w:p>
+    <w:p>
+      <w:pPr>
+        <w:pStyle w:val="ListBullet"/>
+      </w:pPr>
+      <w:r>
+        <w:t>One record uses [group work, energy] while others use [energy, group work]. Why is the distance unreliable?</w:t>
+      </w:r>
+    </w:p>
+    <w:p>
+      <w:pPr>
+        <w:pStyle w:val="Heading3"/>
+      </w:pPr>
+      <w:r>
+        <w:t>My reasoning and evidence</w:t>
+      </w:r>
+    </w:p>
+    <w:p>
+      <w:r>
+        <w:t>________________________________________________________________</w:t>
+      </w:r>
+    </w:p>
+    <w:p>
+      <w:r>
+        <w:t>________________________________________________________________</w:t>
+      </w:r>
+    </w:p>
+    <w:p>
+      <w:r>
+        <w:t>________________________________________________________________</w:t>
+      </w:r>
+    </w:p>
+    <w:p>
+      <w:r>
+        <w:t>________________________________________________________________</w:t>
+      </w:r>
+    </w:p>
+    <w:p>
+      <w:r>
+        <w:t>________________________________________________________________</w:t>
+      </w:r>
+    </w:p>
+    <w:p>
+      <w:r>
+        <w:t>________________________________________________________________</w:t>
+      </w:r>
+    </w:p>
+    <w:p>
+      <w:pPr>
+        <w:pStyle w:val="Heading1"/>
+      </w:pPr>
+      <w:r>
+        <w:t>16. W5 · Limit distance-zero claims</w:t>
+      </w:r>
+    </w:p>
+    <w:p>
+      <w:r>
+        <w:t>Unrecorded requirements can still differ.</w:t>
+      </w:r>
+    </w:p>
+    <w:p>
+      <w:pPr>
+        <w:pStyle w:val="Heading2"/>
+      </w:pPr>
+      <w:r>
+        <w:t>Your evidence record</w:t>
+      </w:r>
+    </w:p>
+    <w:p>
+      <w:pPr>
+        <w:pStyle w:val="ListBullet"/>
+      </w:pPr>
+      <w:r>
+        <w:t>Activity reference: feature order energy,group work; each0–5. Original target[2,4], Sketch[1,3], Relay[5,4]; Manhattan distance sums absolute gaps with equal weights. W2 supplies a different target[1,2] and its own candidates. Book examples use a separate[2,5] target and declared pace/illustration features. Zero distance means matching recorded coordinates only.</w:t>
+      </w:r>
+    </w:p>
+    <w:p>
+      <w:pPr>
+        <w:pStyle w:val="ListBullet"/>
+      </w:pPr>
+      <w:r>
+        <w:t>Two activities have distance zero. Must they suit every learner equally well?</w:t>
+      </w:r>
+    </w:p>
+    <w:p>
+      <w:pPr>
+        <w:pStyle w:val="Heading3"/>
+      </w:pPr>
+      <w:r>
+        <w:t>My reasoning and evidence</w:t>
+      </w:r>
+    </w:p>
+    <w:p>
+      <w:r>
+        <w:t>________________________________________________________________</w:t>
+      </w:r>
+    </w:p>
+    <w:p>
+      <w:r>
+        <w:t>________________________________________________________________</w:t>
+      </w:r>
+    </w:p>
+    <w:p>
+      <w:r>
+        <w:t>________________________________________________________________</w:t>
+      </w:r>
+    </w:p>
+    <w:p>
+      <w:r>
+        <w:t>________________________________________________________________</w:t>
+      </w:r>
+    </w:p>
+    <w:p>
+      <w:r>
+        <w:t>________________________________________________________________</w:t>
+      </w:r>
+    </w:p>
+    <w:p>
+      <w:r>
+        <w:t>________________________________________________________________</w:t>
+      </w:r>
+    </w:p>
+    <w:p>
+      <w:pPr>
+        <w:pStyle w:val="Heading1"/>
+      </w:pPr>
+      <w:r>
+        <w:t>04. W4 · Rank independently</w:t>
+      </w:r>
+    </w:p>
+    <w:p>
+      <w:r>
+        <w:t>Keep one first attempt before hints or feedback.</w:t>
+      </w:r>
+    </w:p>
+    <w:p>
+      <w:pPr>
+        <w:pStyle w:val="Heading2"/>
+      </w:pPr>
+      <w:r>
+        <w:t>Read and explain independently</w:t>
       </w:r>
     </w:p>
     <w:p>
@@ -41,15 +521,7 @@
         <w:rPr>
           <w:b w:val="0"/>
         </w:rPr>
-        <w:t>Try the recall before opening notes. Then use a different colour or a labelled second line to correct your explanation.</w:t>
-      </w:r>
-    </w:p>
-    <w:p>
-      <w:pPr>
-        <w:pStyle w:val="Heading3"/>
-      </w:pPr>
-      <w:r>
-        <w:t>Repair Bias in Data</w:t>
+        <w:t>Use the given target[3,2] and its own options with equal-weight Manhattan distance; preserve all tied distances. Do not reuse the worked target or weight change.</w:t>
       </w:r>
     </w:p>
     <w:p>
@@ -60,138 +532,7 @@
         <w:rPr>
           <w:b w:val="0"/>
         </w:rPr>
-        <w:t>Without opening the old lesson, explain one key idea from Repair Bias in Data. Give an example and a mistake that the idea helps you avoid.</w:t>
-      </w:r>
-    </w:p>
-    <w:p>
-      <w:pPr>
-        <w:pStyle w:val="Heading3"/>
-      </w:pPr>
-      <w:r>
-        <w:t>My remembered idea, example and correction</w:t>
-      </w:r>
-    </w:p>
-    <w:p>
-      <w:r>
-        <w:t>________________________________________________________________</w:t>
-      </w:r>
-    </w:p>
-    <w:p>
-      <w:r>
-        <w:t>________________________________________________________________</w:t>
-      </w:r>
-    </w:p>
-    <w:p>
-      <w:r>
-        <w:t>________________________________________________________________</w:t>
-      </w:r>
-    </w:p>
-    <w:p>
-      <w:pPr>
-        <w:pStyle w:val="Heading3"/>
-      </w:pPr>
-      <w:r>
-        <w:t>Missing Data</w:t>
-      </w:r>
-    </w:p>
-    <w:p>
-      <w:pPr>
-        <w:spacing w:line="336" w:lineRule="auto" w:after="180"/>
-      </w:pPr>
-      <w:r>
-        <w:rPr>
-          <w:b w:val="0"/>
-        </w:rPr>
-        <w:t>Without opening the old lesson, explain one key idea from Missing Data. Give an example and a mistake that the idea helps you avoid.</w:t>
-      </w:r>
-    </w:p>
-    <w:p>
-      <w:pPr>
-        <w:pStyle w:val="Heading3"/>
-      </w:pPr>
-      <w:r>
-        <w:t>My remembered idea, example and correction</w:t>
-      </w:r>
-    </w:p>
-    <w:p>
-      <w:r>
-        <w:t>________________________________________________________________</w:t>
-      </w:r>
-    </w:p>
-    <w:p>
-      <w:r>
-        <w:t>________________________________________________________________</w:t>
-      </w:r>
-    </w:p>
-    <w:p>
-      <w:r>
-        <w:t>________________________________________________________________</w:t>
-      </w:r>
-    </w:p>
-    <w:p>
-      <w:pPr>
-        <w:pStyle w:val="Heading3"/>
-      </w:pPr>
-      <w:r>
-        <w:t>Choose Informative Questions</w:t>
-      </w:r>
-    </w:p>
-    <w:p>
-      <w:pPr>
-        <w:spacing w:line="336" w:lineRule="auto" w:after="180"/>
-      </w:pPr>
-      <w:r>
-        <w:rPr>
-          <w:b w:val="0"/>
-        </w:rPr>
-        <w:t>Without opening the old lesson, explain one key idea from Choose Informative Questions. Give an example and a mistake that the idea helps you avoid.</w:t>
-      </w:r>
-    </w:p>
-    <w:p>
-      <w:pPr>
-        <w:pStyle w:val="Heading3"/>
-      </w:pPr>
-      <w:r>
-        <w:t>My remembered idea, example and correction</w:t>
-      </w:r>
-    </w:p>
-    <w:p>
-      <w:r>
-        <w:t>________________________________________________________________</w:t>
-      </w:r>
-    </w:p>
-    <w:p>
-      <w:r>
-        <w:t>________________________________________________________________</w:t>
-      </w:r>
-    </w:p>
-    <w:p>
-      <w:r>
-        <w:t>________________________________________________________________</w:t>
-      </w:r>
-    </w:p>
-    <w:p>
-      <w:pPr>
-        <w:pStyle w:val="Heading1"/>
-      </w:pPr>
-      <w:r>
-        <w:t>02. Practise with fading help</w:t>
-      </w:r>
-    </w:p>
-    <w:p>
-      <w:r>
-        <w:t>Complete the supported Similarity by Selected Traits trace and record the first step you can explain without help.</w:t>
-      </w:r>
-    </w:p>
-    <w:p>
-      <w:pPr>
-        <w:spacing w:line="336" w:lineRule="auto" w:after="180"/>
-      </w:pPr>
-      <w:r>
-        <w:rPr>
-          <w:b w:val="0"/>
-        </w:rPr>
-        <w:t xml:space="preserve">Use W2: Compute </w:t>
+        <w:t xml:space="preserve">Target is [3, 2]. Options A [1, 2], B [3, 4], C [4, 2]. Calculate </w:t>
       </w:r>
       <w:r>
         <w:rPr>
@@ -203,131 +544,15 @@
         <w:rPr>
           <w:b w:val="0"/>
         </w:rPr>
-        <w:t xml:space="preserve">s for </w:t>
-      </w:r>
-      <w:r>
-        <w:rPr>
-          <w:b/>
-        </w:rPr>
-        <w:t>Distance</w:t>
-      </w:r>
-      <w:r>
-        <w:rPr>
-          <w:b w:val="0"/>
-        </w:rPr>
-        <w:t xml:space="preserve"> between </w:t>
-      </w:r>
-      <w:r>
-        <w:rPr>
-          <w:b/>
-        </w:rPr>
-        <w:t>feature vector</w:t>
-      </w:r>
-      <w:r>
-        <w:rPr>
-          <w:b w:val="0"/>
-        </w:rPr>
-        <w:t>s. Record the answer once; the lesson and workbook refer to the same attempt.</w:t>
-      </w:r>
-    </w:p>
-    <w:tbl>
-      <w:tblPr>
-        <w:tblStyle w:val="LightShading-Accent1"/>
-        <w:tblW w:type="auto" w:w="0"/>
-        <w:tblLook w:firstColumn="1" w:firstRow="1" w:lastColumn="0" w:lastRow="0" w:noHBand="0" w:noVBand="1" w:val="04A0"/>
-      </w:tblPr>
-      <w:tblGrid>
-        <w:gridCol w:w="2556"/>
-        <w:gridCol w:w="2556"/>
-        <w:gridCol w:w="2556"/>
-        <w:gridCol w:w="2556"/>
-      </w:tblGrid>
-      <w:tr>
-        <w:trPr>
-          <w:tblHeader/>
-        </w:trPr>
-        <w:tc>
-          <w:tcPr>
-            <w:tcW w:type="dxa" w:w="2556"/>
-          </w:tcPr>
-          <w:p>
-            <w:r>
-              <w:t>Given inputs</w:t>
-            </w:r>
-          </w:p>
-        </w:tc>
-        <w:tc>
-          <w:tcPr>
-            <w:tcW w:type="dxa" w:w="2556"/>
-          </w:tcPr>
-          <w:p>
-            <w:r>
-              <w:t>Procedure I chose</w:t>
-            </w:r>
-          </w:p>
-        </w:tc>
-        <w:tc>
-          <w:tcPr>
-            <w:tcW w:type="dxa" w:w="2556"/>
-          </w:tcPr>
-          <w:p>
-            <w:r>
-              <w:t>Middle steps</w:t>
-            </w:r>
-          </w:p>
-        </w:tc>
-        <w:tc>
-          <w:tcPr>
-            <w:tcW w:type="dxa" w:w="2556"/>
-          </w:tcPr>
-          <w:p>
-            <w:r>
-              <w:t>Result and check</w:t>
-            </w:r>
-          </w:p>
-        </w:tc>
-      </w:tr>
-      <w:tr>
-        <w:tc>
-          <w:tcPr>
-            <w:tcW w:type="dxa" w:w="2556"/>
-          </w:tcPr>
-          <w:p>
-            <w:r/>
-          </w:p>
-        </w:tc>
-        <w:tc>
-          <w:tcPr>
-            <w:tcW w:type="dxa" w:w="2556"/>
-          </w:tcPr>
-          <w:p>
-            <w:r/>
-          </w:p>
-        </w:tc>
-        <w:tc>
-          <w:tcPr>
-            <w:tcW w:type="dxa" w:w="2556"/>
-          </w:tcPr>
-          <w:p>
-            <w:r/>
-          </w:p>
-        </w:tc>
-        <w:tc>
-          <w:tcPr>
-            <w:tcW w:type="dxa" w:w="2556"/>
-          </w:tcPr>
-          <w:p>
-            <w:r/>
-          </w:p>
-        </w:tc>
-      </w:tr>
-    </w:tbl>
+        <w:t>s, select the closest, and identify a tie among the others.</w:t>
+      </w:r>
+    </w:p>
     <w:p>
       <w:pPr>
         <w:pStyle w:val="Heading3"/>
       </w:pPr>
       <w:r>
-        <w:t>The step I completed without help, and the hint I needed</w:t>
+        <w:t>My independent explanation, trace and limits</w:t>
       </w:r>
     </w:p>
     <w:p>
@@ -346,73 +571,6 @@
       </w:r>
     </w:p>
     <w:p>
-      <w:pPr>
-        <w:pStyle w:val="Heading1"/>
-      </w:pPr>
-      <w:r>
-        <w:t>03. Individual reasoning check</w:t>
-      </w:r>
-    </w:p>
-    <w:p>
-      <w:r>
-        <w:t>Check the proposed Similarity by Selected Traits explanation against the supplied facts before discussing it.</w:t>
-      </w:r>
-    </w:p>
-    <w:p>
-      <w:pPr>
-        <w:spacing w:line="336" w:lineRule="auto" w:after="180"/>
-      </w:pPr>
-      <w:r>
-        <w:rPr>
-          <w:b w:val="0"/>
-        </w:rPr>
-        <w:t xml:space="preserve">Use the worked case for </w:t>
-      </w:r>
-      <w:r>
-        <w:rPr>
-          <w:b/>
-        </w:rPr>
-        <w:t>Distance</w:t>
-      </w:r>
-      <w:r>
-        <w:rPr>
-          <w:b w:val="0"/>
-        </w:rPr>
-        <w:t xml:space="preserve"> between </w:t>
-      </w:r>
-      <w:r>
-        <w:rPr>
-          <w:b/>
-        </w:rPr>
-        <w:t>feature vector</w:t>
-      </w:r>
-      <w:r>
-        <w:rPr>
-          <w:b w:val="0"/>
-        </w:rPr>
-        <w:t>s. Proposed explanation: “A successful run proves the conclusion”. Decide whether this explanation is supported.</w:t>
-      </w:r>
-    </w:p>
-    <w:p>
-      <w:pPr>
-        <w:spacing w:line="336" w:lineRule="auto" w:after="180"/>
-      </w:pPr>
-      <w:r>
-        <w:rPr>
-          <w:b w:val="0"/>
-        </w:rPr>
-        <w:t>Point to the step or supplied fact that decides; explain your repair if needed.</w:t>
-      </w:r>
-    </w:p>
-    <w:p>
-      <w:pPr>
-        <w:pStyle w:val="Heading3"/>
-      </w:pPr>
-      <w:r>
-        <w:t>My explanation before partner discussion</w:t>
-      </w:r>
-    </w:p>
-    <w:p>
       <w:r>
         <w:t>________________________________________________________________</w:t>
       </w:r>
@@ -434,89 +592,10 @@
     </w:p>
     <w:p>
       <w:pPr>
-        <w:pStyle w:val="Heading1"/>
-      </w:pPr>
-      <w:r>
-        <w:t>04. Independent transfer case</w:t>
-      </w:r>
-    </w:p>
-    <w:p>
-      <w:r>
-        <w:t>Write one first attempt at the reserved independent case before feedback. Repeated copies of that case refer to the same recorded attempt.</w:t>
-      </w:r>
-    </w:p>
-    <w:p>
-      <w:pPr>
-        <w:pStyle w:val="Heading3"/>
-      </w:pPr>
-      <w:r>
-        <w:t>Independent case: Rank independently</w:t>
-      </w:r>
-    </w:p>
-    <w:p>
-      <w:pPr>
-        <w:spacing w:line="336" w:lineRule="auto" w:after="180"/>
-      </w:pPr>
-      <w:r>
-        <w:rPr>
-          <w:b w:val="0"/>
-        </w:rPr>
-        <w:t xml:space="preserve">Target is [3, 2]. Options A [1, 2], B [3, 4], C [4, 2]. Calculate </w:t>
-      </w:r>
-      <w:r>
-        <w:rPr>
-          <w:b/>
-        </w:rPr>
-        <w:t>distance</w:t>
-      </w:r>
-      <w:r>
-        <w:rPr>
-          <w:b w:val="0"/>
-        </w:rPr>
-        <w:t>s, select the closest, and identify a tie among the others.</w:t>
-      </w:r>
-    </w:p>
-    <w:p>
-      <w:pPr>
-        <w:pStyle w:val="Heading3"/>
-      </w:pPr>
-      <w:r>
-        <w:t>My independent explanation, trace and limits</w:t>
-      </w:r>
-    </w:p>
-    <w:p>
-      <w:r>
-        <w:t>________________________________________________________________</w:t>
-      </w:r>
-    </w:p>
-    <w:p>
-      <w:r>
-        <w:t>________________________________________________________________</w:t>
-      </w:r>
-    </w:p>
-    <w:p>
-      <w:r>
-        <w:t>________________________________________________________________</w:t>
-      </w:r>
-    </w:p>
-    <w:p>
-      <w:r>
-        <w:t>________________________________________________________________</w:t>
-      </w:r>
-    </w:p>
-    <w:p>
-      <w:r>
-        <w:t>________________________________________________________________</w:t>
-      </w:r>
-    </w:p>
-    <w:p>
-      <w:r>
-        <w:t>________________________________________________________________</w:t>
-      </w:r>
-    </w:p>
-    <w:p>
-      <w:r>
-        <w:t>________________________________________________________________</w:t>
+        <w:pStyle w:val="Heading2"/>
+      </w:pPr>
+      <w:r>
+        <w:t>Keep a fair record</w:t>
       </w:r>
     </w:p>
     <w:p>
@@ -532,51 +611,62 @@
     </w:p>
     <w:p>
       <w:pPr>
+        <w:pStyle w:val="Heading2"/>
+      </w:pPr>
+      <w:r>
+        <w:t>Earlier wording, alternatives and picture transcripts · reference / check after trying</w:t>
+      </w:r>
+    </w:p>
+    <w:p>
+      <w:pPr>
+        <w:pStyle w:val="Heading3"/>
+      </w:pPr>
+      <w:r>
+        <w:t>Independent case: Rank independently</w:t>
+      </w:r>
+    </w:p>
+    <w:p>
+      <w:pPr>
         <w:pStyle w:val="Heading1"/>
       </w:pPr>
       <w:r>
-        <w:t>05. Your learning target</w:t>
-      </w:r>
-    </w:p>
-    <w:p>
-      <w:r>
-        <w:t>Connect the Similarity by Selected Traits target to a trace and a justified conclusion.</w:t>
+        <w:t>09. Project · Keep the decision and its evidence</w:t>
+      </w:r>
+    </w:p>
+    <w:p>
+      <w:r>
+        <w:t>Add this week’s change to your existing project record.</w:t>
+      </w:r>
+    </w:p>
+    <w:p>
+      <w:pPr>
+        <w:pStyle w:val="Heading2"/>
+      </w:pPr>
+      <w:r>
+        <w:t>Your evidence record</w:t>
       </w:r>
     </w:p>
     <w:p>
       <w:pPr>
         <w:spacing w:line="336" w:lineRule="auto" w:after="180"/>
-        <w:shd w:fill="F5F1FB"/>
       </w:pPr>
       <w:r>
         <w:rPr>
           <w:b w:val="0"/>
         </w:rPr>
-        <w:t>Represent books as [animal,short,illustrated] with 1=yes. Query=[1,1,0]; A=[1,0,0], B=[1,1,1], C=[0,0,0]. Count mismatches. What changes if illustrations matter twice as much?</w:t>
-      </w:r>
-    </w:p>
-    <w:p>
-      <w:pPr>
-        <w:pStyle w:val="Heading1"/>
-      </w:pPr>
-      <w:r>
-        <w:t>06. Solve the given case</w:t>
-      </w:r>
-    </w:p>
-    <w:p>
-      <w:r>
-        <w:t>Solve the supplied Similarity by Selected Traits case and show the deciding evidence.</w:t>
-      </w:r>
-    </w:p>
-    <w:p>
-      <w:pPr>
-        <w:spacing w:line="336" w:lineRule="auto" w:after="180"/>
-      </w:pPr>
+        <w:t xml:space="preserve">Make selected traits and their </w:t>
+      </w:r>
+      <w:r>
+        <w:rPr>
+          <w:b/>
+        </w:rPr>
+        <w:t>scale</w:t>
+      </w:r>
       <w:r>
         <w:rPr>
           <w:b w:val="0"/>
         </w:rPr>
-        <w:t>Traits are [animals,adventure]. A=[1,1], B=[1,0], C=[0,0]; query=[1,0].</w:t>
+        <w:t>s visible in every recommendation explanation.</w:t>
       </w:r>
     </w:p>
     <w:p>
@@ -587,30 +677,7 @@
         <w:rPr>
           <w:b w:val="0"/>
         </w:rPr>
-        <w:t xml:space="preserve">Use number of differing traits as </w:t>
-      </w:r>
-      <w:r>
-        <w:rPr>
-          <w:b/>
-        </w:rPr>
-        <w:t>distance</w:t>
-      </w:r>
-      <w:r>
-        <w:rPr>
-          <w:b w:val="0"/>
-        </w:rPr>
-        <w:t>.</w:t>
-      </w:r>
-    </w:p>
-    <w:p>
-      <w:pPr>
-        <w:spacing w:line="336" w:lineRule="auto" w:after="180"/>
-      </w:pPr>
-      <w:r>
-        <w:rPr>
-          <w:b w:val="0"/>
-        </w:rPr>
-        <w:t xml:space="preserve">Show your trace, calculation or </w:t>
+        <w:t xml:space="preserve">The project change and </w:t>
       </w:r>
       <w:r>
         <w:rPr>
@@ -618,333 +685,6 @@
         </w:rPr>
         <w:t>evidence</w:t>
       </w:r>
-    </w:p>
-    <w:p>
-      <w:pPr>
-        <w:pStyle w:val="Heading3"/>
-      </w:pPr>
-      <w:r>
-        <w:t>Write or draw your reasoning and evidence.</w:t>
-      </w:r>
-    </w:p>
-    <w:p>
-      <w:r>
-        <w:t>________________________________________________________________</w:t>
-      </w:r>
-    </w:p>
-    <w:p>
-      <w:r>
-        <w:t>________________________________________________________________</w:t>
-      </w:r>
-    </w:p>
-    <w:p>
-      <w:r>
-        <w:t>________________________________________________________________</w:t>
-      </w:r>
-    </w:p>
-    <w:p>
-      <w:r>
-        <w:t>________________________________________________________________</w:t>
-      </w:r>
-    </w:p>
-    <w:p>
-      <w:r>
-        <w:t>________________________________________________________________</w:t>
-      </w:r>
-    </w:p>
-    <w:p>
-      <w:pPr>
-        <w:pStyle w:val="Heading1"/>
-      </w:pPr>
-      <w:r>
-        <w:t>07. Check a changed case</w:t>
-      </w:r>
-    </w:p>
-    <w:p>
-      <w:r>
-        <w:t>Apply the procedure to the changed case and record why the conclusion follows.</w:t>
-      </w:r>
-    </w:p>
-    <w:p>
-      <w:pPr>
-        <w:spacing w:line="336" w:lineRule="auto" w:after="180"/>
-        <w:shd w:fill="F5F1FB"/>
-      </w:pPr>
-      <w:r>
-        <w:rPr>
-          <w:b w:val="0"/>
-        </w:rPr>
-        <w:t xml:space="preserve">Score </w:t>
-      </w:r>
-      <w:r>
-        <w:rPr>
-          <w:b/>
-        </w:rPr>
-        <w:t>similarity</w:t>
-      </w:r>
-      <w:r>
-        <w:rPr>
-          <w:b w:val="0"/>
-        </w:rPr>
-        <w:t xml:space="preserve"> using one point for same topic and one for same difficulty. Target is space, easy. A is space, hard; B is animals, easy. What happens?</w:t>
-      </w:r>
-    </w:p>
-    <w:p>
-      <w:pPr>
-        <w:spacing w:line="336" w:lineRule="auto" w:after="180"/>
-      </w:pPr>
-      <w:r>
-        <w:rPr>
-          <w:b w:val="0"/>
-        </w:rPr>
-        <w:t>My independent answer and reason</w:t>
-      </w:r>
-    </w:p>
-    <w:p>
-      <w:pPr>
-        <w:pStyle w:val="Heading3"/>
-      </w:pPr>
-      <w:r>
-        <w:t>Write or draw your reasoning and evidence.</w:t>
-      </w:r>
-    </w:p>
-    <w:p>
-      <w:r>
-        <w:t>________________________________________________________________</w:t>
-      </w:r>
-    </w:p>
-    <w:p>
-      <w:r>
-        <w:t>________________________________________________________________</w:t>
-      </w:r>
-    </w:p>
-    <w:p>
-      <w:r>
-        <w:t>________________________________________________________________</w:t>
-      </w:r>
-    </w:p>
-    <w:p>
-      <w:r>
-        <w:t>________________________________________________________________</w:t>
-      </w:r>
-    </w:p>
-    <w:p>
-      <w:r>
-        <w:t>________________________________________________________________</w:t>
-      </w:r>
-    </w:p>
-    <w:p>
-      <w:pPr>
-        <w:pStyle w:val="Heading3"/>
-      </w:pPr>
-      <w:r>
-        <w:t>Week 21 Test and reflect</w:t>
-      </w:r>
-    </w:p>
-    <w:p>
-      <w:pPr>
-        <w:pStyle w:val="Heading1"/>
-      </w:pPr>
-      <w:r>
-        <w:t>08. Design a revealing test</w:t>
-      </w:r>
-    </w:p>
-    <w:p>
-      <w:r>
-        <w:t>Specify a changed input, expected result and observation separately.</w:t>
-      </w:r>
-    </w:p>
-    <w:p>
-      <w:pPr>
-        <w:spacing w:line="336" w:lineRule="auto" w:after="180"/>
-      </w:pPr>
-      <w:r>
-        <w:rPr>
-          <w:b w:val="0"/>
-        </w:rPr>
-        <w:t xml:space="preserve">Create a changed </w:t>
-      </w:r>
-      <w:r>
-        <w:rPr>
-          <w:b/>
-        </w:rPr>
-        <w:t>input</w:t>
-      </w:r>
-      <w:r>
-        <w:rPr>
-          <w:b w:val="0"/>
-        </w:rPr>
-        <w:t>, boundary case or missing-information case. Write the expected answer or safe response before testing.</w:t>
-      </w:r>
-    </w:p>
-    <w:tbl>
-      <w:tblPr>
-        <w:tblStyle w:val="LightShading-Accent1"/>
-        <w:tblW w:type="auto" w:w="0"/>
-        <w:tblLook w:firstColumn="1" w:firstRow="1" w:lastColumn="0" w:lastRow="0" w:noHBand="0" w:noVBand="1" w:val="04A0"/>
-      </w:tblPr>
-      <w:tblGrid>
-        <w:gridCol w:w="5112"/>
-        <w:gridCol w:w="5112"/>
-      </w:tblGrid>
-      <w:tr>
-        <w:trPr>
-          <w:tblHeader/>
-        </w:trPr>
-        <w:tc>
-          <w:tcPr>
-            <w:tcW w:type="dxa" w:w="5112"/>
-          </w:tcPr>
-          <w:p>
-            <w:r>
-              <w:t>Test record</w:t>
-            </w:r>
-          </w:p>
-        </w:tc>
-        <w:tc>
-          <w:tcPr>
-            <w:tcW w:type="dxa" w:w="5112"/>
-          </w:tcPr>
-          <w:p>
-            <w:r>
-              <w:t>My evidence</w:t>
-            </w:r>
-          </w:p>
-        </w:tc>
-      </w:tr>
-      <w:tr>
-        <w:tc>
-          <w:tcPr>
-            <w:tcW w:type="dxa" w:w="5112"/>
-          </w:tcPr>
-          <w:p>
-            <w:r>
-              <w:t>Changed input or condition</w:t>
-            </w:r>
-          </w:p>
-        </w:tc>
-        <w:tc>
-          <w:tcPr>
-            <w:tcW w:type="dxa" w:w="5112"/>
-          </w:tcPr>
-          <w:p>
-            <w:r/>
-          </w:p>
-        </w:tc>
-      </w:tr>
-      <w:tr>
-        <w:tc>
-          <w:tcPr>
-            <w:tcW w:type="dxa" w:w="5112"/>
-          </w:tcPr>
-          <w:p>
-            <w:r>
-              <w:t>Expected answer or fallback</w:t>
-            </w:r>
-          </w:p>
-        </w:tc>
-        <w:tc>
-          <w:tcPr>
-            <w:tcW w:type="dxa" w:w="5112"/>
-          </w:tcPr>
-          <w:p>
-            <w:r/>
-          </w:p>
-        </w:tc>
-      </w:tr>
-      <w:tr>
-        <w:tc>
-          <w:tcPr>
-            <w:tcW w:type="dxa" w:w="5112"/>
-          </w:tcPr>
-          <w:p>
-            <w:r>
-              <w:t>Observed result</w:t>
-            </w:r>
-          </w:p>
-        </w:tc>
-        <w:tc>
-          <w:tcPr>
-            <w:tcW w:type="dxa" w:w="5112"/>
-          </w:tcPr>
-          <w:p>
-            <w:r/>
-          </w:p>
-        </w:tc>
-      </w:tr>
-      <w:tr>
-        <w:tc>
-          <w:tcPr>
-            <w:tcW w:type="dxa" w:w="5112"/>
-          </w:tcPr>
-          <w:p>
-            <w:r>
-              <w:t>Why the result occurred</w:t>
-            </w:r>
-          </w:p>
-        </w:tc>
-        <w:tc>
-          <w:tcPr>
-            <w:tcW w:type="dxa" w:w="5112"/>
-          </w:tcPr>
-          <w:p>
-            <w:r/>
-          </w:p>
-        </w:tc>
-      </w:tr>
-    </w:tbl>
-    <w:p>
-      <w:pPr>
-        <w:pStyle w:val="Heading1"/>
-      </w:pPr>
-      <w:r>
-        <w:t>09. Project checkpoint</w:t>
-      </w:r>
-    </w:p>
-    <w:p>
-      <w:r>
-        <w:t>Justify what Similarity by Selected Traits adds to Transparent Book Recommender and keep the evidence.</w:t>
-      </w:r>
-    </w:p>
-    <w:p>
-      <w:pPr>
-        <w:spacing w:line="336" w:lineRule="auto" w:after="180"/>
-      </w:pPr>
-      <w:r>
-        <w:rPr>
-          <w:b w:val="0"/>
-        </w:rPr>
-        <w:t xml:space="preserve">Make selected traits and their </w:t>
-      </w:r>
-      <w:r>
-        <w:rPr>
-          <w:b/>
-        </w:rPr>
-        <w:t>scale</w:t>
-      </w:r>
-      <w:r>
-        <w:rPr>
-          <w:b w:val="0"/>
-        </w:rPr>
-        <w:t>s visible in every recommendation explanation.</w:t>
-      </w:r>
-    </w:p>
-    <w:p>
-      <w:pPr>
-        <w:spacing w:line="336" w:lineRule="auto" w:after="180"/>
-      </w:pPr>
-      <w:r>
-        <w:rPr>
-          <w:b w:val="0"/>
-        </w:rPr>
-        <w:t xml:space="preserve">The project change and </w:t>
-      </w:r>
-      <w:r>
-        <w:rPr>
-          <w:b/>
-        </w:rPr>
-        <w:t>evidence</w:t>
-      </w:r>
       <w:r>
         <w:rPr>
           <w:b w:val="0"/>
@@ -990,522 +730,20 @@
         <w:pStyle w:val="Heading1"/>
       </w:pPr>
       <w:r>
-        <w:t>10. Self check</w:t>
-      </w:r>
-    </w:p>
-    <w:p>
-      <w:r>
-        <w:t>Judge explanation, evidence, transfer and limits separately; attach the work behind your judgement.</w:t>
-      </w:r>
-    </w:p>
-    <w:p>
-      <w:pPr>
-        <w:pStyle w:val="ListBullet"/>
-      </w:pPr>
-      <w:r>
-        <w:t>I can explain the mechanism.</w:t>
-      </w:r>
-    </w:p>
-    <w:p>
-      <w:pPr>
-        <w:pStyle w:val="ListBullet"/>
-      </w:pPr>
-      <w:r>
-        <w:t>I can show evidence.</w:t>
-      </w:r>
-    </w:p>
-    <w:p>
-      <w:pPr>
-        <w:pStyle w:val="ListBullet"/>
-      </w:pPr>
-      <w:r>
-        <w:t>I can handle a changed case.</w:t>
-      </w:r>
-    </w:p>
-    <w:p>
-      <w:pPr>
-        <w:pStyle w:val="ListBullet"/>
-      </w:pPr>
-      <w:r>
-        <w:t>I can name a limit.</w:t>
-      </w:r>
-    </w:p>
-    <w:p>
-      <w:r>
-        <w:t>Mark each as not yet, with help or independently, and attach supporting work.</w:t>
-      </w:r>
-    </w:p>
-    <w:p>
-      <w:pPr>
-        <w:spacing w:line="336" w:lineRule="auto" w:after="180"/>
-      </w:pPr>
-      <w:r>
-        <w:rPr>
-          <w:b w:val="0"/>
-        </w:rPr>
-        <w:t>Teacher review ____________________  Next step ____________________</w:t>
-      </w:r>
-    </w:p>
-    <w:p>
-      <w:pPr>
-        <w:pStyle w:val="Heading1"/>
-      </w:pPr>
-      <w:r>
-        <w:t>11. Transfer practice from the original programme</w:t>
-      </w:r>
-    </w:p>
-    <w:p>
-      <w:r>
-        <w:t>Use this earlier case as transfer practice. A case already discussed with feedback is not fresh assessment evidence.</w:t>
-      </w:r>
-    </w:p>
-    <w:p>
-      <w:pPr>
-        <w:spacing w:line="336" w:lineRule="auto" w:after="180"/>
-        <w:shd w:fill="F5F1FB"/>
-      </w:pPr>
-      <w:r>
-        <w:rPr>
-          <w:b w:val="0"/>
-        </w:rPr>
-        <w:t>Represent books as [animal,short,illustrated] with 1=yes. Query=[1,1,0]; A=[1,0,0], B=[1,1,1], C=[0,0,0]. Count mismatches. What changes if illustrations matter twice as much?</w:t>
-      </w:r>
-    </w:p>
-    <w:p>
-      <w:pPr>
-        <w:pStyle w:val="Heading3"/>
-      </w:pPr>
-      <w:r>
-        <w:t>My independently reasoned answer</w:t>
-      </w:r>
-    </w:p>
-    <w:p>
-      <w:r>
-        <w:t>________________________________________________________________</w:t>
-      </w:r>
-    </w:p>
-    <w:p>
-      <w:r>
-        <w:t>________________________________________________________________</w:t>
-      </w:r>
-    </w:p>
-    <w:p>
-      <w:r>
-        <w:t>________________________________________________________________</w:t>
-      </w:r>
-    </w:p>
-    <w:p>
-      <w:r>
-        <w:t>________________________________________________________________</w:t>
-      </w:r>
-    </w:p>
-    <w:p>
-      <w:r>
-        <w:t>________________________________________________________________</w:t>
-      </w:r>
-    </w:p>
-    <w:p>
-      <w:r>
-        <w:t>________________________________________________________________</w:t>
-      </w:r>
-    </w:p>
-    <w:p>
-      <w:r>
-        <w:t>________________________________________________________________</w:t>
-      </w:r>
-    </w:p>
-    <w:p>
-      <w:pPr>
-        <w:spacing w:line="336" w:lineRule="auto" w:after="180"/>
-      </w:pPr>
-      <w:r>
-        <w:rPr>
-          <w:b w:val="0"/>
-        </w:rPr>
-        <w:t>Record support used: none, hint or teacher explanation.</w:t>
-      </w:r>
-    </w:p>
-    <w:p>
-      <w:pPr>
-        <w:pStyle w:val="Heading1"/>
-      </w:pPr>
-      <w:r>
-        <w:t>12. W1 Read a vector</w:t>
-      </w:r>
-    </w:p>
-    <w:p>
-      <w:r>
-        <w:t>Read a vector. Apply the supplied Similarity by Selected Traits facts and keep your reasoning.</w:t>
-      </w:r>
-    </w:p>
-    <w:p>
-      <w:pPr>
-        <w:spacing w:line="336" w:lineRule="auto" w:after="180"/>
-      </w:pPr>
-      <w:r>
-        <w:rPr>
-          <w:b w:val="0"/>
-        </w:rPr>
-        <w:t>For [4, 1] under the worked feature order, identify energy and group-work ratings.</w:t>
-      </w:r>
-    </w:p>
-    <w:p>
-      <w:pPr>
-        <w:pStyle w:val="Heading3"/>
-      </w:pPr>
-      <w:r>
-        <w:t>My reasoning and evidence</w:t>
-      </w:r>
-    </w:p>
-    <w:p>
-      <w:r>
-        <w:t>________________________________________________________________</w:t>
-      </w:r>
-    </w:p>
-    <w:p>
-      <w:r>
-        <w:t>________________________________________________________________</w:t>
-      </w:r>
-    </w:p>
-    <w:p>
-      <w:r>
-        <w:t>________________________________________________________________</w:t>
-      </w:r>
-    </w:p>
-    <w:p>
-      <w:r>
-        <w:t>________________________________________________________________</w:t>
-      </w:r>
-    </w:p>
-    <w:p>
-      <w:r>
-        <w:t>________________________________________________________________</w:t>
-      </w:r>
-    </w:p>
-    <w:p>
-      <w:r>
-        <w:t>________________________________________________________________</w:t>
-      </w:r>
-    </w:p>
-    <w:p>
-      <w:pPr>
-        <w:pStyle w:val="Heading1"/>
-      </w:pPr>
-      <w:r>
-        <w:t>13. W2 Compute distances</w:t>
-      </w:r>
-    </w:p>
-    <w:p>
-      <w:r>
-        <w:t>Compute distances. Apply the supplied Similarity by Selected Traits facts and keep your reasoning.</w:t>
-      </w:r>
-    </w:p>
-    <w:p>
-      <w:pPr>
-        <w:spacing w:line="336" w:lineRule="auto" w:after="180"/>
-      </w:pPr>
-      <w:r>
-        <w:rPr>
-          <w:b w:val="0"/>
-        </w:rPr>
-        <w:t xml:space="preserve">From target [1, 2], find </w:t>
-      </w:r>
-      <w:r>
-        <w:rPr>
-          <w:b/>
-        </w:rPr>
-        <w:t>distance</w:t>
-      </w:r>
-      <w:r>
-        <w:rPr>
-          <w:b w:val="0"/>
-        </w:rPr>
-        <w:t>s to A [2, 2] and B [0, 4].</w:t>
-      </w:r>
-    </w:p>
-    <w:p>
-      <w:pPr>
-        <w:pStyle w:val="Heading3"/>
-      </w:pPr>
-      <w:r>
-        <w:t>My reasoning and evidence</w:t>
-      </w:r>
-    </w:p>
-    <w:p>
-      <w:r>
-        <w:t>________________________________________________________________</w:t>
-      </w:r>
-    </w:p>
-    <w:p>
-      <w:r>
-        <w:t>________________________________________________________________</w:t>
-      </w:r>
-    </w:p>
-    <w:p>
-      <w:r>
-        <w:t>________________________________________________________________</w:t>
-      </w:r>
-    </w:p>
-    <w:p>
-      <w:r>
-        <w:t>________________________________________________________________</w:t>
-      </w:r>
-    </w:p>
-    <w:p>
-      <w:r>
-        <w:t>________________________________________________________________</w:t>
-      </w:r>
-    </w:p>
-    <w:p>
-      <w:r>
-        <w:t>________________________________________________________________</w:t>
-      </w:r>
-    </w:p>
-    <w:p>
-      <w:pPr>
-        <w:pStyle w:val="Heading1"/>
-      </w:pPr>
-      <w:r>
-        <w:t>14. W3 Repair feature order</w:t>
-      </w:r>
-    </w:p>
-    <w:p>
-      <w:r>
-        <w:t>Repair feature order. Apply the supplied Similarity by Selected Traits facts and keep your reasoning.</w:t>
-      </w:r>
-    </w:p>
-    <w:p>
-      <w:pPr>
-        <w:spacing w:line="336" w:lineRule="auto" w:after="180"/>
-        <w:shd w:fill="F5F1FB"/>
-      </w:pPr>
-      <w:r>
-        <w:rPr>
-          <w:b w:val="0"/>
-        </w:rPr>
-        <w:t xml:space="preserve">One record uses [group work, energy] while others use [energy, group work]. Why is the </w:t>
-      </w:r>
-      <w:r>
-        <w:rPr>
-          <w:b/>
-        </w:rPr>
-        <w:t>distance</w:t>
-      </w:r>
-      <w:r>
-        <w:rPr>
-          <w:b w:val="0"/>
-        </w:rPr>
-        <w:t xml:space="preserve"> unreliable?</w:t>
-      </w:r>
-    </w:p>
-    <w:p>
-      <w:pPr>
-        <w:pStyle w:val="Heading3"/>
-      </w:pPr>
-      <w:r>
-        <w:t>My reasoning and evidence</w:t>
-      </w:r>
-    </w:p>
-    <w:p>
-      <w:r>
-        <w:t>________________________________________________________________</w:t>
-      </w:r>
-    </w:p>
-    <w:p>
-      <w:r>
-        <w:t>________________________________________________________________</w:t>
-      </w:r>
-    </w:p>
-    <w:p>
-      <w:r>
-        <w:t>________________________________________________________________</w:t>
-      </w:r>
-    </w:p>
-    <w:p>
-      <w:r>
-        <w:t>________________________________________________________________</w:t>
-      </w:r>
-    </w:p>
-    <w:p>
-      <w:r>
-        <w:t>________________________________________________________________</w:t>
-      </w:r>
-    </w:p>
-    <w:p>
-      <w:r>
-        <w:t>________________________________________________________________</w:t>
-      </w:r>
-    </w:p>
-    <w:p>
-      <w:pPr>
-        <w:pStyle w:val="Heading1"/>
-      </w:pPr>
-      <w:r>
-        <w:t>15. W4 Rank independently</w:t>
-      </w:r>
-    </w:p>
-    <w:p>
-      <w:r>
-        <w:t>Attempt before feedback. If this repeats the selected independent case, reuse that first attempt; otherwise keep a separate record. Rank independently. Apply the supplied Similarity by Selected Traits facts and keep your reasoning.</w:t>
-      </w:r>
-    </w:p>
-    <w:p>
-      <w:pPr>
-        <w:spacing w:line="336" w:lineRule="auto" w:after="180"/>
-      </w:pPr>
-      <w:r>
-        <w:rPr>
-          <w:b w:val="0"/>
-        </w:rPr>
-        <w:t xml:space="preserve">Target is [3, 2]. Options A [1, 2], B [3, 4], C [4, 2]. Calculate </w:t>
-      </w:r>
-      <w:r>
-        <w:rPr>
-          <w:b/>
-        </w:rPr>
-        <w:t>distance</w:t>
-      </w:r>
-      <w:r>
-        <w:rPr>
-          <w:b w:val="0"/>
-        </w:rPr>
-        <w:t>s, select the closest, and identify a tie among the others.</w:t>
-      </w:r>
-    </w:p>
-    <w:p>
-      <w:pPr>
-        <w:pStyle w:val="Heading3"/>
-      </w:pPr>
-      <w:r>
-        <w:t>My reasoning and evidence</w:t>
-      </w:r>
-    </w:p>
-    <w:p>
-      <w:r>
-        <w:t>________________________________________________________________</w:t>
-      </w:r>
-    </w:p>
-    <w:p>
-      <w:r>
-        <w:t>________________________________________________________________</w:t>
-      </w:r>
-    </w:p>
-    <w:p>
-      <w:r>
-        <w:t>________________________________________________________________</w:t>
-      </w:r>
-    </w:p>
-    <w:p>
-      <w:r>
-        <w:t>________________________________________________________________</w:t>
-      </w:r>
-    </w:p>
-    <w:p>
-      <w:r>
-        <w:t>________________________________________________________________</w:t>
-      </w:r>
-    </w:p>
-    <w:p>
-      <w:r>
-        <w:t>________________________________________________________________</w:t>
-      </w:r>
-    </w:p>
-    <w:p>
-      <w:r>
-        <w:t>________________________________________________________________</w:t>
-      </w:r>
-    </w:p>
-    <w:p>
-      <w:r>
-        <w:t>________________________________________________________________</w:t>
-      </w:r>
-    </w:p>
-    <w:p>
-      <w:pPr>
-        <w:pStyle w:val="Heading1"/>
-      </w:pPr>
-      <w:r>
-        <w:t>16. W5 Limit similarity</w:t>
-      </w:r>
-    </w:p>
-    <w:p>
-      <w:r>
-        <w:t>Limit similarity. Apply the supplied Similarity by Selected Traits facts and keep your reasoning.</w:t>
-      </w:r>
-    </w:p>
-    <w:p>
-      <w:pPr>
-        <w:spacing w:line="336" w:lineRule="auto" w:after="180"/>
-        <w:shd w:fill="F5F1FB"/>
-      </w:pPr>
-      <w:r>
-        <w:rPr>
-          <w:b w:val="0"/>
-        </w:rPr>
-        <w:t xml:space="preserve">Two activities have </w:t>
-      </w:r>
-      <w:r>
-        <w:rPr>
-          <w:b/>
-        </w:rPr>
-        <w:t>distance</w:t>
-      </w:r>
-      <w:r>
-        <w:rPr>
-          <w:b w:val="0"/>
-        </w:rPr>
-        <w:t xml:space="preserve"> zero. Must they suit every learner equally well?</w:t>
-      </w:r>
-    </w:p>
-    <w:p>
-      <w:pPr>
-        <w:pStyle w:val="Heading3"/>
-      </w:pPr>
-      <w:r>
-        <w:t>My reasoning and evidence</w:t>
-      </w:r>
-    </w:p>
-    <w:p>
-      <w:r>
-        <w:t>________________________________________________________________</w:t>
-      </w:r>
-    </w:p>
-    <w:p>
-      <w:r>
-        <w:t>________________________________________________________________</w:t>
-      </w:r>
-    </w:p>
-    <w:p>
-      <w:r>
-        <w:t>________________________________________________________________</w:t>
-      </w:r>
-    </w:p>
-    <w:p>
-      <w:r>
-        <w:t>________________________________________________________________</w:t>
-      </w:r>
-    </w:p>
-    <w:p>
-      <w:r>
-        <w:t>________________________________________________________________</w:t>
-      </w:r>
-    </w:p>
-    <w:p>
-      <w:r>
-        <w:t>________________________________________________________________</w:t>
-      </w:r>
-    </w:p>
-    <w:p>
-      <w:pPr>
-        <w:pStyle w:val="Heading1"/>
-      </w:pPr>
-      <w:r>
-        <w:t>17. Feedback, return check and learning record</w:t>
-      </w:r>
-    </w:p>
-    <w:p>
-      <w:r>
-        <w:t>Record the first repaired step and a different case to revisit after a delay.</w:t>
+        <w:t>17. Feedback · Repair and return</w:t>
+      </w:r>
+    </w:p>
+    <w:p>
+      <w:r>
+        <w:t>Keep the first attempt, the repair and a changed-case return.</w:t>
+      </w:r>
+    </w:p>
+    <w:p>
+      <w:pPr>
+        <w:pStyle w:val="Heading2"/>
+      </w:pPr>
+      <w:r>
+        <w:t>Your evidence record</w:t>
       </w:r>
     </w:p>
     <w:tbl>
@@ -1660,12 +898,946 @@
         <w:pStyle w:val="Heading1"/>
       </w:pPr>
       <w:r>
-        <w:t>18. Pictorial case practice: Similarity by Selected Traits</w:t>
-      </w:r>
-    </w:p>
-    <w:p>
-      <w:r>
-        <w:t>A fictional toy book matcher represents two preferences with numeric features. Explain the labelled step before checking the changed condition.</w:t>
+        <w:t>10. Finish · Judge the evidence in your work</w:t>
+      </w:r>
+    </w:p>
+    <w:p>
+      <w:r>
+        <w:t>Point to work that supports your confidence level.</w:t>
+      </w:r>
+    </w:p>
+    <w:p>
+      <w:pPr>
+        <w:pStyle w:val="Heading2"/>
+      </w:pPr>
+      <w:r>
+        <w:t>Your evidence record</w:t>
+      </w:r>
+    </w:p>
+    <w:p>
+      <w:pPr>
+        <w:pStyle w:val="ListBullet"/>
+      </w:pPr>
+      <w:r>
+        <w:t>I can explain the mechanism.</w:t>
+      </w:r>
+    </w:p>
+    <w:p>
+      <w:pPr>
+        <w:pStyle w:val="ListBullet"/>
+      </w:pPr>
+      <w:r>
+        <w:t>I can show evidence.</w:t>
+      </w:r>
+    </w:p>
+    <w:p>
+      <w:pPr>
+        <w:pStyle w:val="ListBullet"/>
+      </w:pPr>
+      <w:r>
+        <w:t>I can handle a changed case.</w:t>
+      </w:r>
+    </w:p>
+    <w:p>
+      <w:pPr>
+        <w:pStyle w:val="ListBullet"/>
+      </w:pPr>
+      <w:r>
+        <w:t>I can name a limit.</w:t>
+      </w:r>
+    </w:p>
+    <w:p>
+      <w:r>
+        <w:t>Mark each as not yet, with help or independently, and attach supporting work.</w:t>
+      </w:r>
+    </w:p>
+    <w:p>
+      <w:pPr>
+        <w:spacing w:line="336" w:lineRule="auto" w:after="180"/>
+      </w:pPr>
+      <w:r>
+        <w:rPr>
+          <w:b w:val="0"/>
+        </w:rPr>
+        <w:t>Teacher review ____________________  Next step ____________________</w:t>
+      </w:r>
+    </w:p>
+    <w:p>
+      <w:pPr>
+        <w:pStyle w:val="Heading1"/>
+      </w:pPr>
+      <w:r>
+        <w:t>Reference bank and extra practice</w:t>
+      </w:r>
+    </w:p>
+    <w:p>
+      <w:pPr>
+        <w:pStyle w:val="Heading1"/>
+      </w:pPr>
+      <w:r>
+        <w:t>02. Reference · Supported W2 record</w:t>
+      </w:r>
+    </w:p>
+    <w:p>
+      <w:r>
+        <w:t>This is the same W2 attempt. Keep one response record.</w:t>
+      </w:r>
+    </w:p>
+    <w:p>
+      <w:pPr>
+        <w:pStyle w:val="Heading2"/>
+      </w:pPr>
+      <w:r>
+        <w:t>Use this when helpful</w:t>
+      </w:r>
+    </w:p>
+    <w:p>
+      <w:pPr>
+        <w:spacing w:line="336" w:lineRule="auto" w:after="180"/>
+      </w:pPr>
+      <w:r>
+        <w:rPr>
+          <w:b w:val="0"/>
+        </w:rPr>
+        <w:t xml:space="preserve">Use W2: Compute </w:t>
+      </w:r>
+      <w:r>
+        <w:rPr>
+          <w:b/>
+        </w:rPr>
+        <w:t>distance</w:t>
+      </w:r>
+      <w:r>
+        <w:rPr>
+          <w:b w:val="0"/>
+        </w:rPr>
+        <w:t xml:space="preserve">s for </w:t>
+      </w:r>
+      <w:r>
+        <w:rPr>
+          <w:b/>
+        </w:rPr>
+        <w:t>Distance</w:t>
+      </w:r>
+      <w:r>
+        <w:rPr>
+          <w:b w:val="0"/>
+        </w:rPr>
+        <w:t xml:space="preserve"> between </w:t>
+      </w:r>
+      <w:r>
+        <w:rPr>
+          <w:b/>
+        </w:rPr>
+        <w:t>feature vector</w:t>
+      </w:r>
+      <w:r>
+        <w:rPr>
+          <w:b w:val="0"/>
+        </w:rPr>
+        <w:t>s. Record the answer once; the lesson and workbook refer to the same attempt.</w:t>
+      </w:r>
+    </w:p>
+    <w:tbl>
+      <w:tblPr>
+        <w:tblStyle w:val="LightShading-Accent1"/>
+        <w:tblW w:type="auto" w:w="0"/>
+        <w:tblLook w:firstColumn="1" w:firstRow="1" w:lastColumn="0" w:lastRow="0" w:noHBand="0" w:noVBand="1" w:val="04A0"/>
+      </w:tblPr>
+      <w:tblGrid>
+        <w:gridCol w:w="2556"/>
+        <w:gridCol w:w="2556"/>
+        <w:gridCol w:w="2556"/>
+        <w:gridCol w:w="2556"/>
+      </w:tblGrid>
+      <w:tr>
+        <w:trPr>
+          <w:tblHeader/>
+        </w:trPr>
+        <w:tc>
+          <w:tcPr>
+            <w:tcW w:type="dxa" w:w="2556"/>
+          </w:tcPr>
+          <w:p>
+            <w:r>
+              <w:t>Given inputs</w:t>
+            </w:r>
+          </w:p>
+        </w:tc>
+        <w:tc>
+          <w:tcPr>
+            <w:tcW w:type="dxa" w:w="2556"/>
+          </w:tcPr>
+          <w:p>
+            <w:r>
+              <w:t>Procedure I chose</w:t>
+            </w:r>
+          </w:p>
+        </w:tc>
+        <w:tc>
+          <w:tcPr>
+            <w:tcW w:type="dxa" w:w="2556"/>
+          </w:tcPr>
+          <w:p>
+            <w:r>
+              <w:t>Middle steps</w:t>
+            </w:r>
+          </w:p>
+        </w:tc>
+        <w:tc>
+          <w:tcPr>
+            <w:tcW w:type="dxa" w:w="2556"/>
+          </w:tcPr>
+          <w:p>
+            <w:r>
+              <w:t>Result and check</w:t>
+            </w:r>
+          </w:p>
+        </w:tc>
+      </w:tr>
+      <w:tr>
+        <w:tc>
+          <w:tcPr>
+            <w:tcW w:type="dxa" w:w="2556"/>
+          </w:tcPr>
+          <w:p>
+            <w:r/>
+          </w:p>
+        </w:tc>
+        <w:tc>
+          <w:tcPr>
+            <w:tcW w:type="dxa" w:w="2556"/>
+          </w:tcPr>
+          <w:p>
+            <w:r/>
+          </w:p>
+        </w:tc>
+        <w:tc>
+          <w:tcPr>
+            <w:tcW w:type="dxa" w:w="2556"/>
+          </w:tcPr>
+          <w:p>
+            <w:r/>
+          </w:p>
+        </w:tc>
+        <w:tc>
+          <w:tcPr>
+            <w:tcW w:type="dxa" w:w="2556"/>
+          </w:tcPr>
+          <w:p>
+            <w:r/>
+          </w:p>
+        </w:tc>
+      </w:tr>
+    </w:tbl>
+    <w:p>
+      <w:pPr>
+        <w:pStyle w:val="Heading3"/>
+      </w:pPr>
+      <w:r>
+        <w:t>The step I completed without help, and the hint I needed</w:t>
+      </w:r>
+    </w:p>
+    <w:p>
+      <w:r>
+        <w:t>________________________________________________________________</w:t>
+      </w:r>
+    </w:p>
+    <w:p>
+      <w:r>
+        <w:t>________________________________________________________________</w:t>
+      </w:r>
+    </w:p>
+    <w:p>
+      <w:r>
+        <w:t>________________________________________________________________</w:t>
+      </w:r>
+    </w:p>
+    <w:p>
+      <w:pPr>
+        <w:pStyle w:val="Heading1"/>
+      </w:pPr>
+      <w:r>
+        <w:t>03. Extra practice · Repair the explanation</w:t>
+      </w:r>
+    </w:p>
+    <w:p>
+      <w:r>
+        <w:t>Explain the deciding fact before discussing the answer.</w:t>
+      </w:r>
+    </w:p>
+    <w:p>
+      <w:pPr>
+        <w:pStyle w:val="Heading2"/>
+      </w:pPr>
+      <w:r>
+        <w:t>Use this when helpful</w:t>
+      </w:r>
+    </w:p>
+    <w:p>
+      <w:pPr>
+        <w:spacing w:line="336" w:lineRule="auto" w:after="180"/>
+      </w:pPr>
+      <w:r>
+        <w:rPr>
+          <w:b w:val="0"/>
+        </w:rPr>
+        <w:t xml:space="preserve">Use the worked case for </w:t>
+      </w:r>
+      <w:r>
+        <w:rPr>
+          <w:b/>
+        </w:rPr>
+        <w:t>Distance</w:t>
+      </w:r>
+      <w:r>
+        <w:rPr>
+          <w:b w:val="0"/>
+        </w:rPr>
+        <w:t xml:space="preserve"> between </w:t>
+      </w:r>
+      <w:r>
+        <w:rPr>
+          <w:b/>
+        </w:rPr>
+        <w:t>feature vector</w:t>
+      </w:r>
+      <w:r>
+        <w:rPr>
+          <w:b w:val="0"/>
+        </w:rPr>
+        <w:t>s. Proposed explanation: “A successful run proves the conclusion”. Decide whether this explanation is supported.</w:t>
+      </w:r>
+    </w:p>
+    <w:p>
+      <w:pPr>
+        <w:spacing w:line="336" w:lineRule="auto" w:after="180"/>
+      </w:pPr>
+      <w:r>
+        <w:rPr>
+          <w:b w:val="0"/>
+        </w:rPr>
+        <w:t>Point to the step or supplied fact that decides; explain your repair if needed.</w:t>
+      </w:r>
+    </w:p>
+    <w:p>
+      <w:pPr>
+        <w:pStyle w:val="Heading3"/>
+      </w:pPr>
+      <w:r>
+        <w:t>My explanation before partner discussion</w:t>
+      </w:r>
+    </w:p>
+    <w:p>
+      <w:r>
+        <w:t>________________________________________________________________</w:t>
+      </w:r>
+    </w:p>
+    <w:p>
+      <w:r>
+        <w:t>________________________________________________________________</w:t>
+      </w:r>
+    </w:p>
+    <w:p>
+      <w:r>
+        <w:t>________________________________________________________________</w:t>
+      </w:r>
+    </w:p>
+    <w:p>
+      <w:r>
+        <w:t>________________________________________________________________</w:t>
+      </w:r>
+    </w:p>
+    <w:p>
+      <w:pPr>
+        <w:pStyle w:val="Heading1"/>
+      </w:pPr>
+      <w:r>
+        <w:t>05. Reference · Original learning target</w:t>
+      </w:r>
+    </w:p>
+    <w:p>
+      <w:r>
+        <w:t>Use this target to inspect an explanation.</w:t>
+      </w:r>
+    </w:p>
+    <w:p>
+      <w:pPr>
+        <w:pStyle w:val="Heading2"/>
+      </w:pPr>
+      <w:r>
+        <w:t>Use this when helpful</w:t>
+      </w:r>
+    </w:p>
+    <w:p>
+      <w:pPr>
+        <w:spacing w:line="336" w:lineRule="auto" w:after="180"/>
+      </w:pPr>
+      <w:r>
+        <w:rPr>
+          <w:b w:val="0"/>
+        </w:rPr>
+        <w:t>Represent books as [animal,short,illustrated] with 1=yes. Query=[1,1,0]; A=[1,0,0], B=[1,1,1], C=[0,0,0]. Count mismatches. What changes if illustrations matter twice as much?</w:t>
+      </w:r>
+    </w:p>
+    <w:p>
+      <w:pPr>
+        <w:pStyle w:val="Heading1"/>
+      </w:pPr>
+      <w:r>
+        <w:t>06. Extra practice · A complete case</w:t>
+      </w:r>
+    </w:p>
+    <w:p>
+      <w:r>
+        <w:t>Try the question before checking the worked explanation.</w:t>
+      </w:r>
+    </w:p>
+    <w:p>
+      <w:pPr>
+        <w:pStyle w:val="Heading2"/>
+      </w:pPr>
+      <w:r>
+        <w:t>Use this when helpful</w:t>
+      </w:r>
+    </w:p>
+    <w:p>
+      <w:pPr>
+        <w:spacing w:line="336" w:lineRule="auto" w:after="180"/>
+      </w:pPr>
+      <w:r>
+        <w:rPr>
+          <w:b w:val="0"/>
+        </w:rPr>
+        <w:t>Traits are [animals,adventure]. A=[1,1], B=[1,0], C=[0,0]; query=[1,0].</w:t>
+      </w:r>
+    </w:p>
+    <w:p>
+      <w:pPr>
+        <w:spacing w:line="336" w:lineRule="auto" w:after="180"/>
+      </w:pPr>
+      <w:r>
+        <w:rPr>
+          <w:b w:val="0"/>
+        </w:rPr>
+        <w:t xml:space="preserve">Use number of differing traits as </w:t>
+      </w:r>
+      <w:r>
+        <w:rPr>
+          <w:b/>
+        </w:rPr>
+        <w:t>distance</w:t>
+      </w:r>
+      <w:r>
+        <w:rPr>
+          <w:b w:val="0"/>
+        </w:rPr>
+        <w:t>.</w:t>
+      </w:r>
+    </w:p>
+    <w:p>
+      <w:pPr>
+        <w:spacing w:line="336" w:lineRule="auto" w:after="180"/>
+      </w:pPr>
+      <w:r>
+        <w:rPr>
+          <w:b w:val="0"/>
+        </w:rPr>
+        <w:t xml:space="preserve">Show your trace, calculation or </w:t>
+      </w:r>
+      <w:r>
+        <w:rPr>
+          <w:b/>
+        </w:rPr>
+        <w:t>evidence</w:t>
+      </w:r>
+    </w:p>
+    <w:p>
+      <w:pPr>
+        <w:pStyle w:val="Heading3"/>
+      </w:pPr>
+      <w:r>
+        <w:t>Write or draw your reasoning and evidence.</w:t>
+      </w:r>
+    </w:p>
+    <w:p>
+      <w:r>
+        <w:t>________________________________________________________________</w:t>
+      </w:r>
+    </w:p>
+    <w:p>
+      <w:r>
+        <w:t>________________________________________________________________</w:t>
+      </w:r>
+    </w:p>
+    <w:p>
+      <w:r>
+        <w:t>________________________________________________________________</w:t>
+      </w:r>
+    </w:p>
+    <w:p>
+      <w:r>
+        <w:t>________________________________________________________________</w:t>
+      </w:r>
+    </w:p>
+    <w:p>
+      <w:r>
+        <w:t>________________________________________________________________</w:t>
+      </w:r>
+    </w:p>
+    <w:p>
+      <w:pPr>
+        <w:pStyle w:val="Heading1"/>
+      </w:pPr>
+      <w:r>
+        <w:t>07. Extra practice · A changed case</w:t>
+      </w:r>
+    </w:p>
+    <w:p>
+      <w:r>
+        <w:t>Keep this practice separate from the reserved independent attempt.</w:t>
+      </w:r>
+    </w:p>
+    <w:p>
+      <w:pPr>
+        <w:pStyle w:val="Heading2"/>
+      </w:pPr>
+      <w:r>
+        <w:t>Use this when helpful</w:t>
+      </w:r>
+    </w:p>
+    <w:p>
+      <w:pPr>
+        <w:spacing w:line="336" w:lineRule="auto" w:after="180"/>
+      </w:pPr>
+      <w:r>
+        <w:rPr>
+          <w:b w:val="0"/>
+        </w:rPr>
+        <w:t xml:space="preserve">Score </w:t>
+      </w:r>
+      <w:r>
+        <w:rPr>
+          <w:b/>
+        </w:rPr>
+        <w:t>similarity</w:t>
+      </w:r>
+      <w:r>
+        <w:rPr>
+          <w:b w:val="0"/>
+        </w:rPr>
+        <w:t xml:space="preserve"> using one point for same topic and one for same difficulty. Target is space, easy. A is space, hard; B is animals, easy. What happens?</w:t>
+      </w:r>
+    </w:p>
+    <w:p>
+      <w:pPr>
+        <w:spacing w:line="336" w:lineRule="auto" w:after="180"/>
+      </w:pPr>
+      <w:r>
+        <w:rPr>
+          <w:b w:val="0"/>
+        </w:rPr>
+        <w:t>My practice answer and reason</w:t>
+      </w:r>
+    </w:p>
+    <w:p>
+      <w:pPr>
+        <w:pStyle w:val="Heading3"/>
+      </w:pPr>
+      <w:r>
+        <w:t>Write or draw your reasoning and evidence.</w:t>
+      </w:r>
+    </w:p>
+    <w:p>
+      <w:r>
+        <w:t>________________________________________________________________</w:t>
+      </w:r>
+    </w:p>
+    <w:p>
+      <w:r>
+        <w:t>________________________________________________________________</w:t>
+      </w:r>
+    </w:p>
+    <w:p>
+      <w:r>
+        <w:t>________________________________________________________________</w:t>
+      </w:r>
+    </w:p>
+    <w:p>
+      <w:r>
+        <w:t>________________________________________________________________</w:t>
+      </w:r>
+    </w:p>
+    <w:p>
+      <w:r>
+        <w:t>________________________________________________________________</w:t>
+      </w:r>
+    </w:p>
+    <w:p>
+      <w:pPr>
+        <w:pStyle w:val="Heading3"/>
+      </w:pPr>
+      <w:r>
+        <w:t>Week 21 Test and reflect</w:t>
+      </w:r>
+    </w:p>
+    <w:p>
+      <w:pPr>
+        <w:pStyle w:val="Heading1"/>
+      </w:pPr>
+      <w:r>
+        <w:t>08. Extra practice · Design a revealing test</w:t>
+      </w:r>
+    </w:p>
+    <w:p>
+      <w:r>
+        <w:t>Predict before tracing or testing.</w:t>
+      </w:r>
+    </w:p>
+    <w:p>
+      <w:pPr>
+        <w:pStyle w:val="Heading2"/>
+      </w:pPr>
+      <w:r>
+        <w:t>Use this when helpful</w:t>
+      </w:r>
+    </w:p>
+    <w:p>
+      <w:pPr>
+        <w:spacing w:line="336" w:lineRule="auto" w:after="180"/>
+      </w:pPr>
+      <w:r>
+        <w:rPr>
+          <w:b w:val="0"/>
+        </w:rPr>
+        <w:t xml:space="preserve">Create a changed </w:t>
+      </w:r>
+      <w:r>
+        <w:rPr>
+          <w:b/>
+        </w:rPr>
+        <w:t>input</w:t>
+      </w:r>
+      <w:r>
+        <w:rPr>
+          <w:b w:val="0"/>
+        </w:rPr>
+        <w:t>, boundary case or missing-information case. Write the expected answer or safe response before testing.</w:t>
+      </w:r>
+    </w:p>
+    <w:tbl>
+      <w:tblPr>
+        <w:tblStyle w:val="LightShading-Accent1"/>
+        <w:tblW w:type="auto" w:w="0"/>
+        <w:tblLook w:firstColumn="1" w:firstRow="1" w:lastColumn="0" w:lastRow="0" w:noHBand="0" w:noVBand="1" w:val="04A0"/>
+      </w:tblPr>
+      <w:tblGrid>
+        <w:gridCol w:w="5112"/>
+        <w:gridCol w:w="5112"/>
+      </w:tblGrid>
+      <w:tr>
+        <w:trPr>
+          <w:tblHeader/>
+        </w:trPr>
+        <w:tc>
+          <w:tcPr>
+            <w:tcW w:type="dxa" w:w="5112"/>
+          </w:tcPr>
+          <w:p>
+            <w:r>
+              <w:t>Test record</w:t>
+            </w:r>
+          </w:p>
+        </w:tc>
+        <w:tc>
+          <w:tcPr>
+            <w:tcW w:type="dxa" w:w="5112"/>
+          </w:tcPr>
+          <w:p>
+            <w:r>
+              <w:t>My evidence</w:t>
+            </w:r>
+          </w:p>
+        </w:tc>
+      </w:tr>
+      <w:tr>
+        <w:tc>
+          <w:tcPr>
+            <w:tcW w:type="dxa" w:w="5112"/>
+          </w:tcPr>
+          <w:p>
+            <w:r>
+              <w:t>Changed input or condition</w:t>
+            </w:r>
+          </w:p>
+        </w:tc>
+        <w:tc>
+          <w:tcPr>
+            <w:tcW w:type="dxa" w:w="5112"/>
+          </w:tcPr>
+          <w:p>
+            <w:r/>
+          </w:p>
+        </w:tc>
+      </w:tr>
+      <w:tr>
+        <w:tc>
+          <w:tcPr>
+            <w:tcW w:type="dxa" w:w="5112"/>
+          </w:tcPr>
+          <w:p>
+            <w:r>
+              <w:t>Expected answer or fallback</w:t>
+            </w:r>
+          </w:p>
+        </w:tc>
+        <w:tc>
+          <w:tcPr>
+            <w:tcW w:type="dxa" w:w="5112"/>
+          </w:tcPr>
+          <w:p>
+            <w:r/>
+          </w:p>
+        </w:tc>
+      </w:tr>
+      <w:tr>
+        <w:tc>
+          <w:tcPr>
+            <w:tcW w:type="dxa" w:w="5112"/>
+          </w:tcPr>
+          <w:p>
+            <w:r>
+              <w:t>Observed result</w:t>
+            </w:r>
+          </w:p>
+        </w:tc>
+        <w:tc>
+          <w:tcPr>
+            <w:tcW w:type="dxa" w:w="5112"/>
+          </w:tcPr>
+          <w:p>
+            <w:r/>
+          </w:p>
+        </w:tc>
+      </w:tr>
+      <w:tr>
+        <w:tc>
+          <w:tcPr>
+            <w:tcW w:type="dxa" w:w="5112"/>
+          </w:tcPr>
+          <w:p>
+            <w:r>
+              <w:t>Why the result occurred</w:t>
+            </w:r>
+          </w:p>
+        </w:tc>
+        <w:tc>
+          <w:tcPr>
+            <w:tcW w:type="dxa" w:w="5112"/>
+          </w:tcPr>
+          <w:p>
+            <w:r/>
+          </w:p>
+        </w:tc>
+      </w:tr>
+    </w:tbl>
+    <w:p>
+      <w:pPr>
+        <w:pStyle w:val="Heading1"/>
+      </w:pPr>
+      <w:r>
+        <w:t>11. Reference · Original target response space</w:t>
+      </w:r>
+    </w:p>
+    <w:p>
+      <w:r>
+        <w:t>This teaching case is practice rather than a fresh assessment.</w:t>
+      </w:r>
+    </w:p>
+    <w:p>
+      <w:pPr>
+        <w:pStyle w:val="Heading2"/>
+      </w:pPr>
+      <w:r>
+        <w:t>Use this when helpful</w:t>
+      </w:r>
+    </w:p>
+    <w:p>
+      <w:pPr>
+        <w:spacing w:line="336" w:lineRule="auto" w:after="180"/>
+      </w:pPr>
+      <w:r>
+        <w:rPr>
+          <w:b w:val="0"/>
+        </w:rPr>
+        <w:t>Represent books as [animal,short,illustrated] with 1=yes. Query=[1,1,0]; A=[1,0,0], B=[1,1,1], C=[0,0,0]. Count mismatches. What changes if illustrations matter twice as much?</w:t>
+      </w:r>
+    </w:p>
+    <w:p>
+      <w:pPr>
+        <w:pStyle w:val="Heading3"/>
+      </w:pPr>
+      <w:r>
+        <w:t>My explanation after practice</w:t>
+      </w:r>
+    </w:p>
+    <w:p>
+      <w:r>
+        <w:t>________________________________________________________________</w:t>
+      </w:r>
+    </w:p>
+    <w:p>
+      <w:r>
+        <w:t>________________________________________________________________</w:t>
+      </w:r>
+    </w:p>
+    <w:p>
+      <w:r>
+        <w:t>________________________________________________________________</w:t>
+      </w:r>
+    </w:p>
+    <w:p>
+      <w:r>
+        <w:t>________________________________________________________________</w:t>
+      </w:r>
+    </w:p>
+    <w:p>
+      <w:r>
+        <w:t>________________________________________________________________</w:t>
+      </w:r>
+    </w:p>
+    <w:p>
+      <w:r>
+        <w:t>________________________________________________________________</w:t>
+      </w:r>
+    </w:p>
+    <w:p>
+      <w:r>
+        <w:t>________________________________________________________________</w:t>
+      </w:r>
+    </w:p>
+    <w:p>
+      <w:pPr>
+        <w:spacing w:line="336" w:lineRule="auto" w:after="180"/>
+      </w:pPr>
+      <w:r>
+        <w:rPr>
+          <w:b w:val="0"/>
+        </w:rPr>
+        <w:t>Record support used: none, hint or teacher explanation.</w:t>
+      </w:r>
+    </w:p>
+    <w:p>
+      <w:pPr>
+        <w:pStyle w:val="Heading1"/>
+      </w:pPr>
+      <w:r>
+        <w:t>15. Reference · Independent-case response copy</w:t>
+      </w:r>
+    </w:p>
+    <w:p>
+      <w:r>
+        <w:t>This duplicates W4. Reuse the same first-attempt record.</w:t>
+      </w:r>
+    </w:p>
+    <w:p>
+      <w:pPr>
+        <w:pStyle w:val="Heading2"/>
+      </w:pPr>
+      <w:r>
+        <w:t>Use this when helpful</w:t>
+      </w:r>
+    </w:p>
+    <w:p>
+      <w:pPr>
+        <w:spacing w:line="336" w:lineRule="auto" w:after="180"/>
+      </w:pPr>
+      <w:r>
+        <w:rPr>
+          <w:b w:val="0"/>
+        </w:rPr>
+        <w:t xml:space="preserve">Target is [3, 2]. Options A [1, 2], B [3, 4], C [4, 2]. Calculate </w:t>
+      </w:r>
+      <w:r>
+        <w:rPr>
+          <w:b/>
+        </w:rPr>
+        <w:t>distance</w:t>
+      </w:r>
+      <w:r>
+        <w:rPr>
+          <w:b w:val="0"/>
+        </w:rPr>
+        <w:t>s, select the closest, and identify a tie among the others.</w:t>
+      </w:r>
+    </w:p>
+    <w:p>
+      <w:pPr>
+        <w:pStyle w:val="Heading3"/>
+      </w:pPr>
+      <w:r>
+        <w:t>My reasoning and evidence</w:t>
+      </w:r>
+    </w:p>
+    <w:p>
+      <w:r>
+        <w:t>________________________________________________________________</w:t>
+      </w:r>
+    </w:p>
+    <w:p>
+      <w:r>
+        <w:t>________________________________________________________________</w:t>
+      </w:r>
+    </w:p>
+    <w:p>
+      <w:r>
+        <w:t>________________________________________________________________</w:t>
+      </w:r>
+    </w:p>
+    <w:p>
+      <w:r>
+        <w:t>________________________________________________________________</w:t>
+      </w:r>
+    </w:p>
+    <w:p>
+      <w:r>
+        <w:t>________________________________________________________________</w:t>
+      </w:r>
+    </w:p>
+    <w:p>
+      <w:r>
+        <w:t>________________________________________________________________</w:t>
+      </w:r>
+    </w:p>
+    <w:p>
+      <w:r>
+        <w:t>________________________________________________________________</w:t>
+      </w:r>
+    </w:p>
+    <w:p>
+      <w:r>
+        <w:t>________________________________________________________________</w:t>
+      </w:r>
+    </w:p>
+    <w:p>
+      <w:pPr>
+        <w:pStyle w:val="Heading1"/>
+      </w:pPr>
+      <w:r>
+        <w:t>18. Extra practice · Use the worked picture</w:t>
+      </w:r>
+    </w:p>
+    <w:p>
+      <w:r>
+        <w:t>Keep the explanation and the support you used.</w:t>
+      </w:r>
+    </w:p>
+    <w:p>
+      <w:pPr>
+        <w:pStyle w:val="Heading2"/>
+      </w:pPr>
+      <w:r>
+        <w:t>Use this when helpful</w:t>
       </w:r>
     </w:p>
     <w:p>
@@ -1860,16 +2032,7 @@
     </w:p>
     <w:p>
       <w:pPr>
-        <w:pStyle w:val="Heading3"/>
-      </w:pPr>
-      <w:r>
-        <w:t>Record the help used</w:t>
-      </w:r>
-    </w:p>
-    <w:p>
-      <w:pPr>
         <w:spacing w:line="336" w:lineRule="auto" w:after="180"/>
-        <w:shd w:fill="F1F6F8"/>
       </w:pPr>
       <w:r>
         <w:rPr>
@@ -1906,12 +2069,20 @@
         <w:pStyle w:val="Heading1"/>
       </w:pPr>
       <w:r>
-        <w:t>19. Project portfolio milestone</w:t>
-      </w:r>
-    </w:p>
-    <w:p>
-      <w:r>
-        <w:t>Keep this week’s input, deciding step, result and limit together in the Transparent Book Recommender record.</w:t>
+        <w:t>19. Reference · Project portfolio record</w:t>
+      </w:r>
+    </w:p>
+    <w:p>
+      <w:r>
+        <w:t>Extend your main project response when helpful.</w:t>
+      </w:r>
+    </w:p>
+    <w:p>
+      <w:pPr>
+        <w:pStyle w:val="Heading2"/>
+      </w:pPr>
+      <w:r>
+        <w:t>Use this when helpful</w:t>
       </w:r>
     </w:p>
     <w:p>
@@ -2101,12 +2272,570 @@
         <w:pStyle w:val="Heading1"/>
       </w:pPr>
       <w:r>
-        <w:t>20. Supported practice and learning evidence</w:t>
-      </w:r>
-    </w:p>
-    <w:p>
-      <w:r>
-        <w:t>Try the supported questions before comparing with hints and feedback. Record what you repaired and the evidence you retained.</w:t>
+        <w:t>20. Extra practice: pictures, repair and feedback</w:t>
+      </w:r>
+    </w:p>
+    <w:p>
+      <w:r>
+        <w:t>Attempt each question before opening its explanation. Use one browser or paper copy.</w:t>
+      </w:r>
+    </w:p>
+    <w:p>
+      <w:pPr>
+        <w:pStyle w:val="Heading2"/>
+      </w:pPr>
+      <w:r>
+        <w:t>First supported question</w:t>
+      </w:r>
+    </w:p>
+    <w:p>
+      <w:pPr>
+        <w:pStyle w:val="ListBullet"/>
+      </w:pPr>
+      <w:r>
+        <w:t>A fictional toy book matcher represents two preferences with numeric features.</w:t>
+      </w:r>
+    </w:p>
+    <w:p>
+      <w:pPr>
+        <w:pStyle w:val="Heading3"/>
+      </w:pPr>
+      <w:r>
+        <w:t>Practice 1: explain the deciding evidence</w:t>
+      </w:r>
+    </w:p>
+    <w:p>
+      <w:pPr>
+        <w:pStyle w:val="ListBullet"/>
+      </w:pPr>
+      <w:r>
+        <w:t>Which labelled step matches this detail? B and C tie at distance 2; keep the tie visible.</w:t>
+      </w:r>
+    </w:p>
+    <w:p>
+      <w:pPr>
+        <w:pStyle w:val="ListBullet"/>
+      </w:pPr>
+      <w:r>
+        <w:t>1. Distance C</w:t>
+      </w:r>
+    </w:p>
+    <w:p>
+      <w:pPr>
+        <w:pStyle w:val="ListBullet"/>
+      </w:pPr>
+      <w:r>
+        <w:t>2. Choose closest</w:t>
+      </w:r>
+    </w:p>
+    <w:p>
+      <w:pPr>
+        <w:pStyle w:val="ListBullet"/>
+      </w:pPr>
+      <w:r>
+        <w:t>3. Distance A</w:t>
+      </w:r>
+    </w:p>
+    <w:p>
+      <w:pPr>
+        <w:pStyle w:val="ListBullet"/>
+      </w:pPr>
+      <w:r>
+        <w:t>4. Distance B</w:t>
+      </w:r>
+    </w:p>
+    <w:p>
+      <w:pPr>
+        <w:pStyle w:val="Heading3"/>
+      </w:pPr>
+      <w:r>
+        <w:t>My selected conclusion, deciding fact and explanation</w:t>
+      </w:r>
+    </w:p>
+    <w:p>
+      <w:r>
+        <w:t>________________________________________________________________</w:t>
+      </w:r>
+    </w:p>
+    <w:p>
+      <w:r>
+        <w:t>________________________________________________________________</w:t>
+      </w:r>
+    </w:p>
+    <w:p>
+      <w:r>
+        <w:t>________________________________________________________________</w:t>
+      </w:r>
+    </w:p>
+    <w:p>
+      <w:r>
+        <w:t>________________________________________________________________</w:t>
+      </w:r>
+    </w:p>
+    <w:p>
+      <w:r>
+        <w:t>________________________________________________________________</w:t>
+      </w:r>
+    </w:p>
+    <w:p>
+      <w:pPr>
+        <w:pStyle w:val="ListBullet"/>
+      </w:pPr>
+      <w:r>
+        <w:t>Hint if needed: Read the steps in the pictorial case. Match the supplied detail to the stage that performs or records it.</w:t>
+      </w:r>
+    </w:p>
+    <w:p>
+      <w:pPr>
+        <w:pStyle w:val="Heading2"/>
+      </w:pPr>
+      <w:r>
+        <w:t>Check the first explanation · reference / check after trying</w:t>
+      </w:r>
+    </w:p>
+    <w:p>
+      <w:pPr>
+        <w:spacing w:line="336" w:lineRule="auto" w:after="180"/>
+      </w:pPr>
+      <w:r>
+        <w:rPr>
+          <w:b w:val="0"/>
+        </w:rPr>
+        <w:t xml:space="preserve">After your attempt, compare with the supported explanation: Choose closest B and C tie at </w:t>
+      </w:r>
+      <w:r>
+        <w:rPr>
+          <w:b/>
+        </w:rPr>
+        <w:t>distance</w:t>
+      </w:r>
+      <w:r>
+        <w:rPr>
+          <w:b w:val="0"/>
+        </w:rPr>
+        <w:t xml:space="preserve"> 2; keep the tie visible. Each </w:t>
+      </w:r>
+      <w:r>
+        <w:rPr>
+          <w:b/>
+        </w:rPr>
+        <w:t>coordinate</w:t>
+      </w:r>
+      <w:r>
+        <w:rPr>
+          <w:b w:val="0"/>
+        </w:rPr>
+        <w:t xml:space="preserve"> contributes according to the declared </w:t>
+      </w:r>
+      <w:r>
+        <w:rPr>
+          <w:b/>
+        </w:rPr>
+        <w:t>distance</w:t>
+      </w:r>
+      <w:r>
+        <w:rPr>
+          <w:b w:val="0"/>
+        </w:rPr>
+        <w:t xml:space="preserve"> rule.</w:t>
+      </w:r>
+    </w:p>
+    <w:p>
+      <w:pPr>
+        <w:spacing w:line="336" w:lineRule="auto" w:after="180"/>
+      </w:pPr>
+      <w:r>
+        <w:rPr>
+          <w:b w:val="0"/>
+        </w:rPr>
+        <w:t xml:space="preserve">Smaller </w:t>
+      </w:r>
+      <w:r>
+        <w:rPr>
+          <w:b/>
+        </w:rPr>
+        <w:t>distance</w:t>
+      </w:r>
+      <w:r>
+        <w:rPr>
+          <w:b w:val="0"/>
+        </w:rPr>
+        <w:t xml:space="preserve"> means closer in this representation, not automatically a better reading experience. If one </w:t>
+      </w:r>
+      <w:r>
+        <w:rPr>
+          <w:b/>
+        </w:rPr>
+        <w:t>coordinate</w:t>
+      </w:r>
+      <w:r>
+        <w:rPr>
+          <w:b w:val="0"/>
+        </w:rPr>
+        <w:t xml:space="preserve"> uses a much larger numerical </w:t>
+      </w:r>
+      <w:r>
+        <w:rPr>
+          <w:b/>
+        </w:rPr>
+        <w:t>scale</w:t>
+      </w:r>
+      <w:r>
+        <w:rPr>
+          <w:b w:val="0"/>
+        </w:rPr>
+        <w:t>, it can dominate the sum even when it is not more important.</w:t>
+      </w:r>
+    </w:p>
+    <w:p>
+      <w:pPr>
+        <w:spacing w:line="336" w:lineRule="auto" w:after="180"/>
+      </w:pPr>
+      <w:r>
+        <w:rPr>
+          <w:b w:val="0"/>
+        </w:rPr>
+        <w:t>Feature units and scaling belong in the method record.</w:t>
+      </w:r>
+    </w:p>
+    <w:p>
+      <w:pPr>
+        <w:pStyle w:val="Heading2"/>
+      </w:pPr>
+      <w:r>
+        <w:t>Changed-case question</w:t>
+      </w:r>
+    </w:p>
+    <w:p>
+      <w:pPr>
+        <w:pStyle w:val="Heading3"/>
+      </w:pPr>
+      <w:r>
+        <w:t>Practice 2: explain the deciding evidence</w:t>
+      </w:r>
+    </w:p>
+    <w:p>
+      <w:pPr>
+        <w:pStyle w:val="ListBullet"/>
+      </w:pPr>
+      <w:r>
+        <w:t>Changed-case practice: Give the first-coordinate difference weight 2 while the second keeps weight 1. Which conclusion is supported by the supplied facts?</w:t>
+      </w:r>
+    </w:p>
+    <w:p>
+      <w:pPr>
+        <w:pStyle w:val="ListBullet"/>
+      </w:pPr>
+      <w:r>
+        <w:t>1. Distances become A=3, B=4, C=3; A and C tie.</w:t>
+      </w:r>
+    </w:p>
+    <w:p>
+      <w:pPr>
+        <w:pStyle w:val="ListBullet"/>
+      </w:pPr>
+      <w:r>
+        <w:t>2. This one example guarantees correct results for every future input.</w:t>
+      </w:r>
+    </w:p>
+    <w:p>
+      <w:pPr>
+        <w:pStyle w:val="ListBullet"/>
+      </w:pPr>
+      <w:r>
+        <w:t>3. We can decide the result without examining the changed input or the procedure.</w:t>
+      </w:r>
+    </w:p>
+    <w:p>
+      <w:pPr>
+        <w:pStyle w:val="Heading3"/>
+      </w:pPr>
+      <w:r>
+        <w:t>My selected conclusion, deciding fact and explanation</w:t>
+      </w:r>
+    </w:p>
+    <w:p>
+      <w:r>
+        <w:t>________________________________________________________________</w:t>
+      </w:r>
+    </w:p>
+    <w:p>
+      <w:r>
+        <w:t>________________________________________________________________</w:t>
+      </w:r>
+    </w:p>
+    <w:p>
+      <w:r>
+        <w:t>________________________________________________________________</w:t>
+      </w:r>
+    </w:p>
+    <w:p>
+      <w:r>
+        <w:t>________________________________________________________________</w:t>
+      </w:r>
+    </w:p>
+    <w:p>
+      <w:r>
+        <w:t>________________________________________________________________</w:t>
+      </w:r>
+    </w:p>
+    <w:p>
+      <w:pPr>
+        <w:pStyle w:val="ListBullet"/>
+      </w:pPr>
+      <w:r>
+        <w:t>Hint if needed: Use the changed condition and the deciding step in the pictorial trace. The answer must say what follows from those facts.</w:t>
+      </w:r>
+    </w:p>
+    <w:p>
+      <w:pPr>
+        <w:pStyle w:val="Heading2"/>
+      </w:pPr>
+      <w:r>
+        <w:t>Check the changed case · reference / check after trying</w:t>
+      </w:r>
+    </w:p>
+    <w:p>
+      <w:pPr>
+        <w:spacing w:line="336" w:lineRule="auto" w:after="180"/>
+      </w:pPr>
+      <w:r>
+        <w:rPr>
+          <w:b w:val="0"/>
+        </w:rPr>
+        <w:t xml:space="preserve">After your attempt, compare with the supported explanation: </w:t>
+      </w:r>
+      <w:r>
+        <w:rPr>
+          <w:b/>
+        </w:rPr>
+        <w:t>Distance</w:t>
+      </w:r>
+      <w:r>
+        <w:rPr>
+          <w:b w:val="0"/>
+        </w:rPr>
+        <w:t>s become A=3, B=4, C=3; A and C tie. The representation’s comparison rule changes; the supplied vectors stay the same.</w:t>
+      </w:r>
+    </w:p>
+    <w:p>
+      <w:pPr>
+        <w:pStyle w:val="Heading2"/>
+      </w:pPr>
+      <w:r>
+        <w:t>Repair and save your work</w:t>
+      </w:r>
+    </w:p>
+    <w:p>
+      <w:pPr>
+        <w:spacing w:line="336" w:lineRule="auto" w:after="180"/>
+      </w:pPr>
+      <w:r>
+        <w:rPr>
+          <w:b w:val="0"/>
+        </w:rPr>
+        <w:t>Review Repair Bias in Data (ai-2/20). Goal: Identify selection and coverage bias. Short practice: Why must 35% be labelled an illustration rather than the measured grade-wide Yes rate?.</w:t>
+      </w:r>
+    </w:p>
+    <w:p>
+      <w:pPr>
+        <w:spacing w:line="336" w:lineRule="auto" w:after="180"/>
+      </w:pPr>
+      <w:r>
+        <w:rPr>
+          <w:b w:val="0"/>
+        </w:rPr>
+        <w:t>Return to this week and explain what you changed.</w:t>
+      </w:r>
+    </w:p>
+    <w:p>
+      <w:pPr>
+        <w:spacing w:line="336" w:lineRule="auto" w:after="180"/>
+      </w:pPr>
+      <w:r>
+        <w:rPr>
+          <w:b w:val="0"/>
+        </w:rPr>
+        <w:t>Review Missing Data (ai-2/18). Goal: Detect absent and unusable values. Short practice: Why is the Boolean True rejected even though arithmetic can treat it like 1 in Python?. Return to this week and explain what you changed.</w:t>
+      </w:r>
+    </w:p>
+    <w:p>
+      <w:pPr>
+        <w:spacing w:line="336" w:lineRule="auto" w:after="180"/>
+      </w:pPr>
+      <w:r>
+        <w:rPr>
+          <w:b w:val="0"/>
+        </w:rPr>
+        <w:t xml:space="preserve">Review Choose Informative Questions (ai-2/15). Goal: Fit a root question and leaf </w:t>
+      </w:r>
+      <w:r>
+        <w:rPr>
+          <w:b/>
+        </w:rPr>
+        <w:t>prediction</w:t>
+      </w:r>
+      <w:r>
+        <w:rPr>
+          <w:b w:val="0"/>
+        </w:rPr>
+        <w:t xml:space="preserve">s from </w:t>
+      </w:r>
+      <w:r>
+        <w:rPr>
+          <w:b/>
+        </w:rPr>
+        <w:t>training</w:t>
+      </w:r>
+      <w:r>
+        <w:rPr>
+          <w:b w:val="0"/>
+        </w:rPr>
+        <w:t xml:space="preserve"> examples. Short practice: Choose the best original question and explain why its more balanced split matters here..</w:t>
+      </w:r>
+    </w:p>
+    <w:p>
+      <w:pPr>
+        <w:spacing w:line="336" w:lineRule="auto" w:after="180"/>
+      </w:pPr>
+      <w:r>
+        <w:rPr>
+          <w:b w:val="0"/>
+        </w:rPr>
+        <w:t>Return to this week and explain what you changed.</w:t>
+      </w:r>
+    </w:p>
+    <w:p>
+      <w:pPr>
+        <w:spacing w:line="336" w:lineRule="auto" w:after="180"/>
+      </w:pPr>
+      <w:r>
+        <w:rPr>
+          <w:b w:val="0"/>
+        </w:rPr>
+        <w:t xml:space="preserve">The browser lab lets you edit the supported Python examples already included in this lesson. Predict first, run, inspect the actual </w:t>
+      </w:r>
+      <w:r>
+        <w:rPr>
+          <w:b/>
+        </w:rPr>
+        <w:t>output</w:t>
+      </w:r>
+      <w:r>
+        <w:rPr>
+          <w:b w:val="0"/>
+        </w:rPr>
+        <w:t xml:space="preserve"> or error, change one </w:t>
+      </w:r>
+      <w:r>
+        <w:rPr>
+          <w:b/>
+        </w:rPr>
+        <w:t>input</w:t>
+      </w:r>
+      <w:r>
+        <w:rPr>
+          <w:b w:val="0"/>
+        </w:rPr>
+        <w:t>, then run again.</w:t>
+      </w:r>
+    </w:p>
+    <w:p>
+      <w:pPr>
+        <w:spacing w:line="336" w:lineRule="auto" w:after="180"/>
+      </w:pPr>
+      <w:r>
+        <w:rPr>
+          <w:b w:val="0"/>
+        </w:rPr>
+        <w:t xml:space="preserve">Keep code, </w:t>
+      </w:r>
+      <w:r>
+        <w:rPr>
+          <w:b/>
+        </w:rPr>
+        <w:t>prediction</w:t>
+      </w:r>
+      <w:r>
+        <w:rPr>
+          <w:b w:val="0"/>
+        </w:rPr>
+        <w:t>s, actual results and a reasoned revision together. On paper, label your result as a trace rather than an execution.</w:t>
+      </w:r>
+    </w:p>
+    <w:p>
+      <w:pPr>
+        <w:spacing w:line="336" w:lineRule="auto" w:after="180"/>
+      </w:pPr>
+      <w:r>
+        <w:rPr>
+          <w:b w:val="0"/>
+        </w:rPr>
+        <w:t xml:space="preserve">Use Download completed work in the hosted lesson to export your answers, reflections, practice feedback and code-run </w:t>
+      </w:r>
+      <w:r>
+        <w:rPr>
+          <w:b/>
+        </w:rPr>
+        <w:t>evidence</w:t>
+      </w:r>
+      <w:r>
+        <w:rPr>
+          <w:b w:val="0"/>
+        </w:rPr>
+        <w:t>. Open the HTML copy to read or print it.</w:t>
+      </w:r>
+    </w:p>
+    <w:p>
+      <w:pPr>
+        <w:spacing w:line="336" w:lineRule="auto" w:after="180"/>
+      </w:pPr>
+      <w:r>
+        <w:rPr>
+          <w:b w:val="0"/>
+        </w:rPr>
+        <w:t>Drafts stay in this browser when storage is available; clear drafts on a shared device.</w:t>
+      </w:r>
+    </w:p>
+    <w:p>
+      <w:pPr>
+        <w:pStyle w:val="Heading3"/>
+      </w:pPr>
+      <w:r>
+        <w:t>What I repaired, the evidence I kept and the next test</w:t>
+      </w:r>
+    </w:p>
+    <w:p>
+      <w:r>
+        <w:t>________________________________________________________________</w:t>
+      </w:r>
+    </w:p>
+    <w:p>
+      <w:r>
+        <w:t>________________________________________________________________</w:t>
+      </w:r>
+    </w:p>
+    <w:p>
+      <w:r>
+        <w:t>________________________________________________________________</w:t>
+      </w:r>
+    </w:p>
+    <w:p>
+      <w:r>
+        <w:t>________________________________________________________________</w:t>
+      </w:r>
+    </w:p>
+    <w:p>
+      <w:r>
+        <w:t>________________________________________________________________</w:t>
+      </w:r>
+    </w:p>
+    <w:p>
+      <w:pPr>
+        <w:pStyle w:val="Heading2"/>
+      </w:pPr>
+      <w:r>
+        <w:t>Earlier wording, alternatives and picture transcripts · reference / check after trying</w:t>
       </w:r>
     </w:p>
     <w:p>
@@ -2122,128 +2851,10 @@
     </w:p>
     <w:p>
       <w:pPr>
-        <w:spacing w:line="336" w:lineRule="auto" w:after="180"/>
-      </w:pPr>
-      <w:r>
-        <w:rPr>
-          <w:b w:val="0"/>
-        </w:rPr>
-        <w:t>A fictional toy book matcher represents two preferences with numeric features.</w:t>
-      </w:r>
-    </w:p>
-    <w:p>
-      <w:pPr>
         <w:pStyle w:val="Heading3"/>
       </w:pPr>
       <w:r>
-        <w:t>Practice 1: explain the deciding evidence</w:t>
-      </w:r>
-    </w:p>
-    <w:p>
-      <w:pPr>
-        <w:spacing w:line="336" w:lineRule="auto" w:after="180"/>
-      </w:pPr>
-      <w:r>
-        <w:rPr>
-          <w:b w:val="0"/>
-        </w:rPr>
-        <w:t xml:space="preserve">Which labelled step matches this detail? B and C tie at </w:t>
-      </w:r>
-      <w:r>
-        <w:rPr>
-          <w:b/>
-        </w:rPr>
-        <w:t>distance</w:t>
-      </w:r>
-      <w:r>
-        <w:rPr>
-          <w:b w:val="0"/>
-        </w:rPr>
-        <w:t xml:space="preserve"> 2; keep the tie visible.</w:t>
-      </w:r>
-    </w:p>
-    <w:p>
-      <w:pPr>
-        <w:spacing w:line="336" w:lineRule="auto" w:after="180"/>
-        <w:shd w:fill="F4F9FC"/>
-      </w:pPr>
-      <w:r>
-        <w:rPr>
-          <w:b w:val="0"/>
-        </w:rPr>
-        <w:t xml:space="preserve">1. </w:t>
-      </w:r>
-      <w:r>
-        <w:rPr>
-          <w:b/>
-        </w:rPr>
-        <w:t>Distance</w:t>
-      </w:r>
-      <w:r>
-        <w:rPr>
-          <w:b w:val="0"/>
-        </w:rPr>
-        <w:t xml:space="preserve"> C</w:t>
-      </w:r>
-    </w:p>
-    <w:p>
-      <w:pPr>
-        <w:spacing w:line="336" w:lineRule="auto" w:after="180"/>
-        <w:shd w:fill="F4F9FC"/>
-      </w:pPr>
-      <w:r>
-        <w:rPr>
-          <w:b w:val="0"/>
-        </w:rPr>
-        <w:t>2. Choose closest</w:t>
-      </w:r>
-    </w:p>
-    <w:p>
-      <w:pPr>
-        <w:spacing w:line="336" w:lineRule="auto" w:after="180"/>
-        <w:shd w:fill="F4F9FC"/>
-      </w:pPr>
-      <w:r>
-        <w:rPr>
-          <w:b w:val="0"/>
-        </w:rPr>
-        <w:t xml:space="preserve">3. </w:t>
-      </w:r>
-      <w:r>
-        <w:rPr>
-          <w:b/>
-        </w:rPr>
-        <w:t>Distance</w:t>
-      </w:r>
-      <w:r>
-        <w:rPr>
-          <w:b w:val="0"/>
-        </w:rPr>
-        <w:t xml:space="preserve"> A</w:t>
-      </w:r>
-    </w:p>
-    <w:p>
-      <w:pPr>
-        <w:spacing w:line="336" w:lineRule="auto" w:after="180"/>
-        <w:shd w:fill="F4F9FC"/>
-      </w:pPr>
-      <w:r>
-        <w:rPr>
-          <w:b w:val="0"/>
-        </w:rPr>
-        <w:t xml:space="preserve">4. </w:t>
-      </w:r>
-      <w:r>
-        <w:rPr>
-          <w:b/>
-        </w:rPr>
-        <w:t>Distance</w:t>
-      </w:r>
-      <w:r>
-        <w:rPr>
-          <w:b w:val="0"/>
-        </w:rPr>
-        <w:t xml:space="preserve"> B</w:t>
+        <w:t>Repair a missing building block</w:t>
       </w:r>
     </w:p>
     <w:p>
@@ -2251,32 +2862,7 @@
         <w:pStyle w:val="Heading3"/>
       </w:pPr>
       <w:r>
-        <w:t>My selected conclusion, deciding fact and explanation</w:t>
-      </w:r>
-    </w:p>
-    <w:p>
-      <w:r>
-        <w:t>________________________________________________________________</w:t>
-      </w:r>
-    </w:p>
-    <w:p>
-      <w:r>
-        <w:t>________________________________________________________________</w:t>
-      </w:r>
-    </w:p>
-    <w:p>
-      <w:r>
-        <w:t>________________________________________________________________</w:t>
-      </w:r>
-    </w:p>
-    <w:p>
-      <w:r>
-        <w:t>________________________________________________________________</w:t>
-      </w:r>
-    </w:p>
-    <w:p>
-      <w:r>
-        <w:t>________________________________________________________________</w:t>
+        <w:t>Predict, run and debug</w:t>
       </w:r>
     </w:p>
     <w:p>
@@ -2284,578 +2870,25 @@
         <w:pStyle w:val="Heading3"/>
       </w:pPr>
       <w:r>
-        <w:t>Hint · try first</w:t>
-      </w:r>
-    </w:p>
-    <w:p>
-      <w:pPr>
-        <w:spacing w:line="336" w:lineRule="auto" w:after="180"/>
-        <w:shd w:fill="F1F6F8"/>
-      </w:pPr>
-      <w:r>
-        <w:rPr>
-          <w:b w:val="0"/>
-        </w:rPr>
-        <w:t>Hint if needed: Read the steps in the pictorial case. Match the supplied detail to the stage that performs or records it.</w:t>
-      </w:r>
-    </w:p>
-    <w:p>
-      <w:pPr>
-        <w:pStyle w:val="Heading3"/>
-      </w:pPr>
-      <w:r>
-        <w:t>Feedback · compare after trying</w:t>
-      </w:r>
-    </w:p>
-    <w:p>
-      <w:pPr>
-        <w:spacing w:line="336" w:lineRule="auto" w:after="180"/>
-        <w:shd w:fill="F1F6FC"/>
-      </w:pPr>
-      <w:r>
-        <w:rPr>
-          <w:b w:val="0"/>
-        </w:rPr>
-        <w:t xml:space="preserve">After your attempt, compare with the supported explanation: Choose closest B and C tie at </w:t>
-      </w:r>
-      <w:r>
-        <w:rPr>
-          <w:b/>
-        </w:rPr>
-        <w:t>distance</w:t>
-      </w:r>
-      <w:r>
-        <w:rPr>
-          <w:b w:val="0"/>
-        </w:rPr>
-        <w:t xml:space="preserve"> 2; keep the tie visible. Each </w:t>
-      </w:r>
-      <w:r>
-        <w:rPr>
-          <w:b/>
-        </w:rPr>
-        <w:t>coordinate</w:t>
-      </w:r>
-      <w:r>
-        <w:rPr>
-          <w:b w:val="0"/>
-        </w:rPr>
-        <w:t xml:space="preserve"> contributes according to the declared </w:t>
-      </w:r>
-      <w:r>
-        <w:rPr>
-          <w:b/>
-        </w:rPr>
-        <w:t>distance</w:t>
-      </w:r>
-      <w:r>
-        <w:rPr>
-          <w:b w:val="0"/>
-        </w:rPr>
-        <w:t xml:space="preserve"> rule.</w:t>
-      </w:r>
-    </w:p>
-    <w:p>
-      <w:pPr>
-        <w:spacing w:line="336" w:lineRule="auto" w:after="180"/>
-        <w:shd w:fill="F1F6FC"/>
-      </w:pPr>
-      <w:r>
-        <w:rPr>
-          <w:b w:val="0"/>
-        </w:rPr>
-        <w:t xml:space="preserve">Smaller </w:t>
-      </w:r>
-      <w:r>
-        <w:rPr>
-          <w:b/>
-        </w:rPr>
-        <w:t>distance</w:t>
-      </w:r>
-      <w:r>
-        <w:rPr>
-          <w:b w:val="0"/>
-        </w:rPr>
-        <w:t xml:space="preserve"> means closer in this representation, not automatically a better reading experience. If one </w:t>
-      </w:r>
-      <w:r>
-        <w:rPr>
-          <w:b/>
-        </w:rPr>
-        <w:t>coordinate</w:t>
-      </w:r>
-      <w:r>
-        <w:rPr>
-          <w:b w:val="0"/>
-        </w:rPr>
-        <w:t xml:space="preserve"> uses a much larger numerical </w:t>
-      </w:r>
-      <w:r>
-        <w:rPr>
-          <w:b/>
-        </w:rPr>
-        <w:t>scale</w:t>
-      </w:r>
-      <w:r>
-        <w:rPr>
-          <w:b w:val="0"/>
-        </w:rPr>
-        <w:t>, it can dominate the sum even when it is not more important.</w:t>
-      </w:r>
-    </w:p>
-    <w:p>
-      <w:pPr>
-        <w:spacing w:line="336" w:lineRule="auto" w:after="180"/>
-        <w:shd w:fill="F1F6FC"/>
-      </w:pPr>
-      <w:r>
-        <w:rPr>
-          <w:b w:val="0"/>
-        </w:rPr>
-        <w:t>Feature units and scaling belong in the method record.</w:t>
-      </w:r>
-    </w:p>
-    <w:p>
-      <w:pPr>
-        <w:pStyle w:val="Heading3"/>
-      </w:pPr>
-      <w:r>
-        <w:t>Practice 2: explain the deciding evidence</w:t>
-      </w:r>
-    </w:p>
-    <w:p>
-      <w:pPr>
-        <w:pStyle w:val="Heading3"/>
-      </w:pPr>
-      <w:r>
-        <w:t>Changed case · predict first</w:t>
-      </w:r>
-    </w:p>
-    <w:p>
-      <w:pPr>
-        <w:spacing w:line="336" w:lineRule="auto" w:after="180"/>
-        <w:shd w:fill="F5F1FB"/>
-      </w:pPr>
-      <w:r>
-        <w:rPr>
-          <w:b w:val="0"/>
-        </w:rPr>
-        <w:t>Changed-case practice: Give the first-</w:t>
-      </w:r>
-      <w:r>
-        <w:rPr>
-          <w:b/>
-        </w:rPr>
-        <w:t>coordinate</w:t>
-      </w:r>
-      <w:r>
-        <w:rPr>
-          <w:b w:val="0"/>
-        </w:rPr>
-        <w:t xml:space="preserve"> difference weight 2 while the second keeps weight 1. Which conclusion is supported by the supplied facts?</w:t>
-      </w:r>
-    </w:p>
-    <w:p>
-      <w:pPr>
-        <w:spacing w:line="336" w:lineRule="auto" w:after="180"/>
-        <w:shd w:fill="F4F9FC"/>
-      </w:pPr>
-      <w:r>
-        <w:rPr>
-          <w:b w:val="0"/>
-        </w:rPr>
-        <w:t xml:space="preserve">1. </w:t>
-      </w:r>
-      <w:r>
-        <w:rPr>
-          <w:b/>
-        </w:rPr>
-        <w:t>Distance</w:t>
-      </w:r>
-      <w:r>
-        <w:rPr>
-          <w:b w:val="0"/>
-        </w:rPr>
-        <w:t>s become A=3, B=4, C=3; A and C tie.</w:t>
-      </w:r>
-    </w:p>
-    <w:p>
-      <w:pPr>
-        <w:spacing w:line="336" w:lineRule="auto" w:after="180"/>
-        <w:shd w:fill="F4F9FC"/>
-      </w:pPr>
-      <w:r>
-        <w:rPr>
-          <w:b w:val="0"/>
-        </w:rPr>
-        <w:t xml:space="preserve">2. This one example guarantees correct results for every future </w:t>
-      </w:r>
-      <w:r>
-        <w:rPr>
-          <w:b/>
-        </w:rPr>
-        <w:t>input</w:t>
-      </w:r>
-      <w:r>
-        <w:rPr>
-          <w:b w:val="0"/>
-        </w:rPr>
-        <w:t>.</w:t>
-      </w:r>
-    </w:p>
-    <w:p>
-      <w:pPr>
-        <w:spacing w:line="336" w:lineRule="auto" w:after="180"/>
-        <w:shd w:fill="F4F9FC"/>
-      </w:pPr>
-      <w:r>
-        <w:rPr>
-          <w:b w:val="0"/>
-        </w:rPr>
-        <w:t xml:space="preserve">3. We can decide the result without examining the changed </w:t>
-      </w:r>
-      <w:r>
-        <w:rPr>
-          <w:b/>
-        </w:rPr>
-        <w:t>input</w:t>
-      </w:r>
-      <w:r>
-        <w:rPr>
-          <w:b w:val="0"/>
-        </w:rPr>
-        <w:t xml:space="preserve"> or the procedure.</w:t>
-      </w:r>
-    </w:p>
-    <w:p>
-      <w:pPr>
-        <w:pStyle w:val="Heading3"/>
-      </w:pPr>
-      <w:r>
-        <w:t>My selected conclusion, deciding fact and explanation</w:t>
-      </w:r>
-    </w:p>
-    <w:p>
-      <w:r>
-        <w:t>________________________________________________________________</w:t>
-      </w:r>
-    </w:p>
-    <w:p>
-      <w:r>
-        <w:t>________________________________________________________________</w:t>
-      </w:r>
-    </w:p>
-    <w:p>
-      <w:r>
-        <w:t>________________________________________________________________</w:t>
-      </w:r>
-    </w:p>
-    <w:p>
-      <w:r>
-        <w:t>________________________________________________________________</w:t>
-      </w:r>
-    </w:p>
-    <w:p>
-      <w:r>
-        <w:t>________________________________________________________________</w:t>
-      </w:r>
-    </w:p>
-    <w:p>
-      <w:pPr>
-        <w:pStyle w:val="Heading3"/>
-      </w:pPr>
-      <w:r>
-        <w:t>Hint · try first</w:t>
-      </w:r>
-    </w:p>
-    <w:p>
-      <w:pPr>
-        <w:spacing w:line="336" w:lineRule="auto" w:after="180"/>
-        <w:shd w:fill="F1F6F8"/>
-      </w:pPr>
-      <w:r>
-        <w:rPr>
-          <w:b w:val="0"/>
-        </w:rPr>
-        <w:t>Hint if needed: Use the changed condition and the deciding step in the pictorial trace. The answer must say what follows from those facts.</w:t>
-      </w:r>
-    </w:p>
-    <w:p>
-      <w:pPr>
-        <w:pStyle w:val="Heading3"/>
-      </w:pPr>
-      <w:r>
-        <w:t>Feedback · compare after trying</w:t>
-      </w:r>
-    </w:p>
-    <w:p>
-      <w:pPr>
-        <w:spacing w:line="336" w:lineRule="auto" w:after="180"/>
-        <w:shd w:fill="F1F6FC"/>
-      </w:pPr>
-      <w:r>
-        <w:rPr>
-          <w:b w:val="0"/>
-        </w:rPr>
-        <w:t xml:space="preserve">After your attempt, compare with the supported explanation: </w:t>
-      </w:r>
-      <w:r>
-        <w:rPr>
-          <w:b/>
-        </w:rPr>
-        <w:t>Distance</w:t>
-      </w:r>
-      <w:r>
-        <w:rPr>
-          <w:b w:val="0"/>
-        </w:rPr>
-        <w:t>s become A=3, B=4, C=3; A and C tie. The representation’s comparison rule changes; the supplied vectors stay the same.</w:t>
-      </w:r>
-    </w:p>
-    <w:p>
-      <w:pPr>
-        <w:pStyle w:val="Heading3"/>
-      </w:pPr>
-      <w:r>
-        <w:t>Repair a missing building block</w:t>
-      </w:r>
-    </w:p>
-    <w:p>
-      <w:pPr>
-        <w:spacing w:line="336" w:lineRule="auto" w:after="180"/>
-      </w:pPr>
-      <w:r>
-        <w:rPr>
-          <w:b w:val="0"/>
-        </w:rPr>
-        <w:t>Review Repair Bias in Data (ai-2/20). Goal: Identify selection and coverage bias. Short practice: Why must 35% be labelled an illustration rather than the measured grade-wide Yes rate?.</w:t>
-      </w:r>
-    </w:p>
-    <w:p>
-      <w:pPr>
-        <w:spacing w:line="336" w:lineRule="auto" w:after="180"/>
-      </w:pPr>
-      <w:r>
-        <w:rPr>
-          <w:b w:val="0"/>
-        </w:rPr>
-        <w:t>Return to this week and explain what you changed.</w:t>
-      </w:r>
-    </w:p>
-    <w:p>
-      <w:pPr>
-        <w:spacing w:line="336" w:lineRule="auto" w:after="180"/>
-      </w:pPr>
-      <w:r>
-        <w:rPr>
-          <w:b w:val="0"/>
-        </w:rPr>
-        <w:t>Review Missing Data (ai-2/18). Goal: Detect absent and unusable values. Short practice: Why is the Boolean True rejected even though arithmetic can treat it like 1 in Python?. Return to this week and explain what you changed.</w:t>
-      </w:r>
-    </w:p>
-    <w:p>
-      <w:pPr>
-        <w:spacing w:line="336" w:lineRule="auto" w:after="180"/>
-      </w:pPr>
-      <w:r>
-        <w:rPr>
-          <w:b w:val="0"/>
-        </w:rPr>
-        <w:t xml:space="preserve">Review Choose Informative Questions (ai-2/15). Goal: Fit a root question and leaf </w:t>
-      </w:r>
-      <w:r>
-        <w:rPr>
-          <w:b/>
-        </w:rPr>
-        <w:t>prediction</w:t>
-      </w:r>
-      <w:r>
-        <w:rPr>
-          <w:b w:val="0"/>
-        </w:rPr>
-        <w:t xml:space="preserve">s from </w:t>
-      </w:r>
-      <w:r>
-        <w:rPr>
-          <w:b/>
-        </w:rPr>
-        <w:t>training</w:t>
-      </w:r>
-      <w:r>
-        <w:rPr>
-          <w:b w:val="0"/>
-        </w:rPr>
-        <w:t xml:space="preserve"> examples. Short practice: Choose the best original question and explain why its more balanced split matters here..</w:t>
-      </w:r>
-    </w:p>
-    <w:p>
-      <w:pPr>
-        <w:spacing w:line="336" w:lineRule="auto" w:after="180"/>
-      </w:pPr>
-      <w:r>
-        <w:rPr>
-          <w:b w:val="0"/>
-        </w:rPr>
-        <w:t>Return to this week and explain what you changed.</w:t>
-      </w:r>
-    </w:p>
-    <w:p>
-      <w:pPr>
-        <w:pStyle w:val="Heading3"/>
-      </w:pPr>
-      <w:r>
-        <w:t>Predict, run and debug</w:t>
-      </w:r>
-    </w:p>
-    <w:p>
-      <w:pPr>
-        <w:spacing w:line="336" w:lineRule="auto" w:after="180"/>
-      </w:pPr>
-      <w:r>
-        <w:rPr>
-          <w:b w:val="0"/>
-        </w:rPr>
-        <w:t xml:space="preserve">The browser lab lets you edit the supported Python examples already included in this lesson. Predict first, run, inspect the actual </w:t>
-      </w:r>
-      <w:r>
-        <w:rPr>
-          <w:b/>
-        </w:rPr>
-        <w:t>output</w:t>
-      </w:r>
-      <w:r>
-        <w:rPr>
-          <w:b w:val="0"/>
-        </w:rPr>
-        <w:t xml:space="preserve"> or error, change one </w:t>
-      </w:r>
-      <w:r>
-        <w:rPr>
-          <w:b/>
-        </w:rPr>
-        <w:t>input</w:t>
-      </w:r>
-      <w:r>
-        <w:rPr>
-          <w:b w:val="0"/>
-        </w:rPr>
-        <w:t>, then run again.</w:t>
-      </w:r>
-    </w:p>
-    <w:p>
-      <w:pPr>
-        <w:spacing w:line="336" w:lineRule="auto" w:after="180"/>
-      </w:pPr>
-      <w:r>
-        <w:rPr>
-          <w:b w:val="0"/>
-        </w:rPr>
-        <w:t xml:space="preserve">Keep code, </w:t>
-      </w:r>
-      <w:r>
-        <w:rPr>
-          <w:b/>
-        </w:rPr>
-        <w:t>prediction</w:t>
-      </w:r>
-      <w:r>
-        <w:rPr>
-          <w:b w:val="0"/>
-        </w:rPr>
-        <w:t>s, actual results and a reasoned revision together. On paper, label your result as a trace rather than an execution.</w:t>
-      </w:r>
-    </w:p>
-    <w:p>
-      <w:pPr>
-        <w:pStyle w:val="Heading3"/>
-      </w:pPr>
-      <w:r>
         <w:t>Keep your completed work</w:t>
       </w:r>
     </w:p>
     <w:p>
       <w:pPr>
-        <w:spacing w:line="336" w:lineRule="auto" w:after="180"/>
-      </w:pPr>
-      <w:r>
-        <w:rPr>
-          <w:b w:val="0"/>
-        </w:rPr>
-        <w:t xml:space="preserve">Use Download completed work in the hosted lesson to export your answers, reflections, practice feedback and code-run </w:t>
-      </w:r>
-      <w:r>
-        <w:rPr>
-          <w:b/>
-        </w:rPr>
-        <w:t>evidence</w:t>
-      </w:r>
-      <w:r>
-        <w:rPr>
-          <w:b w:val="0"/>
-        </w:rPr>
-        <w:t>. Open the HTML copy to read or print it.</w:t>
-      </w:r>
-    </w:p>
-    <w:p>
-      <w:pPr>
-        <w:spacing w:line="336" w:lineRule="auto" w:after="180"/>
-      </w:pPr>
-      <w:r>
-        <w:rPr>
-          <w:b w:val="0"/>
-        </w:rPr>
-        <w:t>Drafts stay in this browser when storage is available; clear drafts on a shared device.</w:t>
-      </w:r>
-    </w:p>
-    <w:p>
-      <w:pPr>
-        <w:pStyle w:val="Heading3"/>
-      </w:pPr>
-      <w:r>
-        <w:t>What I repaired, the evidence I kept and the next test</w:t>
-      </w:r>
-    </w:p>
-    <w:p>
-      <w:r>
-        <w:t>________________________________________________________________</w:t>
-      </w:r>
-    </w:p>
-    <w:p>
-      <w:r>
-        <w:t>________________________________________________________________</w:t>
-      </w:r>
-    </w:p>
-    <w:p>
-      <w:r>
-        <w:t>________________________________________________________________</w:t>
-      </w:r>
-    </w:p>
-    <w:p>
-      <w:r>
-        <w:t>________________________________________________________________</w:t>
-      </w:r>
-    </w:p>
-    <w:p>
-      <w:r>
-        <w:t>________________________________________________________________</w:t>
-      </w:r>
-    </w:p>
-    <w:p>
-      <w:pPr>
         <w:pStyle w:val="Heading1"/>
       </w:pPr>
       <w:r>
-        <w:t>21. Visual concept journey</w:t>
-      </w:r>
-    </w:p>
-    <w:p>
-      <w:r>
-        <w:t>Explain each Similarity by Selected Traits picture from its labels, then record a relevant limit.</w:t>
-      </w:r>
-    </w:p>
-    <w:p>
-      <w:pPr>
-        <w:pStyle w:val="Heading3"/>
+        <w:t>21. Reference · Six-picture response sheets</w:t>
+      </w:r>
+    </w:p>
+    <w:p>
+      <w:r>
+        <w:t>Choose the image that helps rather than repeating all six.</w:t>
+      </w:r>
+    </w:p>
+    <w:p>
+      <w:pPr>
+        <w:pStyle w:val="Heading2"/>
       </w:pPr>
       <w:r>
         <w:t>01. Similarity by Selected Traits: the case</w:t>
@@ -2958,7 +2991,6 @@
     <w:p>
       <w:pPr>
         <w:spacing w:line="336" w:lineRule="auto" w:after="180"/>
-        <w:shd w:fill="F5F1FB"/>
       </w:pPr>
       <w:r>
         <w:rPr>
@@ -2997,7 +3029,7 @@
     </w:p>
     <w:p>
       <w:pPr>
-        <w:pStyle w:val="Heading3"/>
+        <w:pStyle w:val="Heading2"/>
       </w:pPr>
       <w:r>
         <w:t>02. Follow the deciding steps</w:t>
@@ -3095,7 +3127,6 @@
     <w:p>
       <w:pPr>
         <w:spacing w:line="336" w:lineRule="auto" w:after="180"/>
-        <w:shd w:fill="F5F1FB"/>
       </w:pPr>
       <w:r>
         <w:rPr>
@@ -3146,7 +3177,7 @@
     </w:p>
     <w:p>
       <w:pPr>
-        <w:pStyle w:val="Heading3"/>
+        <w:pStyle w:val="Heading2"/>
       </w:pPr>
       <w:r>
         <w:t>03. Toy feature positions</w:t>
@@ -3226,7 +3257,6 @@
     <w:p>
       <w:pPr>
         <w:spacing w:line="336" w:lineRule="auto" w:after="180"/>
-        <w:shd w:fill="F5F1FB"/>
       </w:pPr>
       <w:r>
         <w:rPr>
@@ -3265,7 +3295,7 @@
     </w:p>
     <w:p>
       <w:pPr>
-        <w:pStyle w:val="Heading3"/>
+        <w:pStyle w:val="Heading2"/>
       </w:pPr>
       <w:r>
         <w:t>04. Change one thing. Trace what follows.</w:t>
@@ -3368,7 +3398,6 @@
     <w:p>
       <w:pPr>
         <w:spacing w:line="336" w:lineRule="auto" w:after="180"/>
-        <w:shd w:fill="F5F1FB"/>
       </w:pPr>
       <w:r>
         <w:rPr>
@@ -3407,7 +3436,7 @@
     </w:p>
     <w:p>
       <w:pPr>
-        <w:pStyle w:val="Heading3"/>
+        <w:pStyle w:val="Heading2"/>
       </w:pPr>
       <w:r>
         <w:t>05. Connect the explanation to its limit</w:t>
@@ -3557,7 +3586,6 @@
     <w:p>
       <w:pPr>
         <w:spacing w:line="336" w:lineRule="auto" w:after="180"/>
-        <w:shd w:fill="F5F1FB"/>
       </w:pPr>
       <w:r>
         <w:rPr>
@@ -3596,7 +3624,7 @@
     </w:p>
     <w:p>
       <w:pPr>
-        <w:pStyle w:val="Heading3"/>
+        <w:pStyle w:val="Heading2"/>
       </w:pPr>
       <w:r>
         <w:t>06. Make the idea visible in your project</w:t>
@@ -3675,7 +3703,6 @@
     <w:p>
       <w:pPr>
         <w:spacing w:line="336" w:lineRule="auto" w:after="180"/>
-        <w:shd w:fill="F5F1FB"/>
       </w:pPr>
       <w:r>
         <w:rPr>
@@ -3722,6 +3749,62 @@
     <w:p>
       <w:r>
         <w:t>________________________________________________________________</w:t>
+      </w:r>
+    </w:p>
+    <w:p>
+      <w:pPr>
+        <w:pStyle w:val="Heading2"/>
+      </w:pPr>
+      <w:r>
+        <w:t>Earlier wording, alternatives and picture transcripts · reference / check after trying</w:t>
+      </w:r>
+    </w:p>
+    <w:p>
+      <w:pPr>
+        <w:pStyle w:val="Heading3"/>
+      </w:pPr>
+      <w:r>
+        <w:t>01. Similarity by Selected Traits: the case</w:t>
+      </w:r>
+    </w:p>
+    <w:p>
+      <w:pPr>
+        <w:pStyle w:val="Heading3"/>
+      </w:pPr>
+      <w:r>
+        <w:t>02. Follow the deciding steps</w:t>
+      </w:r>
+    </w:p>
+    <w:p>
+      <w:pPr>
+        <w:pStyle w:val="Heading3"/>
+      </w:pPr>
+      <w:r>
+        <w:t>03. Toy feature positions</w:t>
+      </w:r>
+    </w:p>
+    <w:p>
+      <w:pPr>
+        <w:pStyle w:val="Heading3"/>
+      </w:pPr>
+      <w:r>
+        <w:t>04. Change one thing. Trace what follows.</w:t>
+      </w:r>
+    </w:p>
+    <w:p>
+      <w:pPr>
+        <w:pStyle w:val="Heading3"/>
+      </w:pPr>
+      <w:r>
+        <w:t>05. Connect the explanation to its limit</w:t>
+      </w:r>
+    </w:p>
+    <w:p>
+      <w:pPr>
+        <w:pStyle w:val="Heading3"/>
+      </w:pPr>
+      <w:r>
+        <w:t>06. Make the idea visible in your project</w:t>
       </w:r>
     </w:p>
     <w:sectPr>
